--- a/12-通用拓扑结构/07-其他拓扑/环形结构/环形结构.docx
+++ b/12-通用拓扑结构/07-其他拓扑/环形结构/环形结构.docx
@@ -1914,6 +1914,20 @@
     </w:p>
     <w:bookmarkEnd w:id="26"/>
     <w:bookmarkEnd w:id="27"/>
+    <w:p>
+      <w:pPr>
+        <w:spacing w:before="360"/>
+        <w:jc w:val="center"/>
+      </w:pPr>
+      <w:r>
+        <w:rPr>
+          <w:rFonts w:ascii="Times New Roman" w:hAnsi="Times New Roman"/>
+          <w:color w:val="555555"/>
+          <w:sz w:val="21"/>
+        </w:rPr>
+        <w:t>材料收集者：杜文杰</w:t>
+      </w:r>
+    </w:p>
     <w:sectPr>
       <w:headerReference r:id="rId9" w:type="default"/>
       <w:footerReference r:id="rId10" w:type="default"/>

--- a/12-通用拓扑结构/07-其他拓扑/环形结构/环形结构.docx
+++ b/12-通用拓扑结构/07-其他拓扑/环形结构/环形结构.docx
@@ -1,6 +1,6 @@
 
 <file path=word/document.xml><?xml version="1.0" encoding="utf-8"?>
-<w:document xmlns:w="http://schemas.openxmlformats.org/wordprocessingml/2006/main" xmlns:m="http://schemas.openxmlformats.org/officeDocument/2006/math" xmlns:r="http://schemas.openxmlformats.org/officeDocument/2006/relationships" xmlns:o="urn:schemas-microsoft-com:office:office" xmlns:v="urn:schemas-microsoft-com:vml" xmlns:w10="urn:schemas-microsoft-com:office:word" xmlns:a="http://schemas.openxmlformats.org/drawingml/2006/main" xmlns:pic="http://schemas.openxmlformats.org/drawingml/2006/picture" xmlns:wp="http://schemas.openxmlformats.org/drawingml/2006/wordprocessingDrawing">
+<w:document xmlns:m="http://schemas.openxmlformats.org/officeDocument/2006/math" xmlns:r="http://schemas.openxmlformats.org/officeDocument/2006/relationships" xmlns:w="http://schemas.openxmlformats.org/wordprocessingml/2006/main" xmlns:o="urn:schemas-microsoft-com:office:office" xmlns:v="urn:schemas-microsoft-com:vml" xmlns:w10="urn:schemas-microsoft-com:office:word" xmlns:a="http://schemas.openxmlformats.org/drawingml/2006/main" xmlns:pic="http://schemas.openxmlformats.org/drawingml/2006/picture" xmlns:wp="http://schemas.openxmlformats.org/drawingml/2006/wordprocessingDrawing">
   <w:body>
     <w:bookmarkStart w:id="27" w:name="环形结构"/>
     <w:p>
@@ -9,7 +9,7 @@
       </w:pPr>
       <w:r>
         <w:rPr>
-          <w:rFonts w:hint="eastAsia"/>
+          <w:rFonts w:hint="eastAsia" w:eastAsia="黑体"/>
         </w:rPr>
         <w:t xml:space="preserve">环形结构</w:t>
       </w:r>
@@ -21,7 +21,7 @@
       </w:pPr>
       <w:r>
         <w:rPr>
-          <w:rFonts w:hint="eastAsia"/>
+          <w:rFonts w:hint="eastAsia" w:eastAsia="黑体"/>
         </w:rPr>
         <w:t xml:space="preserve">拓扑描述</w:t>
       </w:r>
@@ -32,31 +32,40 @@
       </w:pPr>
       <w:r>
         <w:rPr>
-          <w:rFonts w:hint="eastAsia"/>
+          <w:rFonts w:hint="eastAsia" w:eastAsia="黑体"/>
         </w:rPr>
         <w:t xml:space="preserve">本结构由</w:t>
       </w:r>
       <w:r>
+        <w:rPr>
+          <w:rFonts w:eastAsia="黑体"/>
+        </w:rPr>
         <w:t xml:space="preserve"> </w:t>
       </w:r>
       <w:r>
         <w:rPr>
-          <w:rFonts w:hint="eastAsia"/>
+          <w:rFonts w:hint="eastAsia" w:eastAsia="黑体"/>
           <w:b/>
           <w:bCs/>
         </w:rPr>
         <w:t xml:space="preserve">多个节点沿一闭合环依次相连</w:t>
       </w:r>
       <w:r>
+        <w:rPr>
+          <w:rFonts w:eastAsia="黑体"/>
+        </w:rPr>
         <w:t xml:space="preserve"> </w:t>
       </w:r>
       <w:r>
         <w:rPr>
-          <w:rFonts w:hint="eastAsia"/>
+          <w:rFonts w:hint="eastAsia" w:eastAsia="黑体"/>
         </w:rPr>
         <w:t xml:space="preserve">构成，各段支路含电阻</w:t>
       </w:r>
       <w:r>
+        <w:rPr>
+          <w:rFonts w:eastAsia="黑体"/>
+        </w:rPr>
         <w:t xml:space="preserve"> </w:t>
       </w:r>
       <m:oMath>
@@ -74,6 +83,9 @@
         </m:sSub>
       </m:oMath>
       <w:r>
+        <w:rPr>
+          <w:rFonts w:eastAsia="黑体"/>
+        </w:rPr>
         <w:t xml:space="preserve">、</w:t>
       </w:r>
       <m:oMath>
@@ -91,15 +103,21 @@
         </m:sSub>
       </m:oMath>
       <w:r>
+        <w:rPr>
+          <w:rFonts w:eastAsia="黑体"/>
+        </w:rPr>
         <w:t xml:space="preserve">、… </w:t>
       </w:r>
       <w:r>
         <w:rPr>
-          <w:rFonts w:hint="eastAsia"/>
+          <w:rFonts w:hint="eastAsia" w:eastAsia="黑体"/>
         </w:rPr>
         <w:t xml:space="preserve">或反相延迟级</w:t>
       </w:r>
       <w:r>
+        <w:rPr>
+          <w:rFonts w:eastAsia="黑体"/>
+        </w:rPr>
         <w:t xml:space="preserve"> </w:t>
       </w:r>
       <m:oMath>
@@ -117,6 +135,9 @@
         </m:sSub>
       </m:oMath>
       <w:r>
+        <w:rPr>
+          <w:rFonts w:eastAsia="黑体"/>
+        </w:rPr>
         <w:t xml:space="preserve">、</w:t>
       </w:r>
       <m:oMath>
@@ -134,15 +155,21 @@
         </m:sSub>
       </m:oMath>
       <w:r>
+        <w:rPr>
+          <w:rFonts w:eastAsia="黑体"/>
+        </w:rPr>
         <w:t xml:space="preserve">、… </w:t>
       </w:r>
       <w:r>
         <w:rPr>
-          <w:rFonts w:hint="eastAsia"/>
+          <w:rFonts w:hint="eastAsia" w:eastAsia="黑体"/>
         </w:rPr>
         <w:t xml:space="preserve">等元件，最后一个节点回接第一个节点形成闭环。关键节点命名如下：各环节点</w:t>
       </w:r>
       <w:r>
+        <w:rPr>
+          <w:rFonts w:eastAsia="黑体"/>
+        </w:rPr>
         <w:t xml:space="preserve"> </w:t>
       </w:r>
       <m:oMath>
@@ -160,6 +187,9 @@
         </m:sSub>
       </m:oMath>
       <w:r>
+        <w:rPr>
+          <w:rFonts w:eastAsia="黑体"/>
+        </w:rPr>
         <w:t xml:space="preserve">、</w:t>
       </w:r>
       <m:oMath>
@@ -177,6 +207,9 @@
         </m:sSub>
       </m:oMath>
       <w:r>
+        <w:rPr>
+          <w:rFonts w:eastAsia="黑体"/>
+        </w:rPr>
         <w:t xml:space="preserve">、…、</w:t>
       </w:r>
       <m:oMath>
@@ -194,15 +227,21 @@
         </m:sSub>
       </m:oMath>
       <w:r>
+        <w:rPr>
+          <w:rFonts w:eastAsia="黑体"/>
+        </w:rPr>
         <w:t xml:space="preserve"> </w:t>
       </w:r>
       <w:r>
         <w:rPr>
-          <w:rFonts w:hint="eastAsia"/>
+          <w:rFonts w:hint="eastAsia" w:eastAsia="黑体"/>
         </w:rPr>
         <w:t xml:space="preserve">依次沿环分布，环输入/引出节点</w:t>
       </w:r>
       <w:r>
+        <w:rPr>
+          <w:rFonts w:eastAsia="黑体"/>
+        </w:rPr>
         <w:t xml:space="preserve"> </w:t>
       </w:r>
       <m:oMath>
@@ -226,15 +265,21 @@
         </m:sSub>
       </m:oMath>
       <w:r>
+        <w:rPr>
+          <w:rFonts w:eastAsia="黑体"/>
+        </w:rPr>
         <w:t xml:space="preserve"> </w:t>
       </w:r>
       <w:r>
         <w:rPr>
-          <w:rFonts w:hint="eastAsia"/>
+          <w:rFonts w:hint="eastAsia" w:eastAsia="黑体"/>
         </w:rPr>
         <w:t xml:space="preserve">为信号或功率的接入点，地（或参考）节点</w:t>
       </w:r>
       <w:r>
+        <w:rPr>
+          <w:rFonts w:eastAsia="黑体"/>
+        </w:rPr>
         <w:t xml:space="preserve"> </w:t>
       </w:r>
       <m:oMath>
@@ -249,11 +294,14 @@
         </m:r>
       </m:oMath>
       <w:r>
+        <w:rPr>
+          <w:rFonts w:eastAsia="黑体"/>
+        </w:rPr>
         <w:t xml:space="preserve"> </w:t>
       </w:r>
       <w:r>
         <w:rPr>
-          <w:rFonts w:hint="eastAsia"/>
+          <w:rFonts w:hint="eastAsia" w:eastAsia="黑体"/>
         </w:rPr>
         <w:t xml:space="preserve">为各段回路的公共参考。</w:t>
       </w:r>
@@ -262,20 +310,26 @@
       <w:pPr/>
       <w:r>
         <w:rPr>
-          <w:rFonts w:hint="eastAsia"/>
+          <w:rFonts w:hint="eastAsia" w:eastAsia="黑体"/>
         </w:rPr>
         <w:t xml:space="preserve">各支路连接：环上第</w:t>
       </w:r>
       <w:r>
+        <w:rPr>
+          <w:rFonts w:eastAsia="黑体"/>
+        </w:rPr>
         <w:t xml:space="preserve"> 1 </w:t>
       </w:r>
       <w:r>
         <w:rPr>
-          <w:rFonts w:hint="eastAsia"/>
+          <w:rFonts w:hint="eastAsia" w:eastAsia="黑体"/>
         </w:rPr>
         <w:t xml:space="preserve">段支路一端接节点</w:t>
       </w:r>
       <w:r>
+        <w:rPr>
+          <w:rFonts w:eastAsia="黑体"/>
+        </w:rPr>
         <w:t xml:space="preserve"> </w:t>
       </w:r>
       <m:oMath>
@@ -294,11 +348,14 @@
       </m:oMath>
       <w:r>
         <w:rPr>
-          <w:rFonts w:hint="eastAsia"/>
+          <w:rFonts w:hint="eastAsia" w:eastAsia="黑体"/>
         </w:rPr>
         <w:t xml:space="preserve">、另一端接节点</w:t>
       </w:r>
       <w:r>
+        <w:rPr>
+          <w:rFonts w:eastAsia="黑体"/>
+        </w:rPr>
         <w:t xml:space="preserve"> </w:t>
       </w:r>
       <m:oMath>
@@ -317,11 +374,14 @@
       </m:oMath>
       <w:r>
         <w:rPr>
-          <w:rFonts w:hint="eastAsia"/>
+          <w:rFonts w:hint="eastAsia" w:eastAsia="黑体"/>
         </w:rPr>
         <w:t xml:space="preserve">（支路电阻</w:t>
       </w:r>
       <w:r>
+        <w:rPr>
+          <w:rFonts w:eastAsia="黑体"/>
+        </w:rPr>
         <w:t xml:space="preserve"> </w:t>
       </w:r>
       <m:oMath>
@@ -339,15 +399,21 @@
         </m:sSub>
       </m:oMath>
       <w:r>
+        <w:rPr>
+          <w:rFonts w:eastAsia="黑体"/>
+        </w:rPr>
         <w:t xml:space="preserve"> </w:t>
       </w:r>
       <w:r>
         <w:rPr>
-          <w:rFonts w:hint="eastAsia"/>
+          <w:rFonts w:hint="eastAsia" w:eastAsia="黑体"/>
         </w:rPr>
         <w:t xml:space="preserve">或反相级</w:t>
       </w:r>
       <w:r>
+        <w:rPr>
+          <w:rFonts w:eastAsia="黑体"/>
+        </w:rPr>
         <w:t xml:space="preserve"> </w:t>
       </w:r>
       <m:oMath>
@@ -365,24 +431,33 @@
         </m:sSub>
       </m:oMath>
       <w:r>
+        <w:rPr>
+          <w:rFonts w:eastAsia="黑体"/>
+        </w:rPr>
         <w:t xml:space="preserve"> </w:t>
       </w:r>
       <w:r>
         <w:rPr>
-          <w:rFonts w:hint="eastAsia"/>
+          <w:rFonts w:hint="eastAsia" w:eastAsia="黑体"/>
         </w:rPr>
         <w:t xml:space="preserve">的输入输出），第</w:t>
       </w:r>
       <w:r>
+        <w:rPr>
+          <w:rFonts w:eastAsia="黑体"/>
+        </w:rPr>
         <w:t xml:space="preserve"> 2 </w:t>
       </w:r>
       <w:r>
         <w:rPr>
-          <w:rFonts w:hint="eastAsia"/>
+          <w:rFonts w:hint="eastAsia" w:eastAsia="黑体"/>
         </w:rPr>
         <w:t xml:space="preserve">段一端接</w:t>
       </w:r>
       <w:r>
+        <w:rPr>
+          <w:rFonts w:eastAsia="黑体"/>
+        </w:rPr>
         <w:t xml:space="preserve"> </w:t>
       </w:r>
       <m:oMath>
@@ -401,11 +476,14 @@
       </m:oMath>
       <w:r>
         <w:rPr>
-          <w:rFonts w:hint="eastAsia"/>
+          <w:rFonts w:hint="eastAsia" w:eastAsia="黑体"/>
         </w:rPr>
         <w:t xml:space="preserve">、另一端接</w:t>
       </w:r>
       <w:r>
+        <w:rPr>
+          <w:rFonts w:eastAsia="黑体"/>
+        </w:rPr>
         <w:t xml:space="preserve"> </w:t>
       </w:r>
       <m:oMath>
@@ -424,7 +502,7 @@
       </m:oMath>
       <w:r>
         <w:rPr>
-          <w:rFonts w:hint="eastAsia"/>
+          <w:rFonts w:hint="eastAsia" w:eastAsia="黑体"/>
         </w:rPr>
         <w:t xml:space="preserve">（</w:t>
       </w:r>
@@ -443,15 +521,21 @@
         </m:sSub>
       </m:oMath>
       <w:r>
+        <w:rPr>
+          <w:rFonts w:eastAsia="黑体"/>
+        </w:rPr>
         <w:t xml:space="preserve"> </w:t>
       </w:r>
       <w:r>
         <w:rPr>
-          <w:rFonts w:hint="eastAsia"/>
+          <w:rFonts w:hint="eastAsia" w:eastAsia="黑体"/>
         </w:rPr>
         <w:t xml:space="preserve">或</w:t>
       </w:r>
       <w:r>
+        <w:rPr>
+          <w:rFonts w:eastAsia="黑体"/>
+        </w:rPr>
         <w:t xml:space="preserve"> </w:t>
       </w:r>
       <m:oMath>
@@ -470,11 +554,14 @@
       </m:oMath>
       <w:r>
         <w:rPr>
-          <w:rFonts w:hint="eastAsia"/>
+          <w:rFonts w:hint="eastAsia" w:eastAsia="黑体"/>
         </w:rPr>
         <w:t xml:space="preserve">），依此类推；最后一段从节点</w:t>
       </w:r>
       <w:r>
+        <w:rPr>
+          <w:rFonts w:eastAsia="黑体"/>
+        </w:rPr>
         <w:t xml:space="preserve"> </w:t>
       </w:r>
       <m:oMath>
@@ -492,15 +579,21 @@
         </m:sSub>
       </m:oMath>
       <w:r>
+        <w:rPr>
+          <w:rFonts w:eastAsia="黑体"/>
+        </w:rPr>
         <w:t xml:space="preserve"> </w:t>
       </w:r>
       <w:r>
         <w:rPr>
-          <w:rFonts w:hint="eastAsia"/>
+          <w:rFonts w:hint="eastAsia" w:eastAsia="黑体"/>
         </w:rPr>
         <w:t xml:space="preserve">回接到起始节点</w:t>
       </w:r>
       <w:r>
+        <w:rPr>
+          <w:rFonts w:eastAsia="黑体"/>
+        </w:rPr>
         <w:t xml:space="preserve"> </w:t>
       </w:r>
       <m:oMath>
@@ -519,11 +612,14 @@
       </m:oMath>
       <w:r>
         <w:rPr>
-          <w:rFonts w:hint="eastAsia"/>
+          <w:rFonts w:hint="eastAsia" w:eastAsia="黑体"/>
         </w:rPr>
         <w:t xml:space="preserve">，使整条环闭合。对于环形振荡器，奇数个反相级</w:t>
       </w:r>
       <w:r>
+        <w:rPr>
+          <w:rFonts w:eastAsia="黑体"/>
+        </w:rPr>
         <w:t xml:space="preserve"> </w:t>
       </w:r>
       <m:oMath>
@@ -541,6 +637,9 @@
         </m:sSub>
       </m:oMath>
       <w:r>
+        <w:rPr>
+          <w:rFonts w:eastAsia="黑体"/>
+        </w:rPr>
         <w:t xml:space="preserve">、</w:t>
       </w:r>
       <m:oMath>
@@ -558,6 +657,9 @@
         </m:sSub>
       </m:oMath>
       <w:r>
+        <w:rPr>
+          <w:rFonts w:eastAsia="黑体"/>
+        </w:rPr>
         <w:t xml:space="preserve">、…、</w:t>
       </w:r>
       <m:oMath>
@@ -575,11 +677,14 @@
         </m:sSub>
       </m:oMath>
       <w:r>
+        <w:rPr>
+          <w:rFonts w:eastAsia="黑体"/>
+        </w:rPr>
         <w:t xml:space="preserve"> </w:t>
       </w:r>
       <w:r>
         <w:rPr>
-          <w:rFonts w:hint="eastAsia"/>
+          <w:rFonts w:hint="eastAsia" w:eastAsia="黑体"/>
         </w:rPr>
         <w:t xml:space="preserve">首尾串联成环后无法锁定而持续振荡；对于电源/网络环，任何中间段断开支路都可让电流沿环的另一方向绕行到故障点另一端。</w:t>
       </w:r>
@@ -588,7 +693,7 @@
       <w:pPr/>
       <w:r>
         <w:rPr>
-          <w:rFonts w:hint="eastAsia"/>
+          <w:rFonts w:hint="eastAsia" w:eastAsia="黑体"/>
         </w:rPr>
         <w:t xml:space="preserve">组态上，这是信号或功率沿单一闭合环路依次传递、末节点回接首节点的环形组态，用于闭环控制、环形振荡器、令牌环网络与环形配电网。</w:t>
       </w:r>
@@ -601,7 +706,7 @@
       </w:pPr>
       <w:r>
         <w:rPr>
-          <w:rFonts w:hint="eastAsia"/>
+          <w:rFonts w:hint="eastAsia" w:eastAsia="黑体"/>
         </w:rPr>
         <w:t xml:space="preserve">工作原理</w:t>
       </w:r>
@@ -612,7 +717,7 @@
       </w:pPr>
       <w:r>
         <w:rPr>
-          <w:rFonts w:hint="eastAsia"/>
+          <w:rFonts w:hint="eastAsia" w:eastAsia="黑体"/>
         </w:rPr>
         <w:t xml:space="preserve">信号沿环按固定方向逐节点传递，环内存在反馈闭合回路。对于环形振荡器，奇数个反相级串联反馈后无法稳定，从而产生持续振荡；对于环形网络，任一支路故障可沿另一方向绕行。</w:t>
       </w:r>
@@ -625,7 +730,7 @@
       </w:pPr>
       <w:r>
         <w:rPr>
-          <w:rFonts w:hint="eastAsia"/>
+          <w:rFonts w:hint="eastAsia" w:eastAsia="黑体"/>
         </w:rPr>
         <w:t xml:space="preserve">关键计算公式</w:t>
       </w:r>
@@ -636,20 +741,26 @@
       </w:pPr>
       <w:r>
         <w:rPr>
-          <w:rFonts w:hint="eastAsia"/>
+          <w:rFonts w:hint="eastAsia" w:eastAsia="黑体"/>
         </w:rPr>
         <w:t xml:space="preserve">环形振荡器振荡频率（N</w:t>
       </w:r>
       <w:r>
+        <w:rPr>
+          <w:rFonts w:eastAsia="黑体"/>
+        </w:rPr>
         <w:t xml:space="preserve"> </w:t>
       </w:r>
       <w:r>
         <w:rPr>
-          <w:rFonts w:hint="eastAsia"/>
+          <w:rFonts w:hint="eastAsia" w:eastAsia="黑体"/>
         </w:rPr>
         <w:t xml:space="preserve">级反相器、每级延迟</w:t>
       </w:r>
       <w:r>
+        <w:rPr>
+          <w:rFonts w:eastAsia="黑体"/>
+        </w:rPr>
         <w:t xml:space="preserve"> </w:t>
       </w:r>
       <m:oMath>
@@ -668,7 +779,7 @@
       </m:oMath>
       <w:r>
         <w:rPr>
-          <w:rFonts w:hint="eastAsia"/>
+          <w:rFonts w:hint="eastAsia" w:eastAsia="黑体"/>
         </w:rPr>
         <w:t xml:space="preserve">）：</w:t>
       </w:r>
@@ -740,16 +851,19 @@
       </w:pPr>
       <w:r>
         <w:rPr>
-          <w:rFonts w:hint="eastAsia"/>
+          <w:rFonts w:hint="eastAsia" w:eastAsia="黑体"/>
         </w:rPr>
         <w:t xml:space="preserve">环形振荡器（奇数</w:t>
       </w:r>
       <w:r>
+        <w:rPr>
+          <w:rFonts w:eastAsia="黑体"/>
+        </w:rPr>
         <w:t xml:space="preserve"> N </w:t>
       </w:r>
       <w:r>
         <w:rPr>
-          <w:rFonts w:hint="eastAsia"/>
+          <w:rFonts w:hint="eastAsia" w:eastAsia="黑体"/>
         </w:rPr>
         <w:t xml:space="preserve">级）总相移：</w:t>
       </w:r>
@@ -827,7 +941,7 @@
       </w:pPr>
       <w:r>
         <w:rPr>
-          <w:rFonts w:hint="eastAsia"/>
+          <w:rFonts w:hint="eastAsia" w:eastAsia="黑体"/>
         </w:rPr>
         <w:t xml:space="preserve">环路上的总电阻（各段串联）：</w:t>
       </w:r>
@@ -919,7 +1033,7 @@
       </w:pPr>
       <w:r>
         <w:rPr>
-          <w:rFonts w:hint="eastAsia"/>
+          <w:rFonts w:hint="eastAsia" w:eastAsia="黑体"/>
         </w:rPr>
         <w:t xml:space="preserve">闭合环路电压和（基尔霍夫）：</w:t>
       </w:r>
@@ -1018,7 +1132,7 @@
             </w:pPr>
             <w:r>
               <w:rPr>
-                <w:rFonts w:hint="eastAsia"/>
+                <w:rFonts w:hint="eastAsia" w:eastAsia="黑体"/>
               </w:rPr>
               <w:t xml:space="preserve">符号</w:t>
             </w:r>
@@ -1032,7 +1146,7 @@
             </w:pPr>
             <w:r>
               <w:rPr>
-                <w:rFonts w:hint="eastAsia"/>
+                <w:rFonts w:hint="eastAsia" w:eastAsia="黑体"/>
               </w:rPr>
               <w:t xml:space="preserve">含义</w:t>
             </w:r>
@@ -1046,7 +1160,7 @@
             </w:pPr>
             <w:r>
               <w:rPr>
-                <w:rFonts w:hint="eastAsia"/>
+                <w:rFonts w:hint="eastAsia" w:eastAsia="黑体"/>
               </w:rPr>
               <w:t xml:space="preserve">单位</w:t>
             </w:r>
@@ -1066,6 +1180,9 @@
               </m:r>
             </m:oMath>
             <w:r>
+              <w:rPr>
+                <w:rFonts w:eastAsia="黑体"/>
+              </w:rPr>
               <w:t xml:space="preserve">​</w:t>
             </w:r>
           </w:p>
@@ -1078,7 +1195,7 @@
             </w:pPr>
             <w:r>
               <w:rPr>
-                <w:rFonts w:hint="eastAsia"/>
+                <w:rFonts w:hint="eastAsia" w:eastAsia="黑体"/>
               </w:rPr>
               <w:t xml:space="preserve">反相级数（奇数）</w:t>
             </w:r>
@@ -1092,7 +1209,7 @@
             </w:pPr>
             <w:r>
               <w:rPr>
-                <w:rFonts w:hint="eastAsia"/>
+                <w:rFonts w:hint="eastAsia" w:eastAsia="黑体"/>
               </w:rPr>
               <w:t xml:space="preserve">无量纲</w:t>
             </w:r>
@@ -1121,6 +1238,9 @@
               </m:sSub>
             </m:oMath>
             <w:r>
+              <w:rPr>
+                <w:rFonts w:eastAsia="黑体"/>
+              </w:rPr>
               <w:t xml:space="preserve">​</w:t>
             </w:r>
           </w:p>
@@ -1133,7 +1253,7 @@
             </w:pPr>
             <w:r>
               <w:rPr>
-                <w:rFonts w:hint="eastAsia"/>
+                <w:rFonts w:hint="eastAsia" w:eastAsia="黑体"/>
               </w:rPr>
               <w:t xml:space="preserve">单级门延迟</w:t>
             </w:r>
@@ -1146,6 +1266,9 @@
               <w:pStyle w:val="Compact"/>
             </w:pPr>
             <w:r>
+              <w:rPr>
+                <w:rFonts w:eastAsia="黑体"/>
+              </w:rPr>
               <w:t xml:space="preserve">s</w:t>
             </w:r>
           </w:p>
@@ -1173,6 +1296,9 @@
               </m:sSub>
             </m:oMath>
             <w:r>
+              <w:rPr>
+                <w:rFonts w:eastAsia="黑体"/>
+              </w:rPr>
               <w:t xml:space="preserve">​</w:t>
             </w:r>
           </w:p>
@@ -1185,7 +1311,7 @@
             </w:pPr>
             <w:r>
               <w:rPr>
-                <w:rFonts w:hint="eastAsia"/>
+                <w:rFonts w:hint="eastAsia" w:eastAsia="黑体"/>
               </w:rPr>
               <w:t xml:space="preserve">振荡频率</w:t>
             </w:r>
@@ -1198,6 +1324,9 @@
               <w:pStyle w:val="Compact"/>
             </w:pPr>
             <w:r>
+              <w:rPr>
+                <w:rFonts w:eastAsia="黑体"/>
+              </w:rPr>
               <w:t xml:space="preserve">Hz</w:t>
             </w:r>
           </w:p>
@@ -1225,6 +1354,9 @@
               </m:sSub>
             </m:oMath>
             <w:r>
+              <w:rPr>
+                <w:rFonts w:eastAsia="黑体"/>
+              </w:rPr>
               <w:t xml:space="preserve">​</w:t>
             </w:r>
           </w:p>
@@ -1237,7 +1369,7 @@
             </w:pPr>
             <w:r>
               <w:rPr>
-                <w:rFonts w:hint="eastAsia"/>
+                <w:rFonts w:hint="eastAsia" w:eastAsia="黑体"/>
               </w:rPr>
               <w:t xml:space="preserve">环上各段电阻</w:t>
             </w:r>
@@ -1250,6 +1382,9 @@
               <w:pStyle w:val="Compact"/>
             </w:pPr>
             <w:r>
+              <w:rPr>
+                <w:rFonts w:eastAsia="黑体"/>
+              </w:rPr>
               <w:t xml:space="preserve">Ω</w:t>
             </w:r>
           </w:p>
@@ -1277,6 +1412,9 @@
               </m:sSub>
             </m:oMath>
             <w:r>
+              <w:rPr>
+                <w:rFonts w:eastAsia="黑体"/>
+              </w:rPr>
               <w:t xml:space="preserve">​</w:t>
             </w:r>
           </w:p>
@@ -1289,7 +1427,7 @@
             </w:pPr>
             <w:r>
               <w:rPr>
-                <w:rFonts w:hint="eastAsia"/>
+                <w:rFonts w:hint="eastAsia" w:eastAsia="黑体"/>
               </w:rPr>
               <w:t xml:space="preserve">环上各段电压</w:t>
             </w:r>
@@ -1302,6 +1440,9 @@
               <w:pStyle w:val="Compact"/>
             </w:pPr>
             <w:r>
+              <w:rPr>
+                <w:rFonts w:eastAsia="黑体"/>
+              </w:rPr>
               <w:t xml:space="preserve">V</w:t>
             </w:r>
           </w:p>
@@ -1316,7 +1457,7 @@
       </w:pPr>
       <w:r>
         <w:rPr>
-          <w:rFonts w:hint="eastAsia"/>
+          <w:rFonts w:hint="eastAsia" w:eastAsia="黑体"/>
         </w:rPr>
         <w:t xml:space="preserve">元件调整影响</w:t>
       </w:r>
@@ -1331,7 +1472,7 @@
       </w:pPr>
       <w:r>
         <w:rPr>
-          <w:rFonts w:hint="eastAsia"/>
+          <w:rFonts w:hint="eastAsia" w:eastAsia="黑体"/>
           <w:b/>
           <w:bCs/>
         </w:rPr>
@@ -1339,6 +1480,7 @@
       </w:r>
       <w:r>
         <w:rPr>
+          <w:rFonts w:eastAsia="黑体"/>
           <w:b/>
           <w:bCs/>
         </w:rPr>
@@ -1360,21 +1502,27 @@
       </m:oMath>
       <w:r>
         <w:rPr>
-          <w:rFonts w:hint="eastAsia"/>
+          <w:rFonts w:hint="eastAsia" w:eastAsia="黑体"/>
           <w:b/>
           <w:bCs/>
         </w:rPr>
         <w:t xml:space="preserve">↓（更快器件）</w:t>
       </w:r>
       <w:r>
+        <w:rPr>
+          <w:rFonts w:eastAsia="黑体"/>
+        </w:rPr>
         <w:t xml:space="preserve"> </w:t>
       </w:r>
       <w:r>
+        <w:rPr>
+          <w:rFonts w:eastAsia="黑体"/>
+        </w:rPr>
         <w:t xml:space="preserve">→ </w:t>
       </w:r>
       <w:r>
         <w:rPr>
-          <w:rFonts w:hint="eastAsia"/>
+          <w:rFonts w:hint="eastAsia" w:eastAsia="黑体"/>
         </w:rPr>
         <w:t xml:space="preserve">振荡频率升高。</w:t>
       </w:r>
@@ -1389,7 +1537,7 @@
       </w:pPr>
       <w:r>
         <w:rPr>
-          <w:rFonts w:hint="eastAsia"/>
+          <w:rFonts w:hint="eastAsia" w:eastAsia="黑体"/>
           <w:b/>
           <w:bCs/>
         </w:rPr>
@@ -1397,20 +1545,27 @@
       </w:r>
       <w:r>
         <w:rPr>
+          <w:rFonts w:eastAsia="黑体"/>
           <w:b/>
           <w:bCs/>
         </w:rPr>
         <w:t xml:space="preserve"> N↑</w:t>
       </w:r>
       <w:r>
+        <w:rPr>
+          <w:rFonts w:eastAsia="黑体"/>
+        </w:rPr>
         <w:t xml:space="preserve"> </w:t>
       </w:r>
       <w:r>
+        <w:rPr>
+          <w:rFonts w:eastAsia="黑体"/>
+        </w:rPr>
         <w:t xml:space="preserve">→ </w:t>
       </w:r>
       <w:r>
         <w:rPr>
-          <w:rFonts w:hint="eastAsia"/>
+          <w:rFonts w:hint="eastAsia" w:eastAsia="黑体"/>
         </w:rPr>
         <w:t xml:space="preserve">振荡频率降低。</w:t>
       </w:r>
@@ -1425,21 +1580,27 @@
       </w:pPr>
       <w:r>
         <w:rPr>
-          <w:rFonts w:hint="eastAsia"/>
+          <w:rFonts w:hint="eastAsia" w:eastAsia="黑体"/>
           <w:b/>
           <w:bCs/>
         </w:rPr>
         <w:t xml:space="preserve">环形电源网络某支路断开</w:t>
       </w:r>
       <w:r>
+        <w:rPr>
+          <w:rFonts w:eastAsia="黑体"/>
+        </w:rPr>
         <w:t xml:space="preserve"> </w:t>
       </w:r>
       <w:r>
+        <w:rPr>
+          <w:rFonts w:eastAsia="黑体"/>
+        </w:rPr>
         <w:t xml:space="preserve">→ </w:t>
       </w:r>
       <w:r>
         <w:rPr>
-          <w:rFonts w:hint="eastAsia"/>
+          <w:rFonts w:hint="eastAsia" w:eastAsia="黑体"/>
         </w:rPr>
         <w:t xml:space="preserve">电流改由另一方向供电路径，可靠性提高。</w:t>
       </w:r>
@@ -1454,21 +1615,27 @@
       </w:pPr>
       <w:r>
         <w:rPr>
-          <w:rFonts w:hint="eastAsia"/>
+          <w:rFonts w:hint="eastAsia" w:eastAsia="黑体"/>
           <w:b/>
           <w:bCs/>
         </w:rPr>
         <w:t xml:space="preserve">环上某段电阻↑</w:t>
       </w:r>
       <w:r>
+        <w:rPr>
+          <w:rFonts w:eastAsia="黑体"/>
+        </w:rPr>
         <w:t xml:space="preserve"> </w:t>
       </w:r>
       <w:r>
+        <w:rPr>
+          <w:rFonts w:eastAsia="黑体"/>
+        </w:rPr>
         <w:t xml:space="preserve">→ </w:t>
       </w:r>
       <w:r>
         <w:rPr>
-          <w:rFonts w:hint="eastAsia"/>
+          <w:rFonts w:hint="eastAsia" w:eastAsia="黑体"/>
         </w:rPr>
         <w:t xml:space="preserve">该方向电流减小、电压降增大。</w:t>
       </w:r>
@@ -1481,7 +1648,7 @@
       </w:pPr>
       <w:r>
         <w:rPr>
-          <w:rFonts w:hint="eastAsia"/>
+          <w:rFonts w:hint="eastAsia" w:eastAsia="黑体"/>
         </w:rPr>
         <w:t xml:space="preserve">典型参数示例</w:t>
       </w:r>
@@ -1496,11 +1663,14 @@
       </w:pPr>
       <w:r>
         <w:rPr>
-          <w:rFonts w:hint="eastAsia"/>
+          <w:rFonts w:hint="eastAsia" w:eastAsia="黑体"/>
         </w:rPr>
         <w:t xml:space="preserve">取</w:t>
       </w:r>
       <w:r>
+        <w:rPr>
+          <w:rFonts w:eastAsia="黑体"/>
+        </w:rPr>
         <w:t xml:space="preserve"> </w:t>
       </w:r>
       <m:oMath>
@@ -1518,6 +1688,9 @@
         </m:r>
       </m:oMath>
       <w:r>
+        <w:rPr>
+          <w:rFonts w:eastAsia="黑体"/>
+        </w:rPr>
         <w:t xml:space="preserve">、</w:t>
       </w:r>
       <m:oMath>
@@ -1555,7 +1728,7 @@
       </m:oMath>
       <w:r>
         <w:rPr>
-          <w:rFonts w:hint="eastAsia"/>
+          <w:rFonts w:hint="eastAsia" w:eastAsia="黑体"/>
         </w:rPr>
         <w:t xml:space="preserve">：</w:t>
       </w:r>
@@ -1647,6 +1820,9 @@
         </m:r>
       </m:oMath>
       <w:r>
+        <w:rPr>
+          <w:rFonts w:eastAsia="黑体"/>
+        </w:rPr>
         <w:t xml:space="preserve">。</w:t>
       </w:r>
     </w:p>
@@ -1660,11 +1836,14 @@
       </w:pPr>
       <w:r>
         <w:rPr>
-          <w:rFonts w:hint="eastAsia"/>
+          <w:rFonts w:hint="eastAsia" w:eastAsia="黑体"/>
         </w:rPr>
         <w:t xml:space="preserve">环上各段电阻</w:t>
       </w:r>
       <w:r>
+        <w:rPr>
+          <w:rFonts w:eastAsia="黑体"/>
+        </w:rPr>
         <w:t xml:space="preserve"> </w:t>
       </w:r>
       <m:oMath>
@@ -1718,15 +1897,21 @@
         </m:sSub>
       </m:oMath>
       <w:r>
+        <w:rPr>
+          <w:rFonts w:eastAsia="黑体"/>
+        </w:rPr>
         <w:t xml:space="preserve"> </w:t>
       </w:r>
       <w:r>
         <w:rPr>
-          <w:rFonts w:hint="eastAsia"/>
+          <w:rFonts w:hint="eastAsia" w:eastAsia="黑体"/>
         </w:rPr>
         <w:t xml:space="preserve">可直接相加得到</w:t>
       </w:r>
       <w:r>
+        <w:rPr>
+          <w:rFonts w:eastAsia="黑体"/>
+        </w:rPr>
         <w:t xml:space="preserve"> </w:t>
       </w:r>
       <m:oMath>
@@ -1754,7 +1939,7 @@
       </m:oMath>
       <w:r>
         <w:rPr>
-          <w:rFonts w:hint="eastAsia"/>
+          <w:rFonts w:hint="eastAsia" w:eastAsia="黑体"/>
         </w:rPr>
         <w:t xml:space="preserve">（串联求和）。</w:t>
       </w:r>
@@ -1767,7 +1952,7 @@
       </w:pPr>
       <w:r>
         <w:rPr>
-          <w:rFonts w:hint="eastAsia"/>
+          <w:rFonts w:hint="eastAsia" w:eastAsia="黑体"/>
         </w:rPr>
         <w:t xml:space="preserve">常见器件型号</w:t>
       </w:r>
@@ -1782,7 +1967,7 @@
       </w:pPr>
       <w:r>
         <w:rPr>
-          <w:rFonts w:hint="eastAsia"/>
+          <w:rFonts w:hint="eastAsia" w:eastAsia="黑体"/>
         </w:rPr>
         <w:t xml:space="preserve">逻辑门：74HC04、CD4069（反相器，环形振荡器用）。</w:t>
       </w:r>
@@ -1797,7 +1982,7 @@
       </w:pPr>
       <w:r>
         <w:rPr>
-          <w:rFonts w:hint="eastAsia"/>
+          <w:rFonts w:hint="eastAsia" w:eastAsia="黑体"/>
         </w:rPr>
         <w:t xml:space="preserve">配电设备：环网柜、分段断路器。</w:t>
       </w:r>
@@ -1810,7 +1995,7 @@
       </w:pPr>
       <w:r>
         <w:rPr>
-          <w:rFonts w:hint="eastAsia"/>
+          <w:rFonts w:hint="eastAsia" w:eastAsia="黑体"/>
         </w:rPr>
         <w:t xml:space="preserve">注意事项</w:t>
       </w:r>
@@ -1825,7 +2010,7 @@
       </w:pPr>
       <w:r>
         <w:rPr>
-          <w:rFonts w:hint="eastAsia"/>
+          <w:rFonts w:hint="eastAsia" w:eastAsia="黑体"/>
         </w:rPr>
         <w:t xml:space="preserve">环形振荡器频率随温度、电压变化，精度低，多用于片上时钟或测试。</w:t>
       </w:r>
@@ -1840,7 +2025,7 @@
       </w:pPr>
       <w:r>
         <w:rPr>
-          <w:rFonts w:hint="eastAsia"/>
+          <w:rFonts w:hint="eastAsia" w:eastAsia="黑体"/>
         </w:rPr>
         <w:t xml:space="preserve">环形配电网故障后可绕行供电，但需保护与检测配合。</w:t>
       </w:r>
@@ -1855,7 +2040,7 @@
       </w:pPr>
       <w:r>
         <w:rPr>
-          <w:rFonts w:hint="eastAsia"/>
+          <w:rFonts w:hint="eastAsia" w:eastAsia="黑体"/>
         </w:rPr>
         <w:t xml:space="preserve">环上节点较多时延迟/压降累积，需计算最坏路径。</w:t>
       </w:r>
@@ -1868,7 +2053,7 @@
       </w:pPr>
       <w:r>
         <w:rPr>
-          <w:rFonts w:hint="eastAsia"/>
+          <w:rFonts w:hint="eastAsia" w:eastAsia="黑体"/>
         </w:rPr>
         <w:t xml:space="preserve">参考资料</w:t>
       </w:r>
@@ -1882,6 +2067,9 @@
         </w:numPr>
       </w:pPr>
       <w:r>
+        <w:rPr>
+          <w:rFonts w:eastAsia="黑体"/>
+        </w:rPr>
         <w:t xml:space="preserve">Wikipedia: Ring oscillator。</w:t>
       </w:r>
     </w:p>
@@ -1894,6 +2082,9 @@
         </w:numPr>
       </w:pPr>
       <w:r>
+        <w:rPr>
+          <w:rFonts w:eastAsia="黑体"/>
+        </w:rPr>
         <w:t xml:space="preserve">Wikipedia: Ring network。</w:t>
       </w:r>
     </w:p>
@@ -1907,7 +2098,7 @@
       </w:pPr>
       <w:r>
         <w:rPr>
-          <w:rFonts w:hint="eastAsia"/>
+          <w:rFonts w:hint="eastAsia" w:eastAsia="黑体"/>
         </w:rPr>
         <w:t xml:space="preserve">《数字电子技术基础》（阎石）。</w:t>
       </w:r>
@@ -1921,11 +2112,11 @@
       </w:pPr>
       <w:r>
         <w:rPr>
-          <w:rFonts w:ascii="Times New Roman" w:hAnsi="Times New Roman"/>
+          <w:rFonts w:ascii="Times New Roman" w:hAnsi="Times New Roman" w:eastAsia="黑体"/>
           <w:color w:val="555555"/>
           <w:sz w:val="21"/>
         </w:rPr>
-        <w:t>材料收集者：杜文杰</w:t>
+        <w:t>材料收集者：杜文杰，WX手机：19519196569，QQ:3478827729</w:t>
       </w:r>
     </w:p>
     <w:sectPr>
@@ -1945,7 +2136,7 @@
 </file>
 
 <file path=word/footer1.xml><?xml version="1.0" encoding="utf-8"?>
-<w:ftr xmlns:m="http://schemas.openxmlformats.org/officeDocument/2006/math" xmlns:mc="http://schemas.openxmlformats.org/markup-compatibility/2006" xmlns:mo="http://schemas.microsoft.com/office/mac/office/2008/main" xmlns:mv="urn:schemas-microsoft-com:mac:vml" xmlns:o="urn:schemas-microsoft-com:office:office" xmlns:r="http://schemas.openxmlformats.org/officeDocument/2006/relationships" xmlns:v="urn:schemas-microsoft-com:vml" xmlns:w10="urn:schemas-microsoft-com:office:word" xmlns:w14="http://schemas.microsoft.com/office/word/2010/wordml" xmlns:w="http://schemas.openxmlformats.org/wordprocessingml/2006/main" xmlns:wne="http://schemas.microsoft.com/office/word/2006/wordml" xmlns:wp14="http://schemas.microsoft.com/office/word/2010/wordprocessingDrawing" xmlns:wp="http://schemas.openxmlformats.org/drawingml/2006/wordprocessingDrawing" xmlns:wpc="http://schemas.microsoft.com/office/word/2010/wordprocessingCanvas" xmlns:wpg="http://schemas.microsoft.com/office/word/2010/wordprocessingGroup" xmlns:wpi="http://schemas.microsoft.com/office/word/2010/wordprocessingInk" xmlns:wps="http://schemas.microsoft.com/office/word/2010/wordprocessingShape" mc:Ignorable="w14 wp14">
+<w:ftr xmlns:mc="http://schemas.openxmlformats.org/markup-compatibility/2006" xmlns:w="http://schemas.openxmlformats.org/wordprocessingml/2006/main" xmlns:m="http://schemas.openxmlformats.org/officeDocument/2006/math" xmlns:mo="http://schemas.microsoft.com/office/mac/office/2008/main" xmlns:mv="urn:schemas-microsoft-com:mac:vml" xmlns:o="urn:schemas-microsoft-com:office:office" xmlns:r="http://schemas.openxmlformats.org/officeDocument/2006/relationships" xmlns:v="urn:schemas-microsoft-com:vml" xmlns:w10="urn:schemas-microsoft-com:office:word" xmlns:w14="http://schemas.microsoft.com/office/word/2010/wordml" xmlns:wne="http://schemas.microsoft.com/office/word/2006/wordml" xmlns:wp14="http://schemas.microsoft.com/office/word/2010/wordprocessingDrawing" xmlns:wp="http://schemas.openxmlformats.org/drawingml/2006/wordprocessingDrawing" xmlns:wpc="http://schemas.microsoft.com/office/word/2010/wordprocessingCanvas" xmlns:wpg="http://schemas.microsoft.com/office/word/2010/wordprocessingGroup" xmlns:wpi="http://schemas.microsoft.com/office/word/2010/wordprocessingInk" xmlns:wps="http://schemas.microsoft.com/office/word/2010/wordprocessingShape" mc:Ignorable="w14 wp14">
   <w:p>
     <w:pPr>
       <w:pStyle w:val="Footer"/>
@@ -1953,12 +2144,14 @@
     </w:pPr>
     <w:r>
       <w:rPr>
+        <w:rFonts w:eastAsia="黑体"/>
         <w:sz w:val="18"/>
       </w:rPr>
       <w:t xml:space="preserve">第 </w:t>
     </w:r>
     <w:r>
       <w:rPr>
+        <w:rFonts w:eastAsia="黑体"/>
         <w:sz w:val="18"/>
       </w:rPr>
       <w:fldChar w:fldCharType="begin"/>
@@ -1967,6 +2160,7 @@
     </w:r>
     <w:r>
       <w:rPr>
+        <w:rFonts w:eastAsia="黑体"/>
         <w:sz w:val="18"/>
       </w:rPr>
       <w:t xml:space="preserve"> 页</w:t>
@@ -1980,6 +2174,9 @@
   <w:footnote w:type="continuationSeparator" w:id="0">
     <w:p>
       <w:r>
+        <w:rPr>
+          <w:rFonts w:eastAsia="黑体"/>
+        </w:rPr>
         <w:continuationSeparator/>
       </w:r>
     </w:p>
@@ -1987,6 +2184,9 @@
   <w:footnote w:type="separator" w:id="-1">
     <w:p>
       <w:r>
+        <w:rPr>
+          <w:rFonts w:eastAsia="黑体"/>
+        </w:rPr>
         <w:separator/>
       </w:r>
     </w:p>
@@ -1995,7 +2195,7 @@
 </file>
 
 <file path=word/header1.xml><?xml version="1.0" encoding="utf-8"?>
-<w:hdr xmlns:m="http://schemas.openxmlformats.org/officeDocument/2006/math" xmlns:mc="http://schemas.openxmlformats.org/markup-compatibility/2006" xmlns:mo="http://schemas.microsoft.com/office/mac/office/2008/main" xmlns:mv="urn:schemas-microsoft-com:mac:vml" xmlns:o="urn:schemas-microsoft-com:office:office" xmlns:r="http://schemas.openxmlformats.org/officeDocument/2006/relationships" xmlns:v="urn:schemas-microsoft-com:vml" xmlns:w10="urn:schemas-microsoft-com:office:word" xmlns:w14="http://schemas.microsoft.com/office/word/2010/wordml" xmlns:w="http://schemas.openxmlformats.org/wordprocessingml/2006/main" xmlns:wne="http://schemas.microsoft.com/office/word/2006/wordml" xmlns:wp14="http://schemas.microsoft.com/office/word/2010/wordprocessingDrawing" xmlns:wp="http://schemas.openxmlformats.org/drawingml/2006/wordprocessingDrawing" xmlns:wpc="http://schemas.microsoft.com/office/word/2010/wordprocessingCanvas" xmlns:wpg="http://schemas.microsoft.com/office/word/2010/wordprocessingGroup" xmlns:wpi="http://schemas.microsoft.com/office/word/2010/wordprocessingInk" xmlns:wps="http://schemas.microsoft.com/office/word/2010/wordprocessingShape" mc:Ignorable="w14 wp14">
+<w:hdr xmlns:mc="http://schemas.openxmlformats.org/markup-compatibility/2006" xmlns:w="http://schemas.openxmlformats.org/wordprocessingml/2006/main" xmlns:m="http://schemas.openxmlformats.org/officeDocument/2006/math" xmlns:mo="http://schemas.microsoft.com/office/mac/office/2008/main" xmlns:mv="urn:schemas-microsoft-com:mac:vml" xmlns:o="urn:schemas-microsoft-com:office:office" xmlns:r="http://schemas.openxmlformats.org/officeDocument/2006/relationships" xmlns:v="urn:schemas-microsoft-com:vml" xmlns:w10="urn:schemas-microsoft-com:office:word" xmlns:w14="http://schemas.microsoft.com/office/word/2010/wordml" xmlns:wne="http://schemas.microsoft.com/office/word/2006/wordml" xmlns:wp14="http://schemas.microsoft.com/office/word/2010/wordprocessingDrawing" xmlns:wp="http://schemas.openxmlformats.org/drawingml/2006/wordprocessingDrawing" xmlns:wpc="http://schemas.microsoft.com/office/word/2010/wordprocessingCanvas" xmlns:wpg="http://schemas.microsoft.com/office/word/2010/wordprocessingGroup" xmlns:wpi="http://schemas.microsoft.com/office/word/2010/wordprocessingInk" xmlns:wps="http://schemas.microsoft.com/office/word/2010/wordprocessingShape" mc:Ignorable="w14 wp14">
   <w:p>
     <w:pPr>
       <w:pStyle w:val="Header"/>
@@ -2003,7 +2203,7 @@
     </w:pPr>
     <w:r>
       <w:rPr>
-        <w:rFonts w:ascii="Times New Roman" w:hAnsi="Times New Roman"/>
+        <w:rFonts w:ascii="Times New Roman" w:hAnsi="Times New Roman" w:eastAsia="黑体"/>
         <w:sz w:val="18"/>
         <w:rFonts w:eastAsia="黑体"/>
         <w:rFonts w:eastAsia="黑体"/>
@@ -2015,7 +2215,7 @@
 </file>
 
 <file path=word/numbering.xml><?xml version="1.0" encoding="utf-8"?>
-<w:numbering xmlns:m="http://schemas.openxmlformats.org/officeDocument/2006/math" xmlns:mc="http://schemas.openxmlformats.org/markup-compatibility/2006" xmlns:mo="http://schemas.microsoft.com/office/mac/office/2008/main" xmlns:mv="urn:schemas-microsoft-com:mac:vml" xmlns:o="urn:schemas-microsoft-com:office:office" xmlns:r="http://schemas.openxmlformats.org/officeDocument/2006/relationships" xmlns:v="urn:schemas-microsoft-com:vml" xmlns:w="http://schemas.openxmlformats.org/wordprocessingml/2006/main" xmlns:w10="urn:schemas-microsoft-com:office:word" xmlns:w14="http://schemas.microsoft.com/office/word/2010/wordml" xmlns:wne="http://schemas.microsoft.com/office/word/2006/wordml" xmlns:wp="http://schemas.openxmlformats.org/drawingml/2006/wordprocessingDrawing" xmlns:wp14="http://schemas.microsoft.com/office/word/2010/wordprocessingDrawing" xmlns:wpc="http://schemas.microsoft.com/office/word/2010/wordprocessingCanvas" xmlns:wpg="http://schemas.microsoft.com/office/word/2010/wordprocessingGroup" xmlns:wpi="http://schemas.microsoft.com/office/word/2010/wordprocessingInk" xmlns:wps="http://schemas.microsoft.com/office/word/2010/wordprocessingShape" mc:Ignorable="w14 wp14">
+<w:numbering xmlns:mc="http://schemas.openxmlformats.org/markup-compatibility/2006" xmlns:w="http://schemas.openxmlformats.org/wordprocessingml/2006/main" xmlns:m="http://schemas.openxmlformats.org/officeDocument/2006/math" xmlns:mo="http://schemas.microsoft.com/office/mac/office/2008/main" xmlns:mv="urn:schemas-microsoft-com:mac:vml" xmlns:o="urn:schemas-microsoft-com:office:office" xmlns:r="http://schemas.openxmlformats.org/officeDocument/2006/relationships" xmlns:v="urn:schemas-microsoft-com:vml" xmlns:w10="urn:schemas-microsoft-com:office:word" xmlns:w14="http://schemas.microsoft.com/office/word/2010/wordml" xmlns:wne="http://schemas.microsoft.com/office/word/2006/wordml" xmlns:wp="http://schemas.openxmlformats.org/drawingml/2006/wordprocessingDrawing" xmlns:wp14="http://schemas.microsoft.com/office/word/2010/wordprocessingDrawing" xmlns:wpc="http://schemas.microsoft.com/office/word/2010/wordprocessingCanvas" xmlns:wpg="http://schemas.microsoft.com/office/word/2010/wordprocessingGroup" xmlns:wpi="http://schemas.microsoft.com/office/word/2010/wordprocessingInk" xmlns:wps="http://schemas.microsoft.com/office/word/2010/wordprocessingShape" mc:Ignorable="w14 wp14">
   <w:abstractNum w:abstractNumId="0">
     <w:nsid w:val="FFFFFF7C"/>
     <w:multiLevelType w:val="singleLevel"/>
@@ -2102,7 +2302,7 @@
         <w:ind w:hanging="360" w:left="1440"/>
       </w:pPr>
       <w:rPr>
-        <w:rFonts w:ascii="Symbol" w:hAnsi="Symbol" w:hint="default"/>
+        <w:rFonts w:ascii="Symbol" w:hAnsi="Symbol" w:hint="default" w:eastAsia="黑体"/>
       </w:rPr>
     </w:lvl>
   </w:abstractNum>
@@ -2123,7 +2323,7 @@
         <w:ind w:hanging="360" w:left="1080"/>
       </w:pPr>
       <w:rPr>
-        <w:rFonts w:ascii="Symbol" w:hAnsi="Symbol" w:hint="default"/>
+        <w:rFonts w:ascii="Symbol" w:hAnsi="Symbol" w:hint="default" w:eastAsia="黑体"/>
       </w:rPr>
     </w:lvl>
   </w:abstractNum>
@@ -2144,7 +2344,7 @@
         <w:ind w:hanging="360" w:left="720"/>
       </w:pPr>
       <w:rPr>
-        <w:rFonts w:ascii="Symbol" w:hAnsi="Symbol" w:hint="default"/>
+        <w:rFonts w:ascii="Symbol" w:hAnsi="Symbol" w:hint="default" w:eastAsia="黑体"/>
       </w:rPr>
     </w:lvl>
   </w:abstractNum>
@@ -2183,7 +2383,7 @@
         <w:ind w:hanging="360" w:left="360"/>
       </w:pPr>
       <w:rPr>
-        <w:rFonts w:ascii="Symbol" w:hAnsi="Symbol" w:hint="default"/>
+        <w:rFonts w:ascii="Symbol" w:hAnsi="Symbol" w:hint="default" w:eastAsia="黑体"/>
       </w:rPr>
     </w:lvl>
   </w:abstractNum>
@@ -2274,7 +2474,7 @@
         <w:ind w:left="720" w:hanging="360"/>
       </w:pPr>
       <w:rPr>
-        <w:rFonts w:ascii="Symbol" w:hAnsi="Symbol" w:cs="Symbol" w:hint="default"/>
+        <w:rFonts w:ascii="Symbol" w:hAnsi="Symbol" w:cs="Symbol" w:hint="default" w:eastAsia="黑体"/>
       </w:rPr>
     </w:lvl>
     <w:lvl w:ilvl="1">
@@ -2285,7 +2485,7 @@
         <w:ind w:left="1440" w:hanging="360"/>
       </w:pPr>
       <w:rPr>
-        <w:rFonts w:ascii="Courier New" w:hAnsi="Courier New" w:cs="Courier New" w:hint="default"/>
+        <w:rFonts w:ascii="Courier New" w:hAnsi="Courier New" w:cs="Courier New" w:hint="default" w:eastAsia="黑体"/>
       </w:rPr>
     </w:lvl>
     <w:lvl w:ilvl="2">
@@ -2296,7 +2496,7 @@
         <w:ind w:left="2160" w:hanging="360"/>
       </w:pPr>
       <w:rPr>
-        <w:rFonts w:ascii="Wingdings" w:hAnsi="Wingdings" w:cs="Wingdings" w:hint="default"/>
+        <w:rFonts w:ascii="Wingdings" w:hAnsi="Wingdings" w:cs="Wingdings" w:hint="default" w:eastAsia="黑体"/>
       </w:rPr>
     </w:lvl>
     <w:lvl w:ilvl="3">
@@ -2307,7 +2507,7 @@
         <w:ind w:left="2880" w:hanging="360"/>
       </w:pPr>
       <w:rPr>
-        <w:rFonts w:ascii="Symbol" w:hAnsi="Symbol" w:cs="Symbol" w:hint="default"/>
+        <w:rFonts w:ascii="Symbol" w:hAnsi="Symbol" w:cs="Symbol" w:hint="default" w:eastAsia="黑体"/>
       </w:rPr>
     </w:lvl>
     <w:lvl w:ilvl="4">
@@ -2318,7 +2518,7 @@
         <w:ind w:left="3600" w:hanging="360"/>
       </w:pPr>
       <w:rPr>
-        <w:rFonts w:ascii="Courier New" w:hAnsi="Courier New" w:cs="Courier New" w:hint="default"/>
+        <w:rFonts w:ascii="Courier New" w:hAnsi="Courier New" w:cs="Courier New" w:hint="default" w:eastAsia="黑体"/>
       </w:rPr>
     </w:lvl>
     <w:lvl w:ilvl="5">
@@ -2329,7 +2529,7 @@
         <w:ind w:left="4320" w:hanging="360"/>
       </w:pPr>
       <w:rPr>
-        <w:rFonts w:ascii="Wingdings" w:hAnsi="Wingdings" w:cs="Wingdings" w:hint="default"/>
+        <w:rFonts w:ascii="Wingdings" w:hAnsi="Wingdings" w:cs="Wingdings" w:hint="default" w:eastAsia="黑体"/>
       </w:rPr>
     </w:lvl>
     <w:lvl w:ilvl="6">
@@ -2340,7 +2540,7 @@
         <w:ind w:left="5040" w:hanging="360"/>
       </w:pPr>
       <w:rPr>
-        <w:rFonts w:ascii="Symbol" w:hAnsi="Symbol" w:cs="Symbol" w:hint="default"/>
+        <w:rFonts w:ascii="Symbol" w:hAnsi="Symbol" w:cs="Symbol" w:hint="default" w:eastAsia="黑体"/>
       </w:rPr>
     </w:lvl>
     <w:lvl w:ilvl="7">
@@ -2351,7 +2551,7 @@
         <w:ind w:left="5760" w:hanging="360"/>
       </w:pPr>
       <w:rPr>
-        <w:rFonts w:ascii="Courier New" w:hAnsi="Courier New" w:cs="Courier New" w:hint="default"/>
+        <w:rFonts w:ascii="Courier New" w:hAnsi="Courier New" w:cs="Courier New" w:hint="default" w:eastAsia="黑体"/>
       </w:rPr>
     </w:lvl>
     <w:lvl w:ilvl="8">
@@ -2362,7 +2562,7 @@
         <w:ind w:left="6480" w:hanging="360"/>
       </w:pPr>
       <w:rPr>
-        <w:rFonts w:ascii="Wingdings" w:hAnsi="Wingdings" w:cs="Wingdings" w:hint="default"/>
+        <w:rFonts w:ascii="Wingdings" w:hAnsi="Wingdings" w:cs="Wingdings" w:hint="default" w:eastAsia="黑体"/>
       </w:rPr>
     </w:lvl>
   </w:abstractNum>
@@ -2415,11 +2615,11 @@
 </file>
 
 <file path=word/styles.xml><?xml version="1.0" encoding="utf-8"?>
-<w:styles xmlns:mc="http://schemas.openxmlformats.org/markup-compatibility/2006" xmlns:r="http://schemas.openxmlformats.org/officeDocument/2006/relationships" xmlns:w="http://schemas.openxmlformats.org/wordprocessingml/2006/main" xmlns:w14="http://schemas.microsoft.com/office/word/2010/wordml" mc:Ignorable="w14">
+<w:styles xmlns:mc="http://schemas.openxmlformats.org/markup-compatibility/2006" xmlns:w="http://schemas.openxmlformats.org/wordprocessingml/2006/main" xmlns:r="http://schemas.openxmlformats.org/officeDocument/2006/relationships" xmlns:w14="http://schemas.microsoft.com/office/word/2010/wordml" mc:Ignorable="w14">
   <w:docDefaults>
     <w:rPrDefault>
       <w:rPr>
-        <w:rFonts w:asciiTheme="minorHAnsi" w:cstheme="minorBidi" w:eastAsiaTheme="minorEastAsia" w:hAnsiTheme="minorHAnsi"/>
+        <w:rFonts w:asciiTheme="minorHAnsi" w:cstheme="minorBidi" w:hAnsiTheme="minorHAnsi" w:eastAsia="黑体"/>
         <w:sz w:val="22"/>
         <w:szCs w:val="22"/>
         <w:lang w:bidi="ar-SA" w:eastAsia="en-US" w:val="en-US"/>
@@ -2641,7 +2841,7 @@
       <w:outlineLvl w:val="0"/>
     </w:pPr>
     <w:rPr>
-      <w:rFonts w:ascii="Times New Roman" w:asciiTheme="majorHAnsi" w:cstheme="majorBidi" w:eastAsia="黑体" w:eastAsiaTheme="majorEastAsia" w:hAnsi="Times New Roman" w:hAnsiTheme="majorHAnsi"/>
+      <w:rFonts w:ascii="Times New Roman" w:asciiTheme="majorHAnsi" w:cstheme="majorBidi" w:eastAsia="黑体" w:hAnsi="Times New Roman" w:hAnsiTheme="majorHAnsi"/>
       <w:b/>
       <w:bCs/>
       <w:color w:val="1F3864"/>
@@ -2665,7 +2865,7 @@
       <w:outlineLvl w:val="1"/>
     </w:pPr>
     <w:rPr>
-      <w:rFonts w:ascii="Times New Roman" w:asciiTheme="majorHAnsi" w:cstheme="majorBidi" w:eastAsia="黑体" w:eastAsiaTheme="majorEastAsia" w:hAnsi="Times New Roman" w:hAnsiTheme="majorHAnsi"/>
+      <w:rFonts w:ascii="Times New Roman" w:asciiTheme="majorHAnsi" w:cstheme="majorBidi" w:eastAsia="黑体" w:hAnsi="Times New Roman" w:hAnsiTheme="majorHAnsi"/>
       <w:b/>
       <w:bCs/>
       <w:color w:val="2E4E7E"/>
@@ -2689,7 +2889,7 @@
       <w:outlineLvl w:val="2"/>
     </w:pPr>
     <w:rPr>
-      <w:rFonts w:ascii="Times New Roman" w:asciiTheme="majorHAnsi" w:cstheme="majorBidi" w:eastAsia="黑体" w:eastAsiaTheme="majorEastAsia" w:hAnsi="Times New Roman" w:hAnsiTheme="majorHAnsi"/>
+      <w:rFonts w:ascii="Times New Roman" w:asciiTheme="majorHAnsi" w:cstheme="majorBidi" w:eastAsia="黑体" w:hAnsi="Times New Roman" w:hAnsiTheme="majorHAnsi"/>
       <w:b/>
       <w:bCs/>
       <w:color w:val="2E4E7E"/>
@@ -2713,7 +2913,7 @@
       <w:outlineLvl w:val="3"/>
     </w:pPr>
     <w:rPr>
-      <w:rFonts w:ascii="Times New Roman" w:asciiTheme="majorHAnsi" w:cstheme="majorBidi" w:eastAsia="黑体" w:eastAsiaTheme="majorEastAsia" w:hAnsi="Times New Roman" w:hAnsiTheme="majorHAnsi"/>
+      <w:rFonts w:ascii="Times New Roman" w:asciiTheme="majorHAnsi" w:cstheme="majorBidi" w:eastAsia="黑体" w:hAnsi="Times New Roman" w:hAnsiTheme="majorHAnsi"/>
       <w:b/>
       <w:bCs/>
       <w:i/>
@@ -2739,7 +2939,7 @@
       <w:outlineLvl w:val="4"/>
     </w:pPr>
     <w:rPr>
-      <w:rFonts w:ascii="Times New Roman" w:asciiTheme="majorHAnsi" w:cstheme="majorBidi" w:eastAsia="黑体" w:eastAsiaTheme="majorEastAsia" w:hAnsi="Times New Roman" w:hAnsiTheme="majorHAnsi"/>
+      <w:rFonts w:ascii="Times New Roman" w:asciiTheme="majorHAnsi" w:cstheme="majorBidi" w:eastAsia="黑体" w:hAnsi="Times New Roman" w:hAnsiTheme="majorHAnsi"/>
       <w:b/>
       <w:color w:val="333333"/>
       <w:sz w:val="22"/>
@@ -2762,7 +2962,7 @@
       <w:outlineLvl w:val="5"/>
     </w:pPr>
     <w:rPr>
-      <w:rFonts w:asciiTheme="majorHAnsi" w:cstheme="majorBidi" w:eastAsiaTheme="majorEastAsia" w:hAnsiTheme="majorHAnsi"/>
+      <w:rFonts w:asciiTheme="majorHAnsi" w:cstheme="majorBidi" w:hAnsiTheme="majorHAnsi" w:eastAsia="黑体"/>
       <w:i/>
       <w:iCs/>
       <w:color w:themeColor="accent1" w:themeShade="7F" w:val="243F60"/>
@@ -2785,7 +2985,7 @@
       <w:outlineLvl w:val="6"/>
     </w:pPr>
     <w:rPr>
-      <w:rFonts w:asciiTheme="majorHAnsi" w:cstheme="majorBidi" w:eastAsiaTheme="majorEastAsia" w:hAnsiTheme="majorHAnsi"/>
+      <w:rFonts w:asciiTheme="majorHAnsi" w:cstheme="majorBidi" w:hAnsiTheme="majorHAnsi" w:eastAsia="黑体"/>
       <w:i/>
       <w:iCs/>
       <w:color w:themeColor="text1" w:themeTint="BF" w:val="404040"/>
@@ -2808,7 +3008,7 @@
       <w:outlineLvl w:val="7"/>
     </w:pPr>
     <w:rPr>
-      <w:rFonts w:asciiTheme="majorHAnsi" w:cstheme="majorBidi" w:eastAsiaTheme="majorEastAsia" w:hAnsiTheme="majorHAnsi"/>
+      <w:rFonts w:asciiTheme="majorHAnsi" w:cstheme="majorBidi" w:hAnsiTheme="majorHAnsi" w:eastAsia="黑体"/>
       <w:color w:themeColor="accent1" w:val="4F81BD"/>
       <w:sz w:val="20"/>
       <w:szCs w:val="20"/>
@@ -2831,7 +3031,7 @@
       <w:outlineLvl w:val="8"/>
     </w:pPr>
     <w:rPr>
-      <w:rFonts w:asciiTheme="majorHAnsi" w:cstheme="majorBidi" w:eastAsiaTheme="majorEastAsia" w:hAnsiTheme="majorHAnsi"/>
+      <w:rFonts w:asciiTheme="majorHAnsi" w:cstheme="majorBidi" w:hAnsiTheme="majorHAnsi" w:eastAsia="黑体"/>
       <w:i/>
       <w:iCs/>
       <w:color w:themeColor="text1" w:themeTint="BF" w:val="404040"/>
@@ -2882,7 +3082,7 @@
     <w:uiPriority w:val="9"/>
     <w:rsid w:val="00FC693F"/>
     <w:rPr>
-      <w:rFonts w:asciiTheme="majorHAnsi" w:cstheme="majorBidi" w:eastAsiaTheme="majorEastAsia" w:hAnsiTheme="majorHAnsi"/>
+      <w:rFonts w:asciiTheme="majorHAnsi" w:cstheme="majorBidi" w:hAnsiTheme="majorHAnsi" w:eastAsia="黑体"/>
       <w:b/>
       <w:bCs/>
       <w:color w:themeColor="accent1" w:themeShade="BF" w:val="365F91"/>
@@ -2897,7 +3097,7 @@
     <w:uiPriority w:val="9"/>
     <w:rsid w:val="00FC693F"/>
     <w:rPr>
-      <w:rFonts w:asciiTheme="majorHAnsi" w:cstheme="majorBidi" w:eastAsiaTheme="majorEastAsia" w:hAnsiTheme="majorHAnsi"/>
+      <w:rFonts w:asciiTheme="majorHAnsi" w:cstheme="majorBidi" w:hAnsiTheme="majorHAnsi" w:eastAsia="黑体"/>
       <w:b/>
       <w:bCs/>
       <w:color w:themeColor="accent1" w:val="4F81BD"/>
@@ -2912,7 +3112,7 @@
     <w:uiPriority w:val="9"/>
     <w:rsid w:val="00FC693F"/>
     <w:rPr>
-      <w:rFonts w:asciiTheme="majorHAnsi" w:cstheme="majorBidi" w:eastAsiaTheme="majorEastAsia" w:hAnsiTheme="majorHAnsi"/>
+      <w:rFonts w:asciiTheme="majorHAnsi" w:cstheme="majorBidi" w:hAnsiTheme="majorHAnsi" w:eastAsia="黑体"/>
       <w:b/>
       <w:bCs/>
       <w:color w:themeColor="accent1" w:val="4F81BD"/>
@@ -2935,7 +3135,7 @@
       <w:contextualSpacing/>
     </w:pPr>
     <w:rPr>
-      <w:rFonts w:ascii="Times New Roman" w:asciiTheme="majorHAnsi" w:cstheme="majorBidi" w:eastAsia="黑体" w:eastAsiaTheme="majorEastAsia" w:hAnsi="Times New Roman" w:hAnsiTheme="majorHAnsi"/>
+      <w:rFonts w:ascii="Times New Roman" w:asciiTheme="majorHAnsi" w:cstheme="majorBidi" w:eastAsia="黑体" w:hAnsi="Times New Roman" w:hAnsiTheme="majorHAnsi"/>
       <w:b/>
       <w:color w:val="1F3864"/>
       <w:spacing w:val="5"/>
@@ -2951,7 +3151,7 @@
     <w:uiPriority w:val="10"/>
     <w:rsid w:val="00FC693F"/>
     <w:rPr>
-      <w:rFonts w:asciiTheme="majorHAnsi" w:cstheme="majorBidi" w:eastAsiaTheme="majorEastAsia" w:hAnsiTheme="majorHAnsi"/>
+      <w:rFonts w:asciiTheme="majorHAnsi" w:cstheme="majorBidi" w:hAnsiTheme="majorHAnsi" w:eastAsia="黑体"/>
       <w:color w:themeColor="text2" w:themeShade="BF" w:val="17365D"/>
       <w:spacing w:val="5"/>
       <w:kern w:val="28"/>
@@ -2973,7 +3173,7 @@
       </w:numPr>
     </w:pPr>
     <w:rPr>
-      <w:rFonts w:asciiTheme="majorHAnsi" w:cstheme="majorBidi" w:eastAsiaTheme="majorEastAsia" w:hAnsiTheme="majorHAnsi"/>
+      <w:rFonts w:asciiTheme="majorHAnsi" w:cstheme="majorBidi" w:hAnsiTheme="majorHAnsi" w:eastAsia="黑体"/>
       <w:i/>
       <w:iCs/>
       <w:color w:themeColor="accent1" w:val="4F81BD"/>
@@ -2989,7 +3189,7 @@
     <w:uiPriority w:val="11"/>
     <w:rsid w:val="00FC693F"/>
     <w:rPr>
-      <w:rFonts w:asciiTheme="majorHAnsi" w:cstheme="majorBidi" w:eastAsiaTheme="majorEastAsia" w:hAnsiTheme="majorHAnsi"/>
+      <w:rFonts w:asciiTheme="majorHAnsi" w:cstheme="majorBidi" w:hAnsiTheme="majorHAnsi" w:eastAsia="黑体"/>
       <w:i/>
       <w:iCs/>
       <w:color w:themeColor="accent1" w:val="4F81BD"/>
@@ -3056,6 +3256,7 @@
       <w:spacing w:after="120"/>
     </w:pPr>
     <w:rPr>
+      <w:rFonts w:eastAsia="黑体"/>
       <w:sz w:val="16"/>
       <w:szCs w:val="16"/>
     </w:rPr>
@@ -3067,6 +3268,7 @@
     <w:uiPriority w:val="99"/>
     <w:rsid w:val="00AA1D8D"/>
     <w:rPr>
+      <w:rFonts w:eastAsia="黑体"/>
       <w:sz w:val="16"/>
       <w:szCs w:val="16"/>
     </w:rPr>
@@ -3236,7 +3438,7 @@
       </w:tabs>
     </w:pPr>
     <w:rPr>
-      <w:rFonts w:ascii="Courier" w:hAnsi="Courier"/>
+      <w:rFonts w:ascii="Courier" w:hAnsi="Courier" w:eastAsia="黑体"/>
       <w:sz w:val="20"/>
       <w:szCs w:val="20"/>
     </w:rPr>
@@ -3248,7 +3450,7 @@
     <w:uiPriority w:val="99"/>
     <w:rsid w:val="0029639D"/>
     <w:rPr>
-      <w:rFonts w:ascii="Courier" w:hAnsi="Courier"/>
+      <w:rFonts w:ascii="Courier" w:hAnsi="Courier" w:eastAsia="黑体"/>
       <w:sz w:val="20"/>
       <w:szCs w:val="20"/>
     </w:rPr>
@@ -3284,6 +3486,7 @@
     <w:uiPriority w:val="29"/>
     <w:rsid w:val="00FC693F"/>
     <w:rPr>
+      <w:rFonts w:eastAsia="黑体"/>
       <w:i/>
       <w:iCs/>
       <w:color w:themeColor="text1" w:val="000000"/>
@@ -3297,7 +3500,7 @@
     <w:semiHidden/>
     <w:rsid w:val="00FC693F"/>
     <w:rPr>
-      <w:rFonts w:asciiTheme="majorHAnsi" w:cstheme="majorBidi" w:eastAsiaTheme="majorEastAsia" w:hAnsiTheme="majorHAnsi"/>
+      <w:rFonts w:asciiTheme="majorHAnsi" w:cstheme="majorBidi" w:hAnsiTheme="majorHAnsi" w:eastAsia="黑体"/>
       <w:b/>
       <w:bCs/>
       <w:i/>
@@ -3313,7 +3516,7 @@
     <w:semiHidden/>
     <w:rsid w:val="00FC693F"/>
     <w:rPr>
-      <w:rFonts w:asciiTheme="majorHAnsi" w:cstheme="majorBidi" w:eastAsiaTheme="majorEastAsia" w:hAnsiTheme="majorHAnsi"/>
+      <w:rFonts w:asciiTheme="majorHAnsi" w:cstheme="majorBidi" w:hAnsiTheme="majorHAnsi" w:eastAsia="黑体"/>
       <w:color w:themeColor="accent1" w:themeShade="7F" w:val="243F60"/>
     </w:rPr>
   </w:style>
@@ -3325,7 +3528,7 @@
     <w:semiHidden/>
     <w:rsid w:val="00FC693F"/>
     <w:rPr>
-      <w:rFonts w:asciiTheme="majorHAnsi" w:cstheme="majorBidi" w:eastAsiaTheme="majorEastAsia" w:hAnsiTheme="majorHAnsi"/>
+      <w:rFonts w:asciiTheme="majorHAnsi" w:cstheme="majorBidi" w:hAnsiTheme="majorHAnsi" w:eastAsia="黑体"/>
       <w:i/>
       <w:iCs/>
       <w:color w:themeColor="accent1" w:themeShade="7F" w:val="243F60"/>
@@ -3339,7 +3542,7 @@
     <w:semiHidden/>
     <w:rsid w:val="00FC693F"/>
     <w:rPr>
-      <w:rFonts w:asciiTheme="majorHAnsi" w:cstheme="majorBidi" w:eastAsiaTheme="majorEastAsia" w:hAnsiTheme="majorHAnsi"/>
+      <w:rFonts w:asciiTheme="majorHAnsi" w:cstheme="majorBidi" w:hAnsiTheme="majorHAnsi" w:eastAsia="黑体"/>
       <w:i/>
       <w:iCs/>
       <w:color w:themeColor="text1" w:themeTint="BF" w:val="404040"/>
@@ -3353,7 +3556,7 @@
     <w:semiHidden/>
     <w:rsid w:val="00FC693F"/>
     <w:rPr>
-      <w:rFonts w:asciiTheme="majorHAnsi" w:cstheme="majorBidi" w:eastAsiaTheme="majorEastAsia" w:hAnsiTheme="majorHAnsi"/>
+      <w:rFonts w:asciiTheme="majorHAnsi" w:cstheme="majorBidi" w:hAnsiTheme="majorHAnsi" w:eastAsia="黑体"/>
       <w:color w:themeColor="accent1" w:val="4F81BD"/>
       <w:sz w:val="20"/>
       <w:szCs w:val="20"/>
@@ -3367,7 +3570,7 @@
     <w:semiHidden/>
     <w:rsid w:val="00FC693F"/>
     <w:rPr>
-      <w:rFonts w:asciiTheme="majorHAnsi" w:cstheme="majorBidi" w:eastAsiaTheme="majorEastAsia" w:hAnsiTheme="majorHAnsi"/>
+      <w:rFonts w:asciiTheme="majorHAnsi" w:cstheme="majorBidi" w:hAnsiTheme="majorHAnsi" w:eastAsia="黑体"/>
       <w:i/>
       <w:iCs/>
       <w:color w:themeColor="text1" w:themeTint="BF" w:val="404040"/>
@@ -3388,6 +3591,7 @@
       <w:spacing w:line="240" w:lineRule="auto"/>
     </w:pPr>
     <w:rPr>
+      <w:rFonts w:eastAsia="黑体"/>
       <w:b/>
       <w:bCs/>
       <w:color w:themeColor="accent1" w:val="4F81BD"/>
@@ -3402,6 +3606,7 @@
     <w:qFormat/>
     <w:rsid w:val="00FC693F"/>
     <w:rPr>
+      <w:rFonts w:eastAsia="黑体"/>
       <w:b/>
       <w:bCs/>
     </w:rPr>
@@ -3413,6 +3618,7 @@
     <w:qFormat/>
     <w:rsid w:val="00FC693F"/>
     <w:rPr>
+      <w:rFonts w:eastAsia="黑体"/>
       <w:i/>
       <w:iCs/>
     </w:rPr>
@@ -3433,6 +3639,7 @@
       <w:ind w:left="936" w:right="936"/>
     </w:pPr>
     <w:rPr>
+      <w:rFonts w:eastAsia="黑体"/>
       <w:b/>
       <w:bCs/>
       <w:i/>
@@ -3447,6 +3654,7 @@
     <w:uiPriority w:val="30"/>
     <w:rsid w:val="00FC693F"/>
     <w:rPr>
+      <w:rFonts w:eastAsia="黑体"/>
       <w:b/>
       <w:bCs/>
       <w:i/>
@@ -3461,6 +3669,7 @@
     <w:qFormat/>
     <w:rsid w:val="00FC693F"/>
     <w:rPr>
+      <w:rFonts w:eastAsia="黑体"/>
       <w:i/>
       <w:iCs/>
       <w:color w:themeColor="text1" w:themeTint="7F" w:val="808080"/>
@@ -3473,6 +3682,7 @@
     <w:qFormat/>
     <w:rsid w:val="00FC693F"/>
     <w:rPr>
+      <w:rFonts w:eastAsia="黑体"/>
       <w:b/>
       <w:bCs/>
       <w:i/>
@@ -3487,6 +3697,7 @@
     <w:qFormat/>
     <w:rsid w:val="00FC693F"/>
     <w:rPr>
+      <w:rFonts w:eastAsia="黑体"/>
       <w:smallCaps/>
       <w:color w:themeColor="accent2" w:val="C0504D"/>
       <w:u w:val="single"/>
@@ -3499,6 +3710,7 @@
     <w:qFormat/>
     <w:rsid w:val="00FC693F"/>
     <w:rPr>
+      <w:rFonts w:eastAsia="黑体"/>
       <w:b/>
       <w:bCs/>
       <w:smallCaps/>
@@ -3514,6 +3726,7 @@
     <w:qFormat/>
     <w:rsid w:val="00FC693F"/>
     <w:rPr>
+      <w:rFonts w:eastAsia="黑体"/>
       <w:b/>
       <w:bCs/>
       <w:smallCaps/>
@@ -3568,6 +3781,7 @@
       <w:spacing w:after="0" w:line="240" w:lineRule="auto"/>
     </w:pPr>
     <w:rPr>
+      <w:rFonts w:eastAsia="黑体"/>
       <w:color w:themeColor="text1" w:themeShade="BF" w:val="000000"/>
     </w:rPr>
     <w:tblPr>
@@ -3590,6 +3804,7 @@
         <w:spacing w:after="0" w:before="0" w:line="240" w:lineRule="auto"/>
       </w:pPr>
       <w:rPr>
+        <w:rFonts w:eastAsia="黑体"/>
         <w:b/>
         <w:bCs/>
       </w:rPr>
@@ -3610,6 +3825,7 @@
         <w:spacing w:after="0" w:before="0" w:line="240" w:lineRule="auto"/>
       </w:pPr>
       <w:rPr>
+        <w:rFonts w:eastAsia="黑体"/>
         <w:b/>
         <w:bCs/>
       </w:rPr>
@@ -3627,12 +3843,14 @@
     </w:tblStylePr>
     <w:tblStylePr w:type="firstCol">
       <w:rPr>
+        <w:rFonts w:eastAsia="黑体"/>
         <w:b/>
         <w:bCs/>
       </w:rPr>
     </w:tblStylePr>
     <w:tblStylePr w:type="lastCol">
       <w:rPr>
+        <w:rFonts w:eastAsia="黑体"/>
         <w:b/>
         <w:bCs/>
       </w:rPr>
@@ -3671,6 +3889,7 @@
       <w:spacing w:after="0" w:line="240" w:lineRule="auto"/>
     </w:pPr>
     <w:rPr>
+      <w:rFonts w:eastAsia="黑体"/>
       <w:color w:themeColor="accent1" w:themeShade="BF" w:val="365F91"/>
     </w:rPr>
     <w:tblPr>
@@ -3693,6 +3912,7 @@
         <w:spacing w:after="0" w:before="0" w:line="240" w:lineRule="auto"/>
       </w:pPr>
       <w:rPr>
+        <w:rFonts w:eastAsia="黑体"/>
         <w:b/>
         <w:bCs/>
       </w:rPr>
@@ -3713,6 +3933,7 @@
         <w:spacing w:after="0" w:before="0" w:line="240" w:lineRule="auto"/>
       </w:pPr>
       <w:rPr>
+        <w:rFonts w:eastAsia="黑体"/>
         <w:b/>
         <w:bCs/>
       </w:rPr>
@@ -3730,12 +3951,14 @@
     </w:tblStylePr>
     <w:tblStylePr w:type="firstCol">
       <w:rPr>
+        <w:rFonts w:eastAsia="黑体"/>
         <w:b/>
         <w:bCs/>
       </w:rPr>
     </w:tblStylePr>
     <w:tblStylePr w:type="lastCol">
       <w:rPr>
+        <w:rFonts w:eastAsia="黑体"/>
         <w:b/>
         <w:bCs/>
       </w:rPr>
@@ -3774,6 +3997,7 @@
       <w:spacing w:after="0" w:line="240" w:lineRule="auto"/>
     </w:pPr>
     <w:rPr>
+      <w:rFonts w:eastAsia="黑体"/>
       <w:color w:themeColor="accent2" w:themeShade="BF" w:val="943634"/>
     </w:rPr>
     <w:tblPr>
@@ -3796,6 +4020,7 @@
         <w:spacing w:after="0" w:before="0" w:line="240" w:lineRule="auto"/>
       </w:pPr>
       <w:rPr>
+        <w:rFonts w:eastAsia="黑体"/>
         <w:b/>
         <w:bCs/>
       </w:rPr>
@@ -3816,6 +4041,7 @@
         <w:spacing w:after="0" w:before="0" w:line="240" w:lineRule="auto"/>
       </w:pPr>
       <w:rPr>
+        <w:rFonts w:eastAsia="黑体"/>
         <w:b/>
         <w:bCs/>
       </w:rPr>
@@ -3833,12 +4059,14 @@
     </w:tblStylePr>
     <w:tblStylePr w:type="firstCol">
       <w:rPr>
+        <w:rFonts w:eastAsia="黑体"/>
         <w:b/>
         <w:bCs/>
       </w:rPr>
     </w:tblStylePr>
     <w:tblStylePr w:type="lastCol">
       <w:rPr>
+        <w:rFonts w:eastAsia="黑体"/>
         <w:b/>
         <w:bCs/>
       </w:rPr>
@@ -3877,6 +4105,7 @@
       <w:spacing w:after="0" w:line="240" w:lineRule="auto"/>
     </w:pPr>
     <w:rPr>
+      <w:rFonts w:eastAsia="黑体"/>
       <w:color w:themeColor="accent3" w:themeShade="BF" w:val="76923C"/>
     </w:rPr>
     <w:tblPr>
@@ -3899,6 +4128,7 @@
         <w:spacing w:after="0" w:before="0" w:line="240" w:lineRule="auto"/>
       </w:pPr>
       <w:rPr>
+        <w:rFonts w:eastAsia="黑体"/>
         <w:b/>
         <w:bCs/>
       </w:rPr>
@@ -3919,6 +4149,7 @@
         <w:spacing w:after="0" w:before="0" w:line="240" w:lineRule="auto"/>
       </w:pPr>
       <w:rPr>
+        <w:rFonts w:eastAsia="黑体"/>
         <w:b/>
         <w:bCs/>
       </w:rPr>
@@ -3936,12 +4167,14 @@
     </w:tblStylePr>
     <w:tblStylePr w:type="firstCol">
       <w:rPr>
+        <w:rFonts w:eastAsia="黑体"/>
         <w:b/>
         <w:bCs/>
       </w:rPr>
     </w:tblStylePr>
     <w:tblStylePr w:type="lastCol">
       <w:rPr>
+        <w:rFonts w:eastAsia="黑体"/>
         <w:b/>
         <w:bCs/>
       </w:rPr>
@@ -3980,6 +4213,7 @@
       <w:spacing w:after="0" w:line="240" w:lineRule="auto"/>
     </w:pPr>
     <w:rPr>
+      <w:rFonts w:eastAsia="黑体"/>
       <w:color w:themeColor="accent4" w:themeShade="BF" w:val="5F497A"/>
     </w:rPr>
     <w:tblPr>
@@ -4002,6 +4236,7 @@
         <w:spacing w:after="0" w:before="0" w:line="240" w:lineRule="auto"/>
       </w:pPr>
       <w:rPr>
+        <w:rFonts w:eastAsia="黑体"/>
         <w:b/>
         <w:bCs/>
       </w:rPr>
@@ -4022,6 +4257,7 @@
         <w:spacing w:after="0" w:before="0" w:line="240" w:lineRule="auto"/>
       </w:pPr>
       <w:rPr>
+        <w:rFonts w:eastAsia="黑体"/>
         <w:b/>
         <w:bCs/>
       </w:rPr>
@@ -4039,12 +4275,14 @@
     </w:tblStylePr>
     <w:tblStylePr w:type="firstCol">
       <w:rPr>
+        <w:rFonts w:eastAsia="黑体"/>
         <w:b/>
         <w:bCs/>
       </w:rPr>
     </w:tblStylePr>
     <w:tblStylePr w:type="lastCol">
       <w:rPr>
+        <w:rFonts w:eastAsia="黑体"/>
         <w:b/>
         <w:bCs/>
       </w:rPr>
@@ -4083,6 +4321,7 @@
       <w:spacing w:after="0" w:line="240" w:lineRule="auto"/>
     </w:pPr>
     <w:rPr>
+      <w:rFonts w:eastAsia="黑体"/>
       <w:color w:themeColor="accent5" w:themeShade="BF" w:val="31849B"/>
     </w:rPr>
     <w:tblPr>
@@ -4105,6 +4344,7 @@
         <w:spacing w:after="0" w:before="0" w:line="240" w:lineRule="auto"/>
       </w:pPr>
       <w:rPr>
+        <w:rFonts w:eastAsia="黑体"/>
         <w:b/>
         <w:bCs/>
       </w:rPr>
@@ -4125,6 +4365,7 @@
         <w:spacing w:after="0" w:before="0" w:line="240" w:lineRule="auto"/>
       </w:pPr>
       <w:rPr>
+        <w:rFonts w:eastAsia="黑体"/>
         <w:b/>
         <w:bCs/>
       </w:rPr>
@@ -4142,12 +4383,14 @@
     </w:tblStylePr>
     <w:tblStylePr w:type="firstCol">
       <w:rPr>
+        <w:rFonts w:eastAsia="黑体"/>
         <w:b/>
         <w:bCs/>
       </w:rPr>
     </w:tblStylePr>
     <w:tblStylePr w:type="lastCol">
       <w:rPr>
+        <w:rFonts w:eastAsia="黑体"/>
         <w:b/>
         <w:bCs/>
       </w:rPr>
@@ -4186,6 +4429,7 @@
       <w:spacing w:after="0" w:line="240" w:lineRule="auto"/>
     </w:pPr>
     <w:rPr>
+      <w:rFonts w:eastAsia="黑体"/>
       <w:color w:themeColor="accent6" w:themeShade="BF" w:val="E36C0A"/>
     </w:rPr>
     <w:tblPr>
@@ -4208,6 +4452,7 @@
         <w:spacing w:after="0" w:before="0" w:line="240" w:lineRule="auto"/>
       </w:pPr>
       <w:rPr>
+        <w:rFonts w:eastAsia="黑体"/>
         <w:b/>
         <w:bCs/>
       </w:rPr>
@@ -4228,6 +4473,7 @@
         <w:spacing w:after="0" w:before="0" w:line="240" w:lineRule="auto"/>
       </w:pPr>
       <w:rPr>
+        <w:rFonts w:eastAsia="黑体"/>
         <w:b/>
         <w:bCs/>
       </w:rPr>
@@ -4245,12 +4491,14 @@
     </w:tblStylePr>
     <w:tblStylePr w:type="firstCol">
       <w:rPr>
+        <w:rFonts w:eastAsia="黑体"/>
         <w:b/>
         <w:bCs/>
       </w:rPr>
     </w:tblStylePr>
     <w:tblStylePr w:type="lastCol">
       <w:rPr>
+        <w:rFonts w:eastAsia="黑体"/>
         <w:b/>
         <w:bCs/>
       </w:rPr>
@@ -4310,6 +4558,7 @@
         <w:spacing w:after="0" w:before="0" w:line="240" w:lineRule="auto"/>
       </w:pPr>
       <w:rPr>
+        <w:rFonts w:eastAsia="黑体"/>
         <w:b/>
         <w:bCs/>
         <w:color w:themeColor="background1" w:val="FFFFFF"/>
@@ -4324,6 +4573,7 @@
         <w:spacing w:after="0" w:before="0" w:line="240" w:lineRule="auto"/>
       </w:pPr>
       <w:rPr>
+        <w:rFonts w:eastAsia="黑体"/>
         <w:b/>
         <w:bCs/>
       </w:rPr>
@@ -4339,12 +4589,14 @@
     </w:tblStylePr>
     <w:tblStylePr w:type="firstCol">
       <w:rPr>
+        <w:rFonts w:eastAsia="黑体"/>
         <w:b/>
         <w:bCs/>
       </w:rPr>
     </w:tblStylePr>
     <w:tblStylePr w:type="lastCol">
       <w:rPr>
+        <w:rFonts w:eastAsia="黑体"/>
         <w:b/>
         <w:bCs/>
       </w:rPr>
@@ -4402,6 +4654,7 @@
         <w:spacing w:after="0" w:before="0" w:line="240" w:lineRule="auto"/>
       </w:pPr>
       <w:rPr>
+        <w:rFonts w:eastAsia="黑体"/>
         <w:b/>
         <w:bCs/>
         <w:color w:themeColor="background1" w:val="FFFFFF"/>
@@ -4416,6 +4669,7 @@
         <w:spacing w:after="0" w:before="0" w:line="240" w:lineRule="auto"/>
       </w:pPr>
       <w:rPr>
+        <w:rFonts w:eastAsia="黑体"/>
         <w:b/>
         <w:bCs/>
       </w:rPr>
@@ -4431,12 +4685,14 @@
     </w:tblStylePr>
     <w:tblStylePr w:type="firstCol">
       <w:rPr>
+        <w:rFonts w:eastAsia="黑体"/>
         <w:b/>
         <w:bCs/>
       </w:rPr>
     </w:tblStylePr>
     <w:tblStylePr w:type="lastCol">
       <w:rPr>
+        <w:rFonts w:eastAsia="黑体"/>
         <w:b/>
         <w:bCs/>
       </w:rPr>
@@ -4494,6 +4750,7 @@
         <w:spacing w:after="0" w:before="0" w:line="240" w:lineRule="auto"/>
       </w:pPr>
       <w:rPr>
+        <w:rFonts w:eastAsia="黑体"/>
         <w:b/>
         <w:bCs/>
         <w:color w:themeColor="background1" w:val="FFFFFF"/>
@@ -4508,6 +4765,7 @@
         <w:spacing w:after="0" w:before="0" w:line="240" w:lineRule="auto"/>
       </w:pPr>
       <w:rPr>
+        <w:rFonts w:eastAsia="黑体"/>
         <w:b/>
         <w:bCs/>
       </w:rPr>
@@ -4523,12 +4781,14 @@
     </w:tblStylePr>
     <w:tblStylePr w:type="firstCol">
       <w:rPr>
+        <w:rFonts w:eastAsia="黑体"/>
         <w:b/>
         <w:bCs/>
       </w:rPr>
     </w:tblStylePr>
     <w:tblStylePr w:type="lastCol">
       <w:rPr>
+        <w:rFonts w:eastAsia="黑体"/>
         <w:b/>
         <w:bCs/>
       </w:rPr>
@@ -4586,6 +4846,7 @@
         <w:spacing w:after="0" w:before="0" w:line="240" w:lineRule="auto"/>
       </w:pPr>
       <w:rPr>
+        <w:rFonts w:eastAsia="黑体"/>
         <w:b/>
         <w:bCs/>
         <w:color w:themeColor="background1" w:val="FFFFFF"/>
@@ -4600,6 +4861,7 @@
         <w:spacing w:after="0" w:before="0" w:line="240" w:lineRule="auto"/>
       </w:pPr>
       <w:rPr>
+        <w:rFonts w:eastAsia="黑体"/>
         <w:b/>
         <w:bCs/>
       </w:rPr>
@@ -4615,12 +4877,14 @@
     </w:tblStylePr>
     <w:tblStylePr w:type="firstCol">
       <w:rPr>
+        <w:rFonts w:eastAsia="黑体"/>
         <w:b/>
         <w:bCs/>
       </w:rPr>
     </w:tblStylePr>
     <w:tblStylePr w:type="lastCol">
       <w:rPr>
+        <w:rFonts w:eastAsia="黑体"/>
         <w:b/>
         <w:bCs/>
       </w:rPr>
@@ -4678,6 +4942,7 @@
         <w:spacing w:after="0" w:before="0" w:line="240" w:lineRule="auto"/>
       </w:pPr>
       <w:rPr>
+        <w:rFonts w:eastAsia="黑体"/>
         <w:b/>
         <w:bCs/>
         <w:color w:themeColor="background1" w:val="FFFFFF"/>
@@ -4692,6 +4957,7 @@
         <w:spacing w:after="0" w:before="0" w:line="240" w:lineRule="auto"/>
       </w:pPr>
       <w:rPr>
+        <w:rFonts w:eastAsia="黑体"/>
         <w:b/>
         <w:bCs/>
       </w:rPr>
@@ -4707,12 +4973,14 @@
     </w:tblStylePr>
     <w:tblStylePr w:type="firstCol">
       <w:rPr>
+        <w:rFonts w:eastAsia="黑体"/>
         <w:b/>
         <w:bCs/>
       </w:rPr>
     </w:tblStylePr>
     <w:tblStylePr w:type="lastCol">
       <w:rPr>
+        <w:rFonts w:eastAsia="黑体"/>
         <w:b/>
         <w:bCs/>
       </w:rPr>
@@ -4770,6 +5038,7 @@
         <w:spacing w:after="0" w:before="0" w:line="240" w:lineRule="auto"/>
       </w:pPr>
       <w:rPr>
+        <w:rFonts w:eastAsia="黑体"/>
         <w:b/>
         <w:bCs/>
         <w:color w:themeColor="background1" w:val="FFFFFF"/>
@@ -4784,6 +5053,7 @@
         <w:spacing w:after="0" w:before="0" w:line="240" w:lineRule="auto"/>
       </w:pPr>
       <w:rPr>
+        <w:rFonts w:eastAsia="黑体"/>
         <w:b/>
         <w:bCs/>
       </w:rPr>
@@ -4799,12 +5069,14 @@
     </w:tblStylePr>
     <w:tblStylePr w:type="firstCol">
       <w:rPr>
+        <w:rFonts w:eastAsia="黑体"/>
         <w:b/>
         <w:bCs/>
       </w:rPr>
     </w:tblStylePr>
     <w:tblStylePr w:type="lastCol">
       <w:rPr>
+        <w:rFonts w:eastAsia="黑体"/>
         <w:b/>
         <w:bCs/>
       </w:rPr>
@@ -4862,6 +5134,7 @@
         <w:spacing w:after="0" w:before="0" w:line="240" w:lineRule="auto"/>
       </w:pPr>
       <w:rPr>
+        <w:rFonts w:eastAsia="黑体"/>
         <w:b/>
         <w:bCs/>
         <w:color w:themeColor="background1" w:val="FFFFFF"/>
@@ -4876,6 +5149,7 @@
         <w:spacing w:after="0" w:before="0" w:line="240" w:lineRule="auto"/>
       </w:pPr>
       <w:rPr>
+        <w:rFonts w:eastAsia="黑体"/>
         <w:b/>
         <w:bCs/>
       </w:rPr>
@@ -4891,12 +5165,14 @@
     </w:tblStylePr>
     <w:tblStylePr w:type="firstCol">
       <w:rPr>
+        <w:rFonts w:eastAsia="黑体"/>
         <w:b/>
         <w:bCs/>
       </w:rPr>
     </w:tblStylePr>
     <w:tblStylePr w:type="lastCol">
       <w:rPr>
+        <w:rFonts w:eastAsia="黑体"/>
         <w:b/>
         <w:bCs/>
       </w:rPr>
@@ -4956,7 +5232,7 @@
         <w:spacing w:after="0" w:before="0" w:line="240" w:lineRule="auto"/>
       </w:pPr>
       <w:rPr>
-        <w:rFonts w:asciiTheme="majorHAnsi" w:cstheme="majorBidi" w:eastAsiaTheme="majorEastAsia" w:hAnsiTheme="majorHAnsi"/>
+        <w:rFonts w:asciiTheme="majorHAnsi" w:cstheme="majorBidi" w:hAnsiTheme="majorHAnsi" w:eastAsia="黑体"/>
         <w:b/>
         <w:bCs/>
       </w:rPr>
@@ -4977,7 +5253,7 @@
         <w:spacing w:after="0" w:before="0" w:line="240" w:lineRule="auto"/>
       </w:pPr>
       <w:rPr>
-        <w:rFonts w:asciiTheme="majorHAnsi" w:cstheme="majorBidi" w:eastAsiaTheme="majorEastAsia" w:hAnsiTheme="majorHAnsi"/>
+        <w:rFonts w:asciiTheme="majorHAnsi" w:cstheme="majorBidi" w:hAnsiTheme="majorHAnsi" w:eastAsia="黑体"/>
         <w:b/>
         <w:bCs/>
       </w:rPr>
@@ -4995,14 +5271,14 @@
     </w:tblStylePr>
     <w:tblStylePr w:type="firstCol">
       <w:rPr>
-        <w:rFonts w:asciiTheme="majorHAnsi" w:cstheme="majorBidi" w:eastAsiaTheme="majorEastAsia" w:hAnsiTheme="majorHAnsi"/>
+        <w:rFonts w:asciiTheme="majorHAnsi" w:cstheme="majorBidi" w:hAnsiTheme="majorHAnsi" w:eastAsia="黑体"/>
         <w:b/>
         <w:bCs/>
       </w:rPr>
     </w:tblStylePr>
     <w:tblStylePr w:type="lastCol">
       <w:rPr>
-        <w:rFonts w:asciiTheme="majorHAnsi" w:cstheme="majorBidi" w:eastAsiaTheme="majorEastAsia" w:hAnsiTheme="majorHAnsi"/>
+        <w:rFonts w:asciiTheme="majorHAnsi" w:cstheme="majorBidi" w:hAnsiTheme="majorHAnsi" w:eastAsia="黑体"/>
         <w:b/>
         <w:bCs/>
       </w:rPr>
@@ -5086,7 +5362,7 @@
         <w:spacing w:after="0" w:before="0" w:line="240" w:lineRule="auto"/>
       </w:pPr>
       <w:rPr>
-        <w:rFonts w:asciiTheme="majorHAnsi" w:cstheme="majorBidi" w:eastAsiaTheme="majorEastAsia" w:hAnsiTheme="majorHAnsi"/>
+        <w:rFonts w:asciiTheme="majorHAnsi" w:cstheme="majorBidi" w:hAnsiTheme="majorHAnsi" w:eastAsia="黑体"/>
         <w:b/>
         <w:bCs/>
       </w:rPr>
@@ -5107,7 +5383,7 @@
         <w:spacing w:after="0" w:before="0" w:line="240" w:lineRule="auto"/>
       </w:pPr>
       <w:rPr>
-        <w:rFonts w:asciiTheme="majorHAnsi" w:cstheme="majorBidi" w:eastAsiaTheme="majorEastAsia" w:hAnsiTheme="majorHAnsi"/>
+        <w:rFonts w:asciiTheme="majorHAnsi" w:cstheme="majorBidi" w:hAnsiTheme="majorHAnsi" w:eastAsia="黑体"/>
         <w:b/>
         <w:bCs/>
       </w:rPr>
@@ -5125,14 +5401,14 @@
     </w:tblStylePr>
     <w:tblStylePr w:type="firstCol">
       <w:rPr>
-        <w:rFonts w:asciiTheme="majorHAnsi" w:cstheme="majorBidi" w:eastAsiaTheme="majorEastAsia" w:hAnsiTheme="majorHAnsi"/>
+        <w:rFonts w:asciiTheme="majorHAnsi" w:cstheme="majorBidi" w:hAnsiTheme="majorHAnsi" w:eastAsia="黑体"/>
         <w:b/>
         <w:bCs/>
       </w:rPr>
     </w:tblStylePr>
     <w:tblStylePr w:type="lastCol">
       <w:rPr>
-        <w:rFonts w:asciiTheme="majorHAnsi" w:cstheme="majorBidi" w:eastAsiaTheme="majorEastAsia" w:hAnsiTheme="majorHAnsi"/>
+        <w:rFonts w:asciiTheme="majorHAnsi" w:cstheme="majorBidi" w:hAnsiTheme="majorHAnsi" w:eastAsia="黑体"/>
         <w:b/>
         <w:bCs/>
       </w:rPr>
@@ -5216,7 +5492,7 @@
         <w:spacing w:after="0" w:before="0" w:line="240" w:lineRule="auto"/>
       </w:pPr>
       <w:rPr>
-        <w:rFonts w:asciiTheme="majorHAnsi" w:cstheme="majorBidi" w:eastAsiaTheme="majorEastAsia" w:hAnsiTheme="majorHAnsi"/>
+        <w:rFonts w:asciiTheme="majorHAnsi" w:cstheme="majorBidi" w:hAnsiTheme="majorHAnsi" w:eastAsia="黑体"/>
         <w:b/>
         <w:bCs/>
       </w:rPr>
@@ -5237,7 +5513,7 @@
         <w:spacing w:after="0" w:before="0" w:line="240" w:lineRule="auto"/>
       </w:pPr>
       <w:rPr>
-        <w:rFonts w:asciiTheme="majorHAnsi" w:cstheme="majorBidi" w:eastAsiaTheme="majorEastAsia" w:hAnsiTheme="majorHAnsi"/>
+        <w:rFonts w:asciiTheme="majorHAnsi" w:cstheme="majorBidi" w:hAnsiTheme="majorHAnsi" w:eastAsia="黑体"/>
         <w:b/>
         <w:bCs/>
       </w:rPr>
@@ -5255,14 +5531,14 @@
     </w:tblStylePr>
     <w:tblStylePr w:type="firstCol">
       <w:rPr>
-        <w:rFonts w:asciiTheme="majorHAnsi" w:cstheme="majorBidi" w:eastAsiaTheme="majorEastAsia" w:hAnsiTheme="majorHAnsi"/>
+        <w:rFonts w:asciiTheme="majorHAnsi" w:cstheme="majorBidi" w:hAnsiTheme="majorHAnsi" w:eastAsia="黑体"/>
         <w:b/>
         <w:bCs/>
       </w:rPr>
     </w:tblStylePr>
     <w:tblStylePr w:type="lastCol">
       <w:rPr>
-        <w:rFonts w:asciiTheme="majorHAnsi" w:cstheme="majorBidi" w:eastAsiaTheme="majorEastAsia" w:hAnsiTheme="majorHAnsi"/>
+        <w:rFonts w:asciiTheme="majorHAnsi" w:cstheme="majorBidi" w:hAnsiTheme="majorHAnsi" w:eastAsia="黑体"/>
         <w:b/>
         <w:bCs/>
       </w:rPr>
@@ -5346,7 +5622,7 @@
         <w:spacing w:after="0" w:before="0" w:line="240" w:lineRule="auto"/>
       </w:pPr>
       <w:rPr>
-        <w:rFonts w:asciiTheme="majorHAnsi" w:cstheme="majorBidi" w:eastAsiaTheme="majorEastAsia" w:hAnsiTheme="majorHAnsi"/>
+        <w:rFonts w:asciiTheme="majorHAnsi" w:cstheme="majorBidi" w:hAnsiTheme="majorHAnsi" w:eastAsia="黑体"/>
         <w:b/>
         <w:bCs/>
       </w:rPr>
@@ -5367,7 +5643,7 @@
         <w:spacing w:after="0" w:before="0" w:line="240" w:lineRule="auto"/>
       </w:pPr>
       <w:rPr>
-        <w:rFonts w:asciiTheme="majorHAnsi" w:cstheme="majorBidi" w:eastAsiaTheme="majorEastAsia" w:hAnsiTheme="majorHAnsi"/>
+        <w:rFonts w:asciiTheme="majorHAnsi" w:cstheme="majorBidi" w:hAnsiTheme="majorHAnsi" w:eastAsia="黑体"/>
         <w:b/>
         <w:bCs/>
       </w:rPr>
@@ -5385,14 +5661,14 @@
     </w:tblStylePr>
     <w:tblStylePr w:type="firstCol">
       <w:rPr>
-        <w:rFonts w:asciiTheme="majorHAnsi" w:cstheme="majorBidi" w:eastAsiaTheme="majorEastAsia" w:hAnsiTheme="majorHAnsi"/>
+        <w:rFonts w:asciiTheme="majorHAnsi" w:cstheme="majorBidi" w:hAnsiTheme="majorHAnsi" w:eastAsia="黑体"/>
         <w:b/>
         <w:bCs/>
       </w:rPr>
     </w:tblStylePr>
     <w:tblStylePr w:type="lastCol">
       <w:rPr>
-        <w:rFonts w:asciiTheme="majorHAnsi" w:cstheme="majorBidi" w:eastAsiaTheme="majorEastAsia" w:hAnsiTheme="majorHAnsi"/>
+        <w:rFonts w:asciiTheme="majorHAnsi" w:cstheme="majorBidi" w:hAnsiTheme="majorHAnsi" w:eastAsia="黑体"/>
         <w:b/>
         <w:bCs/>
       </w:rPr>
@@ -5476,7 +5752,7 @@
         <w:spacing w:after="0" w:before="0" w:line="240" w:lineRule="auto"/>
       </w:pPr>
       <w:rPr>
-        <w:rFonts w:asciiTheme="majorHAnsi" w:cstheme="majorBidi" w:eastAsiaTheme="majorEastAsia" w:hAnsiTheme="majorHAnsi"/>
+        <w:rFonts w:asciiTheme="majorHAnsi" w:cstheme="majorBidi" w:hAnsiTheme="majorHAnsi" w:eastAsia="黑体"/>
         <w:b/>
         <w:bCs/>
       </w:rPr>
@@ -5497,7 +5773,7 @@
         <w:spacing w:after="0" w:before="0" w:line="240" w:lineRule="auto"/>
       </w:pPr>
       <w:rPr>
-        <w:rFonts w:asciiTheme="majorHAnsi" w:cstheme="majorBidi" w:eastAsiaTheme="majorEastAsia" w:hAnsiTheme="majorHAnsi"/>
+        <w:rFonts w:asciiTheme="majorHAnsi" w:cstheme="majorBidi" w:hAnsiTheme="majorHAnsi" w:eastAsia="黑体"/>
         <w:b/>
         <w:bCs/>
       </w:rPr>
@@ -5515,14 +5791,14 @@
     </w:tblStylePr>
     <w:tblStylePr w:type="firstCol">
       <w:rPr>
-        <w:rFonts w:asciiTheme="majorHAnsi" w:cstheme="majorBidi" w:eastAsiaTheme="majorEastAsia" w:hAnsiTheme="majorHAnsi"/>
+        <w:rFonts w:asciiTheme="majorHAnsi" w:cstheme="majorBidi" w:hAnsiTheme="majorHAnsi" w:eastAsia="黑体"/>
         <w:b/>
         <w:bCs/>
       </w:rPr>
     </w:tblStylePr>
     <w:tblStylePr w:type="lastCol">
       <w:rPr>
-        <w:rFonts w:asciiTheme="majorHAnsi" w:cstheme="majorBidi" w:eastAsiaTheme="majorEastAsia" w:hAnsiTheme="majorHAnsi"/>
+        <w:rFonts w:asciiTheme="majorHAnsi" w:cstheme="majorBidi" w:hAnsiTheme="majorHAnsi" w:eastAsia="黑体"/>
         <w:b/>
         <w:bCs/>
       </w:rPr>
@@ -5606,7 +5882,7 @@
         <w:spacing w:after="0" w:before="0" w:line="240" w:lineRule="auto"/>
       </w:pPr>
       <w:rPr>
-        <w:rFonts w:asciiTheme="majorHAnsi" w:cstheme="majorBidi" w:eastAsiaTheme="majorEastAsia" w:hAnsiTheme="majorHAnsi"/>
+        <w:rFonts w:asciiTheme="majorHAnsi" w:cstheme="majorBidi" w:hAnsiTheme="majorHAnsi" w:eastAsia="黑体"/>
         <w:b/>
         <w:bCs/>
       </w:rPr>
@@ -5627,7 +5903,7 @@
         <w:spacing w:after="0" w:before="0" w:line="240" w:lineRule="auto"/>
       </w:pPr>
       <w:rPr>
-        <w:rFonts w:asciiTheme="majorHAnsi" w:cstheme="majorBidi" w:eastAsiaTheme="majorEastAsia" w:hAnsiTheme="majorHAnsi"/>
+        <w:rFonts w:asciiTheme="majorHAnsi" w:cstheme="majorBidi" w:hAnsiTheme="majorHAnsi" w:eastAsia="黑体"/>
         <w:b/>
         <w:bCs/>
       </w:rPr>
@@ -5645,14 +5921,14 @@
     </w:tblStylePr>
     <w:tblStylePr w:type="firstCol">
       <w:rPr>
-        <w:rFonts w:asciiTheme="majorHAnsi" w:cstheme="majorBidi" w:eastAsiaTheme="majorEastAsia" w:hAnsiTheme="majorHAnsi"/>
+        <w:rFonts w:asciiTheme="majorHAnsi" w:cstheme="majorBidi" w:hAnsiTheme="majorHAnsi" w:eastAsia="黑体"/>
         <w:b/>
         <w:bCs/>
       </w:rPr>
     </w:tblStylePr>
     <w:tblStylePr w:type="lastCol">
       <w:rPr>
-        <w:rFonts w:asciiTheme="majorHAnsi" w:cstheme="majorBidi" w:eastAsiaTheme="majorEastAsia" w:hAnsiTheme="majorHAnsi"/>
+        <w:rFonts w:asciiTheme="majorHAnsi" w:cstheme="majorBidi" w:hAnsiTheme="majorHAnsi" w:eastAsia="黑体"/>
         <w:b/>
         <w:bCs/>
       </w:rPr>
@@ -5736,7 +6012,7 @@
         <w:spacing w:after="0" w:before="0" w:line="240" w:lineRule="auto"/>
       </w:pPr>
       <w:rPr>
-        <w:rFonts w:asciiTheme="majorHAnsi" w:cstheme="majorBidi" w:eastAsiaTheme="majorEastAsia" w:hAnsiTheme="majorHAnsi"/>
+        <w:rFonts w:asciiTheme="majorHAnsi" w:cstheme="majorBidi" w:hAnsiTheme="majorHAnsi" w:eastAsia="黑体"/>
         <w:b/>
         <w:bCs/>
       </w:rPr>
@@ -5757,7 +6033,7 @@
         <w:spacing w:after="0" w:before="0" w:line="240" w:lineRule="auto"/>
       </w:pPr>
       <w:rPr>
-        <w:rFonts w:asciiTheme="majorHAnsi" w:cstheme="majorBidi" w:eastAsiaTheme="majorEastAsia" w:hAnsiTheme="majorHAnsi"/>
+        <w:rFonts w:asciiTheme="majorHAnsi" w:cstheme="majorBidi" w:hAnsiTheme="majorHAnsi" w:eastAsia="黑体"/>
         <w:b/>
         <w:bCs/>
       </w:rPr>
@@ -5775,14 +6051,14 @@
     </w:tblStylePr>
     <w:tblStylePr w:type="firstCol">
       <w:rPr>
-        <w:rFonts w:asciiTheme="majorHAnsi" w:cstheme="majorBidi" w:eastAsiaTheme="majorEastAsia" w:hAnsiTheme="majorHAnsi"/>
+        <w:rFonts w:asciiTheme="majorHAnsi" w:cstheme="majorBidi" w:hAnsiTheme="majorHAnsi" w:eastAsia="黑体"/>
         <w:b/>
         <w:bCs/>
       </w:rPr>
     </w:tblStylePr>
     <w:tblStylePr w:type="lastCol">
       <w:rPr>
-        <w:rFonts w:asciiTheme="majorHAnsi" w:cstheme="majorBidi" w:eastAsiaTheme="majorEastAsia" w:hAnsiTheme="majorHAnsi"/>
+        <w:rFonts w:asciiTheme="majorHAnsi" w:cstheme="majorBidi" w:hAnsiTheme="majorHAnsi" w:eastAsia="黑体"/>
         <w:b/>
         <w:bCs/>
       </w:rPr>
@@ -5865,6 +6141,7 @@
         <w:spacing w:after="0" w:before="0" w:line="240" w:lineRule="auto"/>
       </w:pPr>
       <w:rPr>
+        <w:rFonts w:eastAsia="黑体"/>
         <w:b/>
         <w:bCs/>
         <w:color w:themeColor="background1" w:val="FFFFFF"/>
@@ -5887,6 +6164,7 @@
         <w:spacing w:after="0" w:before="0" w:line="240" w:lineRule="auto"/>
       </w:pPr>
       <w:rPr>
+        <w:rFonts w:eastAsia="黑体"/>
         <w:b/>
         <w:bCs/>
       </w:rPr>
@@ -5904,12 +6182,14 @@
     </w:tblStylePr>
     <w:tblStylePr w:type="firstCol">
       <w:rPr>
+        <w:rFonts w:eastAsia="黑体"/>
         <w:b/>
         <w:bCs/>
       </w:rPr>
     </w:tblStylePr>
     <w:tblStylePr w:type="lastCol">
       <w:rPr>
+        <w:rFonts w:eastAsia="黑体"/>
         <w:b/>
         <w:bCs/>
       </w:rPr>
@@ -5971,6 +6251,7 @@
         <w:spacing w:after="0" w:before="0" w:line="240" w:lineRule="auto"/>
       </w:pPr>
       <w:rPr>
+        <w:rFonts w:eastAsia="黑体"/>
         <w:b/>
         <w:bCs/>
         <w:color w:themeColor="background1" w:val="FFFFFF"/>
@@ -5993,6 +6274,7 @@
         <w:spacing w:after="0" w:before="0" w:line="240" w:lineRule="auto"/>
       </w:pPr>
       <w:rPr>
+        <w:rFonts w:eastAsia="黑体"/>
         <w:b/>
         <w:bCs/>
       </w:rPr>
@@ -6010,12 +6292,14 @@
     </w:tblStylePr>
     <w:tblStylePr w:type="firstCol">
       <w:rPr>
+        <w:rFonts w:eastAsia="黑体"/>
         <w:b/>
         <w:bCs/>
       </w:rPr>
     </w:tblStylePr>
     <w:tblStylePr w:type="lastCol">
       <w:rPr>
+        <w:rFonts w:eastAsia="黑体"/>
         <w:b/>
         <w:bCs/>
       </w:rPr>
@@ -6077,6 +6361,7 @@
         <w:spacing w:after="0" w:before="0" w:line="240" w:lineRule="auto"/>
       </w:pPr>
       <w:rPr>
+        <w:rFonts w:eastAsia="黑体"/>
         <w:b/>
         <w:bCs/>
         <w:color w:themeColor="background1" w:val="FFFFFF"/>
@@ -6099,6 +6384,7 @@
         <w:spacing w:after="0" w:before="0" w:line="240" w:lineRule="auto"/>
       </w:pPr>
       <w:rPr>
+        <w:rFonts w:eastAsia="黑体"/>
         <w:b/>
         <w:bCs/>
       </w:rPr>
@@ -6116,12 +6402,14 @@
     </w:tblStylePr>
     <w:tblStylePr w:type="firstCol">
       <w:rPr>
+        <w:rFonts w:eastAsia="黑体"/>
         <w:b/>
         <w:bCs/>
       </w:rPr>
     </w:tblStylePr>
     <w:tblStylePr w:type="lastCol">
       <w:rPr>
+        <w:rFonts w:eastAsia="黑体"/>
         <w:b/>
         <w:bCs/>
       </w:rPr>
@@ -6183,6 +6471,7 @@
         <w:spacing w:after="0" w:before="0" w:line="240" w:lineRule="auto"/>
       </w:pPr>
       <w:rPr>
+        <w:rFonts w:eastAsia="黑体"/>
         <w:b/>
         <w:bCs/>
         <w:color w:themeColor="background1" w:val="FFFFFF"/>
@@ -6205,6 +6494,7 @@
         <w:spacing w:after="0" w:before="0" w:line="240" w:lineRule="auto"/>
       </w:pPr>
       <w:rPr>
+        <w:rFonts w:eastAsia="黑体"/>
         <w:b/>
         <w:bCs/>
       </w:rPr>
@@ -6222,12 +6512,14 @@
     </w:tblStylePr>
     <w:tblStylePr w:type="firstCol">
       <w:rPr>
+        <w:rFonts w:eastAsia="黑体"/>
         <w:b/>
         <w:bCs/>
       </w:rPr>
     </w:tblStylePr>
     <w:tblStylePr w:type="lastCol">
       <w:rPr>
+        <w:rFonts w:eastAsia="黑体"/>
         <w:b/>
         <w:bCs/>
       </w:rPr>
@@ -6289,6 +6581,7 @@
         <w:spacing w:after="0" w:before="0" w:line="240" w:lineRule="auto"/>
       </w:pPr>
       <w:rPr>
+        <w:rFonts w:eastAsia="黑体"/>
         <w:b/>
         <w:bCs/>
         <w:color w:themeColor="background1" w:val="FFFFFF"/>
@@ -6311,6 +6604,7 @@
         <w:spacing w:after="0" w:before="0" w:line="240" w:lineRule="auto"/>
       </w:pPr>
       <w:rPr>
+        <w:rFonts w:eastAsia="黑体"/>
         <w:b/>
         <w:bCs/>
       </w:rPr>
@@ -6328,12 +6622,14 @@
     </w:tblStylePr>
     <w:tblStylePr w:type="firstCol">
       <w:rPr>
+        <w:rFonts w:eastAsia="黑体"/>
         <w:b/>
         <w:bCs/>
       </w:rPr>
     </w:tblStylePr>
     <w:tblStylePr w:type="lastCol">
       <w:rPr>
+        <w:rFonts w:eastAsia="黑体"/>
         <w:b/>
         <w:bCs/>
       </w:rPr>
@@ -6395,6 +6691,7 @@
         <w:spacing w:after="0" w:before="0" w:line="240" w:lineRule="auto"/>
       </w:pPr>
       <w:rPr>
+        <w:rFonts w:eastAsia="黑体"/>
         <w:b/>
         <w:bCs/>
         <w:color w:themeColor="background1" w:val="FFFFFF"/>
@@ -6417,6 +6714,7 @@
         <w:spacing w:after="0" w:before="0" w:line="240" w:lineRule="auto"/>
       </w:pPr>
       <w:rPr>
+        <w:rFonts w:eastAsia="黑体"/>
         <w:b/>
         <w:bCs/>
       </w:rPr>
@@ -6434,12 +6732,14 @@
     </w:tblStylePr>
     <w:tblStylePr w:type="firstCol">
       <w:rPr>
+        <w:rFonts w:eastAsia="黑体"/>
         <w:b/>
         <w:bCs/>
       </w:rPr>
     </w:tblStylePr>
     <w:tblStylePr w:type="lastCol">
       <w:rPr>
+        <w:rFonts w:eastAsia="黑体"/>
         <w:b/>
         <w:bCs/>
       </w:rPr>
@@ -6501,6 +6801,7 @@
         <w:spacing w:after="0" w:before="0" w:line="240" w:lineRule="auto"/>
       </w:pPr>
       <w:rPr>
+        <w:rFonts w:eastAsia="黑体"/>
         <w:b/>
         <w:bCs/>
         <w:color w:themeColor="background1" w:val="FFFFFF"/>
@@ -6523,6 +6824,7 @@
         <w:spacing w:after="0" w:before="0" w:line="240" w:lineRule="auto"/>
       </w:pPr>
       <w:rPr>
+        <w:rFonts w:eastAsia="黑体"/>
         <w:b/>
         <w:bCs/>
       </w:rPr>
@@ -6540,12 +6842,14 @@
     </w:tblStylePr>
     <w:tblStylePr w:type="firstCol">
       <w:rPr>
+        <w:rFonts w:eastAsia="黑体"/>
         <w:b/>
         <w:bCs/>
       </w:rPr>
     </w:tblStylePr>
     <w:tblStylePr w:type="lastCol">
       <w:rPr>
+        <w:rFonts w:eastAsia="黑体"/>
         <w:b/>
         <w:bCs/>
       </w:rPr>
@@ -6604,6 +6908,7 @@
         <w:spacing w:after="0" w:before="0" w:line="240" w:lineRule="auto"/>
       </w:pPr>
       <w:rPr>
+        <w:rFonts w:eastAsia="黑体"/>
         <w:b/>
         <w:bCs/>
         <w:color w:themeColor="background1" w:val="FFFFFF"/>
@@ -6626,6 +6931,7 @@
         <w:spacing w:after="0" w:before="0" w:line="240" w:lineRule="auto"/>
       </w:pPr>
       <w:rPr>
+        <w:rFonts w:eastAsia="黑体"/>
         <w:color w:val="auto"/>
       </w:rPr>
       <w:tblPr/>
@@ -6643,6 +6949,7 @@
     </w:tblStylePr>
     <w:tblStylePr w:type="firstCol">
       <w:rPr>
+        <w:rFonts w:eastAsia="黑体"/>
         <w:b/>
         <w:bCs/>
         <w:color w:themeColor="background1" w:val="FFFFFF"/>
@@ -6662,6 +6969,7 @@
     </w:tblStylePr>
     <w:tblStylePr w:type="lastCol">
       <w:rPr>
+        <w:rFonts w:eastAsia="黑体"/>
         <w:b/>
         <w:bCs/>
         <w:color w:themeColor="background1" w:val="FFFFFF"/>
@@ -6710,6 +7018,7 @@
     </w:tblStylePr>
     <w:tblStylePr w:type="nwCell">
       <w:rPr>
+        <w:rFonts w:eastAsia="黑体"/>
         <w:color w:themeColor="background1" w:val="FFFFFF"/>
       </w:rPr>
       <w:tblPr/>
@@ -6753,6 +7062,7 @@
         <w:spacing w:after="0" w:before="0" w:line="240" w:lineRule="auto"/>
       </w:pPr>
       <w:rPr>
+        <w:rFonts w:eastAsia="黑体"/>
         <w:b/>
         <w:bCs/>
         <w:color w:themeColor="background1" w:val="FFFFFF"/>
@@ -6775,6 +7085,7 @@
         <w:spacing w:after="0" w:before="0" w:line="240" w:lineRule="auto"/>
       </w:pPr>
       <w:rPr>
+        <w:rFonts w:eastAsia="黑体"/>
         <w:color w:val="auto"/>
       </w:rPr>
       <w:tblPr/>
@@ -6792,6 +7103,7 @@
     </w:tblStylePr>
     <w:tblStylePr w:type="firstCol">
       <w:rPr>
+        <w:rFonts w:eastAsia="黑体"/>
         <w:b/>
         <w:bCs/>
         <w:color w:themeColor="background1" w:val="FFFFFF"/>
@@ -6811,6 +7123,7 @@
     </w:tblStylePr>
     <w:tblStylePr w:type="lastCol">
       <w:rPr>
+        <w:rFonts w:eastAsia="黑体"/>
         <w:b/>
         <w:bCs/>
         <w:color w:themeColor="background1" w:val="FFFFFF"/>
@@ -6859,6 +7172,7 @@
     </w:tblStylePr>
     <w:tblStylePr w:type="nwCell">
       <w:rPr>
+        <w:rFonts w:eastAsia="黑体"/>
         <w:color w:themeColor="background1" w:val="FFFFFF"/>
       </w:rPr>
       <w:tblPr/>
@@ -6902,6 +7216,7 @@
         <w:spacing w:after="0" w:before="0" w:line="240" w:lineRule="auto"/>
       </w:pPr>
       <w:rPr>
+        <w:rFonts w:eastAsia="黑体"/>
         <w:b/>
         <w:bCs/>
         <w:color w:themeColor="background1" w:val="FFFFFF"/>
@@ -6924,6 +7239,7 @@
         <w:spacing w:after="0" w:before="0" w:line="240" w:lineRule="auto"/>
       </w:pPr>
       <w:rPr>
+        <w:rFonts w:eastAsia="黑体"/>
         <w:color w:val="auto"/>
       </w:rPr>
       <w:tblPr/>
@@ -6941,6 +7257,7 @@
     </w:tblStylePr>
     <w:tblStylePr w:type="firstCol">
       <w:rPr>
+        <w:rFonts w:eastAsia="黑体"/>
         <w:b/>
         <w:bCs/>
         <w:color w:themeColor="background1" w:val="FFFFFF"/>
@@ -6960,6 +7277,7 @@
     </w:tblStylePr>
     <w:tblStylePr w:type="lastCol">
       <w:rPr>
+        <w:rFonts w:eastAsia="黑体"/>
         <w:b/>
         <w:bCs/>
         <w:color w:themeColor="background1" w:val="FFFFFF"/>
@@ -7008,6 +7326,7 @@
     </w:tblStylePr>
     <w:tblStylePr w:type="nwCell">
       <w:rPr>
+        <w:rFonts w:eastAsia="黑体"/>
         <w:color w:themeColor="background1" w:val="FFFFFF"/>
       </w:rPr>
       <w:tblPr/>
@@ -7051,6 +7370,7 @@
         <w:spacing w:after="0" w:before="0" w:line="240" w:lineRule="auto"/>
       </w:pPr>
       <w:rPr>
+        <w:rFonts w:eastAsia="黑体"/>
         <w:b/>
         <w:bCs/>
         <w:color w:themeColor="background1" w:val="FFFFFF"/>
@@ -7073,6 +7393,7 @@
         <w:spacing w:after="0" w:before="0" w:line="240" w:lineRule="auto"/>
       </w:pPr>
       <w:rPr>
+        <w:rFonts w:eastAsia="黑体"/>
         <w:color w:val="auto"/>
       </w:rPr>
       <w:tblPr/>
@@ -7090,6 +7411,7 @@
     </w:tblStylePr>
     <w:tblStylePr w:type="firstCol">
       <w:rPr>
+        <w:rFonts w:eastAsia="黑体"/>
         <w:b/>
         <w:bCs/>
         <w:color w:themeColor="background1" w:val="FFFFFF"/>
@@ -7109,6 +7431,7 @@
     </w:tblStylePr>
     <w:tblStylePr w:type="lastCol">
       <w:rPr>
+        <w:rFonts w:eastAsia="黑体"/>
         <w:b/>
         <w:bCs/>
         <w:color w:themeColor="background1" w:val="FFFFFF"/>
@@ -7157,6 +7480,7 @@
     </w:tblStylePr>
     <w:tblStylePr w:type="nwCell">
       <w:rPr>
+        <w:rFonts w:eastAsia="黑体"/>
         <w:color w:themeColor="background1" w:val="FFFFFF"/>
       </w:rPr>
       <w:tblPr/>
@@ -7200,6 +7524,7 @@
         <w:spacing w:after="0" w:before="0" w:line="240" w:lineRule="auto"/>
       </w:pPr>
       <w:rPr>
+        <w:rFonts w:eastAsia="黑体"/>
         <w:b/>
         <w:bCs/>
         <w:color w:themeColor="background1" w:val="FFFFFF"/>
@@ -7222,6 +7547,7 @@
         <w:spacing w:after="0" w:before="0" w:line="240" w:lineRule="auto"/>
       </w:pPr>
       <w:rPr>
+        <w:rFonts w:eastAsia="黑体"/>
         <w:color w:val="auto"/>
       </w:rPr>
       <w:tblPr/>
@@ -7239,6 +7565,7 @@
     </w:tblStylePr>
     <w:tblStylePr w:type="firstCol">
       <w:rPr>
+        <w:rFonts w:eastAsia="黑体"/>
         <w:b/>
         <w:bCs/>
         <w:color w:themeColor="background1" w:val="FFFFFF"/>
@@ -7258,6 +7585,7 @@
     </w:tblStylePr>
     <w:tblStylePr w:type="lastCol">
       <w:rPr>
+        <w:rFonts w:eastAsia="黑体"/>
         <w:b/>
         <w:bCs/>
         <w:color w:themeColor="background1" w:val="FFFFFF"/>
@@ -7306,6 +7634,7 @@
     </w:tblStylePr>
     <w:tblStylePr w:type="nwCell">
       <w:rPr>
+        <w:rFonts w:eastAsia="黑体"/>
         <w:color w:themeColor="background1" w:val="FFFFFF"/>
       </w:rPr>
       <w:tblPr/>
@@ -7349,6 +7678,7 @@
         <w:spacing w:after="0" w:before="0" w:line="240" w:lineRule="auto"/>
       </w:pPr>
       <w:rPr>
+        <w:rFonts w:eastAsia="黑体"/>
         <w:b/>
         <w:bCs/>
         <w:color w:themeColor="background1" w:val="FFFFFF"/>
@@ -7371,6 +7701,7 @@
         <w:spacing w:after="0" w:before="0" w:line="240" w:lineRule="auto"/>
       </w:pPr>
       <w:rPr>
+        <w:rFonts w:eastAsia="黑体"/>
         <w:color w:val="auto"/>
       </w:rPr>
       <w:tblPr/>
@@ -7388,6 +7719,7 @@
     </w:tblStylePr>
     <w:tblStylePr w:type="firstCol">
       <w:rPr>
+        <w:rFonts w:eastAsia="黑体"/>
         <w:b/>
         <w:bCs/>
         <w:color w:themeColor="background1" w:val="FFFFFF"/>
@@ -7407,6 +7739,7 @@
     </w:tblStylePr>
     <w:tblStylePr w:type="lastCol">
       <w:rPr>
+        <w:rFonts w:eastAsia="黑体"/>
         <w:b/>
         <w:bCs/>
         <w:color w:themeColor="background1" w:val="FFFFFF"/>
@@ -7455,6 +7788,7 @@
     </w:tblStylePr>
     <w:tblStylePr w:type="nwCell">
       <w:rPr>
+        <w:rFonts w:eastAsia="黑体"/>
         <w:color w:themeColor="background1" w:val="FFFFFF"/>
       </w:rPr>
       <w:tblPr/>
@@ -7498,6 +7832,7 @@
         <w:spacing w:after="0" w:before="0" w:line="240" w:lineRule="auto"/>
       </w:pPr>
       <w:rPr>
+        <w:rFonts w:eastAsia="黑体"/>
         <w:b/>
         <w:bCs/>
         <w:color w:themeColor="background1" w:val="FFFFFF"/>
@@ -7520,6 +7855,7 @@
         <w:spacing w:after="0" w:before="0" w:line="240" w:lineRule="auto"/>
       </w:pPr>
       <w:rPr>
+        <w:rFonts w:eastAsia="黑体"/>
         <w:color w:val="auto"/>
       </w:rPr>
       <w:tblPr/>
@@ -7537,6 +7873,7 @@
     </w:tblStylePr>
     <w:tblStylePr w:type="firstCol">
       <w:rPr>
+        <w:rFonts w:eastAsia="黑体"/>
         <w:b/>
         <w:bCs/>
         <w:color w:themeColor="background1" w:val="FFFFFF"/>
@@ -7556,6 +7893,7 @@
     </w:tblStylePr>
     <w:tblStylePr w:type="lastCol">
       <w:rPr>
+        <w:rFonts w:eastAsia="黑体"/>
         <w:b/>
         <w:bCs/>
         <w:color w:themeColor="background1" w:val="FFFFFF"/>
@@ -7604,6 +7942,7 @@
     </w:tblStylePr>
     <w:tblStylePr w:type="nwCell">
       <w:rPr>
+        <w:rFonts w:eastAsia="黑体"/>
         <w:color w:themeColor="background1" w:val="FFFFFF"/>
       </w:rPr>
       <w:tblPr/>
@@ -7628,6 +7967,7 @@
       <w:spacing w:after="0" w:line="240" w:lineRule="auto"/>
     </w:pPr>
     <w:rPr>
+      <w:rFonts w:eastAsia="黑体"/>
       <w:color w:themeColor="text1" w:val="000000"/>
     </w:rPr>
     <w:tblPr>
@@ -7647,7 +7987,7 @@
     </w:tblPr>
     <w:tblStylePr w:type="firstRow">
       <w:rPr>
-        <w:rFonts w:asciiTheme="majorHAnsi" w:cstheme="majorBidi" w:eastAsiaTheme="majorEastAsia" w:hAnsiTheme="majorHAnsi"/>
+        <w:rFonts w:asciiTheme="majorHAnsi" w:cstheme="majorBidi" w:hAnsiTheme="majorHAnsi" w:eastAsia="黑体"/>
       </w:rPr>
       <w:tblPr/>
       <w:tcPr>
@@ -7659,6 +7999,7 @@
     </w:tblStylePr>
     <w:tblStylePr w:type="lastRow">
       <w:rPr>
+        <w:rFonts w:eastAsia="黑体"/>
         <w:b/>
         <w:bCs/>
         <w:color w:themeColor="text2" w:val="1F497D"/>
@@ -7673,12 +8014,14 @@
     </w:tblStylePr>
     <w:tblStylePr w:type="firstCol">
       <w:rPr>
+        <w:rFonts w:eastAsia="黑体"/>
         <w:b/>
         <w:bCs/>
       </w:rPr>
     </w:tblStylePr>
     <w:tblStylePr w:type="lastCol">
       <w:rPr>
+        <w:rFonts w:eastAsia="黑体"/>
         <w:b/>
         <w:bCs/>
       </w:rPr>
@@ -7712,6 +8055,7 @@
       <w:spacing w:after="0" w:line="240" w:lineRule="auto"/>
     </w:pPr>
     <w:rPr>
+      <w:rFonts w:eastAsia="黑体"/>
       <w:color w:themeColor="text1" w:val="000000"/>
     </w:rPr>
     <w:tblPr>
@@ -7731,7 +8075,7 @@
     </w:tblPr>
     <w:tblStylePr w:type="firstRow">
       <w:rPr>
-        <w:rFonts w:asciiTheme="majorHAnsi" w:cstheme="majorBidi" w:eastAsiaTheme="majorEastAsia" w:hAnsiTheme="majorHAnsi"/>
+        <w:rFonts w:asciiTheme="majorHAnsi" w:cstheme="majorBidi" w:hAnsiTheme="majorHAnsi" w:eastAsia="黑体"/>
       </w:rPr>
       <w:tblPr/>
       <w:tcPr>
@@ -7743,6 +8087,7 @@
     </w:tblStylePr>
     <w:tblStylePr w:type="lastRow">
       <w:rPr>
+        <w:rFonts w:eastAsia="黑体"/>
         <w:b/>
         <w:bCs/>
         <w:color w:themeColor="text2" w:val="1F497D"/>
@@ -7757,12 +8102,14 @@
     </w:tblStylePr>
     <w:tblStylePr w:type="firstCol">
       <w:rPr>
+        <w:rFonts w:eastAsia="黑体"/>
         <w:b/>
         <w:bCs/>
       </w:rPr>
     </w:tblStylePr>
     <w:tblStylePr w:type="lastCol">
       <w:rPr>
+        <w:rFonts w:eastAsia="黑体"/>
         <w:b/>
         <w:bCs/>
       </w:rPr>
@@ -7796,6 +8143,7 @@
       <w:spacing w:after="0" w:line="240" w:lineRule="auto"/>
     </w:pPr>
     <w:rPr>
+      <w:rFonts w:eastAsia="黑体"/>
       <w:color w:themeColor="text1" w:val="000000"/>
     </w:rPr>
     <w:tblPr>
@@ -7815,7 +8163,7 @@
     </w:tblPr>
     <w:tblStylePr w:type="firstRow">
       <w:rPr>
-        <w:rFonts w:asciiTheme="majorHAnsi" w:cstheme="majorBidi" w:eastAsiaTheme="majorEastAsia" w:hAnsiTheme="majorHAnsi"/>
+        <w:rFonts w:asciiTheme="majorHAnsi" w:cstheme="majorBidi" w:hAnsiTheme="majorHAnsi" w:eastAsia="黑体"/>
       </w:rPr>
       <w:tblPr/>
       <w:tcPr>
@@ -7827,6 +8175,7 @@
     </w:tblStylePr>
     <w:tblStylePr w:type="lastRow">
       <w:rPr>
+        <w:rFonts w:eastAsia="黑体"/>
         <w:b/>
         <w:bCs/>
         <w:color w:themeColor="text2" w:val="1F497D"/>
@@ -7841,12 +8190,14 @@
     </w:tblStylePr>
     <w:tblStylePr w:type="firstCol">
       <w:rPr>
+        <w:rFonts w:eastAsia="黑体"/>
         <w:b/>
         <w:bCs/>
       </w:rPr>
     </w:tblStylePr>
     <w:tblStylePr w:type="lastCol">
       <w:rPr>
+        <w:rFonts w:eastAsia="黑体"/>
         <w:b/>
         <w:bCs/>
       </w:rPr>
@@ -7880,6 +8231,7 @@
       <w:spacing w:after="0" w:line="240" w:lineRule="auto"/>
     </w:pPr>
     <w:rPr>
+      <w:rFonts w:eastAsia="黑体"/>
       <w:color w:themeColor="text1" w:val="000000"/>
     </w:rPr>
     <w:tblPr>
@@ -7899,7 +8251,7 @@
     </w:tblPr>
     <w:tblStylePr w:type="firstRow">
       <w:rPr>
-        <w:rFonts w:asciiTheme="majorHAnsi" w:cstheme="majorBidi" w:eastAsiaTheme="majorEastAsia" w:hAnsiTheme="majorHAnsi"/>
+        <w:rFonts w:asciiTheme="majorHAnsi" w:cstheme="majorBidi" w:hAnsiTheme="majorHAnsi" w:eastAsia="黑体"/>
       </w:rPr>
       <w:tblPr/>
       <w:tcPr>
@@ -7911,6 +8263,7 @@
     </w:tblStylePr>
     <w:tblStylePr w:type="lastRow">
       <w:rPr>
+        <w:rFonts w:eastAsia="黑体"/>
         <w:b/>
         <w:bCs/>
         <w:color w:themeColor="text2" w:val="1F497D"/>
@@ -7925,12 +8278,14 @@
     </w:tblStylePr>
     <w:tblStylePr w:type="firstCol">
       <w:rPr>
+        <w:rFonts w:eastAsia="黑体"/>
         <w:b/>
         <w:bCs/>
       </w:rPr>
     </w:tblStylePr>
     <w:tblStylePr w:type="lastCol">
       <w:rPr>
+        <w:rFonts w:eastAsia="黑体"/>
         <w:b/>
         <w:bCs/>
       </w:rPr>
@@ -7964,6 +8319,7 @@
       <w:spacing w:after="0" w:line="240" w:lineRule="auto"/>
     </w:pPr>
     <w:rPr>
+      <w:rFonts w:eastAsia="黑体"/>
       <w:color w:themeColor="text1" w:val="000000"/>
     </w:rPr>
     <w:tblPr>
@@ -7983,7 +8339,7 @@
     </w:tblPr>
     <w:tblStylePr w:type="firstRow">
       <w:rPr>
-        <w:rFonts w:asciiTheme="majorHAnsi" w:cstheme="majorBidi" w:eastAsiaTheme="majorEastAsia" w:hAnsiTheme="majorHAnsi"/>
+        <w:rFonts w:asciiTheme="majorHAnsi" w:cstheme="majorBidi" w:hAnsiTheme="majorHAnsi" w:eastAsia="黑体"/>
       </w:rPr>
       <w:tblPr/>
       <w:tcPr>
@@ -7995,6 +8351,7 @@
     </w:tblStylePr>
     <w:tblStylePr w:type="lastRow">
       <w:rPr>
+        <w:rFonts w:eastAsia="黑体"/>
         <w:b/>
         <w:bCs/>
         <w:color w:themeColor="text2" w:val="1F497D"/>
@@ -8009,12 +8366,14 @@
     </w:tblStylePr>
     <w:tblStylePr w:type="firstCol">
       <w:rPr>
+        <w:rFonts w:eastAsia="黑体"/>
         <w:b/>
         <w:bCs/>
       </w:rPr>
     </w:tblStylePr>
     <w:tblStylePr w:type="lastCol">
       <w:rPr>
+        <w:rFonts w:eastAsia="黑体"/>
         <w:b/>
         <w:bCs/>
       </w:rPr>
@@ -8048,6 +8407,7 @@
       <w:spacing w:after="0" w:line="240" w:lineRule="auto"/>
     </w:pPr>
     <w:rPr>
+      <w:rFonts w:eastAsia="黑体"/>
       <w:color w:themeColor="text1" w:val="000000"/>
     </w:rPr>
     <w:tblPr>
@@ -8067,7 +8427,7 @@
     </w:tblPr>
     <w:tblStylePr w:type="firstRow">
       <w:rPr>
-        <w:rFonts w:asciiTheme="majorHAnsi" w:cstheme="majorBidi" w:eastAsiaTheme="majorEastAsia" w:hAnsiTheme="majorHAnsi"/>
+        <w:rFonts w:asciiTheme="majorHAnsi" w:cstheme="majorBidi" w:hAnsiTheme="majorHAnsi" w:eastAsia="黑体"/>
       </w:rPr>
       <w:tblPr/>
       <w:tcPr>
@@ -8079,6 +8439,7 @@
     </w:tblStylePr>
     <w:tblStylePr w:type="lastRow">
       <w:rPr>
+        <w:rFonts w:eastAsia="黑体"/>
         <w:b/>
         <w:bCs/>
         <w:color w:themeColor="text2" w:val="1F497D"/>
@@ -8093,12 +8454,14 @@
     </w:tblStylePr>
     <w:tblStylePr w:type="firstCol">
       <w:rPr>
+        <w:rFonts w:eastAsia="黑体"/>
         <w:b/>
         <w:bCs/>
       </w:rPr>
     </w:tblStylePr>
     <w:tblStylePr w:type="lastCol">
       <w:rPr>
+        <w:rFonts w:eastAsia="黑体"/>
         <w:b/>
         <w:bCs/>
       </w:rPr>
@@ -8132,6 +8495,7 @@
       <w:spacing w:after="0" w:line="240" w:lineRule="auto"/>
     </w:pPr>
     <w:rPr>
+      <w:rFonts w:eastAsia="黑体"/>
       <w:color w:themeColor="text1" w:val="000000"/>
     </w:rPr>
     <w:tblPr>
@@ -8151,7 +8515,7 @@
     </w:tblPr>
     <w:tblStylePr w:type="firstRow">
       <w:rPr>
-        <w:rFonts w:asciiTheme="majorHAnsi" w:cstheme="majorBidi" w:eastAsiaTheme="majorEastAsia" w:hAnsiTheme="majorHAnsi"/>
+        <w:rFonts w:asciiTheme="majorHAnsi" w:cstheme="majorBidi" w:hAnsiTheme="majorHAnsi" w:eastAsia="黑体"/>
       </w:rPr>
       <w:tblPr/>
       <w:tcPr>
@@ -8163,6 +8527,7 @@
     </w:tblStylePr>
     <w:tblStylePr w:type="lastRow">
       <w:rPr>
+        <w:rFonts w:eastAsia="黑体"/>
         <w:b/>
         <w:bCs/>
         <w:color w:themeColor="text2" w:val="1F497D"/>
@@ -8177,12 +8542,14 @@
     </w:tblStylePr>
     <w:tblStylePr w:type="firstCol">
       <w:rPr>
+        <w:rFonts w:eastAsia="黑体"/>
         <w:b/>
         <w:bCs/>
       </w:rPr>
     </w:tblStylePr>
     <w:tblStylePr w:type="lastCol">
       <w:rPr>
+        <w:rFonts w:eastAsia="黑体"/>
         <w:b/>
         <w:bCs/>
       </w:rPr>
@@ -8216,7 +8583,7 @@
       <w:spacing w:after="0" w:line="240" w:lineRule="auto"/>
     </w:pPr>
     <w:rPr>
-      <w:rFonts w:asciiTheme="majorHAnsi" w:cstheme="majorBidi" w:eastAsiaTheme="majorEastAsia" w:hAnsiTheme="majorHAnsi"/>
+      <w:rFonts w:asciiTheme="majorHAnsi" w:cstheme="majorBidi" w:hAnsiTheme="majorHAnsi" w:eastAsia="黑体"/>
       <w:color w:themeColor="text1" w:val="000000"/>
     </w:rPr>
     <w:tblPr>
@@ -8238,6 +8605,7 @@
     </w:tblPr>
     <w:tblStylePr w:type="firstRow">
       <w:rPr>
+        <w:rFonts w:eastAsia="黑体"/>
         <w:sz w:val="24"/>
         <w:szCs w:val="24"/>
       </w:rPr>
@@ -8344,7 +8712,7 @@
       <w:spacing w:after="0" w:line="240" w:lineRule="auto"/>
     </w:pPr>
     <w:rPr>
-      <w:rFonts w:asciiTheme="majorHAnsi" w:cstheme="majorBidi" w:eastAsiaTheme="majorEastAsia" w:hAnsiTheme="majorHAnsi"/>
+      <w:rFonts w:asciiTheme="majorHAnsi" w:cstheme="majorBidi" w:hAnsiTheme="majorHAnsi" w:eastAsia="黑体"/>
       <w:color w:themeColor="text1" w:val="000000"/>
     </w:rPr>
     <w:tblPr>
@@ -8366,6 +8734,7 @@
     </w:tblPr>
     <w:tblStylePr w:type="firstRow">
       <w:rPr>
+        <w:rFonts w:eastAsia="黑体"/>
         <w:sz w:val="24"/>
         <w:szCs w:val="24"/>
       </w:rPr>
@@ -8472,7 +8841,7 @@
       <w:spacing w:after="0" w:line="240" w:lineRule="auto"/>
     </w:pPr>
     <w:rPr>
-      <w:rFonts w:asciiTheme="majorHAnsi" w:cstheme="majorBidi" w:eastAsiaTheme="majorEastAsia" w:hAnsiTheme="majorHAnsi"/>
+      <w:rFonts w:asciiTheme="majorHAnsi" w:cstheme="majorBidi" w:hAnsiTheme="majorHAnsi" w:eastAsia="黑体"/>
       <w:color w:themeColor="text1" w:val="000000"/>
     </w:rPr>
     <w:tblPr>
@@ -8494,6 +8863,7 @@
     </w:tblPr>
     <w:tblStylePr w:type="firstRow">
       <w:rPr>
+        <w:rFonts w:eastAsia="黑体"/>
         <w:sz w:val="24"/>
         <w:szCs w:val="24"/>
       </w:rPr>
@@ -8600,7 +8970,7 @@
       <w:spacing w:after="0" w:line="240" w:lineRule="auto"/>
     </w:pPr>
     <w:rPr>
-      <w:rFonts w:asciiTheme="majorHAnsi" w:cstheme="majorBidi" w:eastAsiaTheme="majorEastAsia" w:hAnsiTheme="majorHAnsi"/>
+      <w:rFonts w:asciiTheme="majorHAnsi" w:cstheme="majorBidi" w:hAnsiTheme="majorHAnsi" w:eastAsia="黑体"/>
       <w:color w:themeColor="text1" w:val="000000"/>
     </w:rPr>
     <w:tblPr>
@@ -8622,6 +8992,7 @@
     </w:tblPr>
     <w:tblStylePr w:type="firstRow">
       <w:rPr>
+        <w:rFonts w:eastAsia="黑体"/>
         <w:sz w:val="24"/>
         <w:szCs w:val="24"/>
       </w:rPr>
@@ -8728,7 +9099,7 @@
       <w:spacing w:after="0" w:line="240" w:lineRule="auto"/>
     </w:pPr>
     <w:rPr>
-      <w:rFonts w:asciiTheme="majorHAnsi" w:cstheme="majorBidi" w:eastAsiaTheme="majorEastAsia" w:hAnsiTheme="majorHAnsi"/>
+      <w:rFonts w:asciiTheme="majorHAnsi" w:cstheme="majorBidi" w:hAnsiTheme="majorHAnsi" w:eastAsia="黑体"/>
       <w:color w:themeColor="text1" w:val="000000"/>
     </w:rPr>
     <w:tblPr>
@@ -8750,6 +9121,7 @@
     </w:tblPr>
     <w:tblStylePr w:type="firstRow">
       <w:rPr>
+        <w:rFonts w:eastAsia="黑体"/>
         <w:sz w:val="24"/>
         <w:szCs w:val="24"/>
       </w:rPr>
@@ -8856,7 +9228,7 @@
       <w:spacing w:after="0" w:line="240" w:lineRule="auto"/>
     </w:pPr>
     <w:rPr>
-      <w:rFonts w:asciiTheme="majorHAnsi" w:cstheme="majorBidi" w:eastAsiaTheme="majorEastAsia" w:hAnsiTheme="majorHAnsi"/>
+      <w:rFonts w:asciiTheme="majorHAnsi" w:cstheme="majorBidi" w:hAnsiTheme="majorHAnsi" w:eastAsia="黑体"/>
       <w:color w:themeColor="text1" w:val="000000"/>
     </w:rPr>
     <w:tblPr>
@@ -8878,6 +9250,7 @@
     </w:tblPr>
     <w:tblStylePr w:type="firstRow">
       <w:rPr>
+        <w:rFonts w:eastAsia="黑体"/>
         <w:sz w:val="24"/>
         <w:szCs w:val="24"/>
       </w:rPr>
@@ -8984,7 +9357,7 @@
       <w:spacing w:after="0" w:line="240" w:lineRule="auto"/>
     </w:pPr>
     <w:rPr>
-      <w:rFonts w:asciiTheme="majorHAnsi" w:cstheme="majorBidi" w:eastAsiaTheme="majorEastAsia" w:hAnsiTheme="majorHAnsi"/>
+      <w:rFonts w:asciiTheme="majorHAnsi" w:cstheme="majorBidi" w:hAnsiTheme="majorHAnsi" w:eastAsia="黑体"/>
       <w:color w:themeColor="text1" w:val="000000"/>
     </w:rPr>
     <w:tblPr>
@@ -9006,6 +9379,7 @@
     </w:tblPr>
     <w:tblStylePr w:type="firstRow">
       <w:rPr>
+        <w:rFonts w:eastAsia="黑体"/>
         <w:sz w:val="24"/>
         <w:szCs w:val="24"/>
       </w:rPr>
@@ -9135,12 +9509,14 @@
     </w:tcPr>
     <w:tblStylePr w:type="firstRow">
       <w:rPr>
+        <w:rFonts w:eastAsia="黑体"/>
         <w:b/>
         <w:bCs/>
       </w:rPr>
     </w:tblStylePr>
     <w:tblStylePr w:type="lastRow">
       <w:rPr>
+        <w:rFonts w:eastAsia="黑体"/>
         <w:b/>
         <w:bCs/>
       </w:rPr>
@@ -9153,12 +9529,14 @@
     </w:tblStylePr>
     <w:tblStylePr w:type="firstCol">
       <w:rPr>
+        <w:rFonts w:eastAsia="黑体"/>
         <w:b/>
         <w:bCs/>
       </w:rPr>
     </w:tblStylePr>
     <w:tblStylePr w:type="lastCol">
       <w:rPr>
+        <w:rFonts w:eastAsia="黑体"/>
         <w:b/>
         <w:bCs/>
       </w:rPr>
@@ -9208,12 +9586,14 @@
     </w:tcPr>
     <w:tblStylePr w:type="firstRow">
       <w:rPr>
+        <w:rFonts w:eastAsia="黑体"/>
         <w:b/>
         <w:bCs/>
       </w:rPr>
     </w:tblStylePr>
     <w:tblStylePr w:type="lastRow">
       <w:rPr>
+        <w:rFonts w:eastAsia="黑体"/>
         <w:b/>
         <w:bCs/>
       </w:rPr>
@@ -9226,12 +9606,14 @@
     </w:tblStylePr>
     <w:tblStylePr w:type="firstCol">
       <w:rPr>
+        <w:rFonts w:eastAsia="黑体"/>
         <w:b/>
         <w:bCs/>
       </w:rPr>
     </w:tblStylePr>
     <w:tblStylePr w:type="lastCol">
       <w:rPr>
+        <w:rFonts w:eastAsia="黑体"/>
         <w:b/>
         <w:bCs/>
       </w:rPr>
@@ -9281,12 +9663,14 @@
     </w:tcPr>
     <w:tblStylePr w:type="firstRow">
       <w:rPr>
+        <w:rFonts w:eastAsia="黑体"/>
         <w:b/>
         <w:bCs/>
       </w:rPr>
     </w:tblStylePr>
     <w:tblStylePr w:type="lastRow">
       <w:rPr>
+        <w:rFonts w:eastAsia="黑体"/>
         <w:b/>
         <w:bCs/>
       </w:rPr>
@@ -9299,12 +9683,14 @@
     </w:tblStylePr>
     <w:tblStylePr w:type="firstCol">
       <w:rPr>
+        <w:rFonts w:eastAsia="黑体"/>
         <w:b/>
         <w:bCs/>
       </w:rPr>
     </w:tblStylePr>
     <w:tblStylePr w:type="lastCol">
       <w:rPr>
+        <w:rFonts w:eastAsia="黑体"/>
         <w:b/>
         <w:bCs/>
       </w:rPr>
@@ -9354,12 +9740,14 @@
     </w:tcPr>
     <w:tblStylePr w:type="firstRow">
       <w:rPr>
+        <w:rFonts w:eastAsia="黑体"/>
         <w:b/>
         <w:bCs/>
       </w:rPr>
     </w:tblStylePr>
     <w:tblStylePr w:type="lastRow">
       <w:rPr>
+        <w:rFonts w:eastAsia="黑体"/>
         <w:b/>
         <w:bCs/>
       </w:rPr>
@@ -9372,12 +9760,14 @@
     </w:tblStylePr>
     <w:tblStylePr w:type="firstCol">
       <w:rPr>
+        <w:rFonts w:eastAsia="黑体"/>
         <w:b/>
         <w:bCs/>
       </w:rPr>
     </w:tblStylePr>
     <w:tblStylePr w:type="lastCol">
       <w:rPr>
+        <w:rFonts w:eastAsia="黑体"/>
         <w:b/>
         <w:bCs/>
       </w:rPr>
@@ -9427,12 +9817,14 @@
     </w:tcPr>
     <w:tblStylePr w:type="firstRow">
       <w:rPr>
+        <w:rFonts w:eastAsia="黑体"/>
         <w:b/>
         <w:bCs/>
       </w:rPr>
     </w:tblStylePr>
     <w:tblStylePr w:type="lastRow">
       <w:rPr>
+        <w:rFonts w:eastAsia="黑体"/>
         <w:b/>
         <w:bCs/>
       </w:rPr>
@@ -9445,12 +9837,14 @@
     </w:tblStylePr>
     <w:tblStylePr w:type="firstCol">
       <w:rPr>
+        <w:rFonts w:eastAsia="黑体"/>
         <w:b/>
         <w:bCs/>
       </w:rPr>
     </w:tblStylePr>
     <w:tblStylePr w:type="lastCol">
       <w:rPr>
+        <w:rFonts w:eastAsia="黑体"/>
         <w:b/>
         <w:bCs/>
       </w:rPr>
@@ -9500,12 +9894,14 @@
     </w:tcPr>
     <w:tblStylePr w:type="firstRow">
       <w:rPr>
+        <w:rFonts w:eastAsia="黑体"/>
         <w:b/>
         <w:bCs/>
       </w:rPr>
     </w:tblStylePr>
     <w:tblStylePr w:type="lastRow">
       <w:rPr>
+        <w:rFonts w:eastAsia="黑体"/>
         <w:b/>
         <w:bCs/>
       </w:rPr>
@@ -9518,12 +9914,14 @@
     </w:tblStylePr>
     <w:tblStylePr w:type="firstCol">
       <w:rPr>
+        <w:rFonts w:eastAsia="黑体"/>
         <w:b/>
         <w:bCs/>
       </w:rPr>
     </w:tblStylePr>
     <w:tblStylePr w:type="lastCol">
       <w:rPr>
+        <w:rFonts w:eastAsia="黑体"/>
         <w:b/>
         <w:bCs/>
       </w:rPr>
@@ -9573,12 +9971,14 @@
     </w:tcPr>
     <w:tblStylePr w:type="firstRow">
       <w:rPr>
+        <w:rFonts w:eastAsia="黑体"/>
         <w:b/>
         <w:bCs/>
       </w:rPr>
     </w:tblStylePr>
     <w:tblStylePr w:type="lastRow">
       <w:rPr>
+        <w:rFonts w:eastAsia="黑体"/>
         <w:b/>
         <w:bCs/>
       </w:rPr>
@@ -9591,12 +9991,14 @@
     </w:tblStylePr>
     <w:tblStylePr w:type="firstCol">
       <w:rPr>
+        <w:rFonts w:eastAsia="黑体"/>
         <w:b/>
         <w:bCs/>
       </w:rPr>
     </w:tblStylePr>
     <w:tblStylePr w:type="lastCol">
       <w:rPr>
+        <w:rFonts w:eastAsia="黑体"/>
         <w:b/>
         <w:bCs/>
       </w:rPr>
@@ -9623,7 +10025,7 @@
       <w:spacing w:after="0" w:line="240" w:lineRule="auto"/>
     </w:pPr>
     <w:rPr>
-      <w:rFonts w:asciiTheme="majorHAnsi" w:cstheme="majorBidi" w:eastAsiaTheme="majorEastAsia" w:hAnsiTheme="majorHAnsi"/>
+      <w:rFonts w:asciiTheme="majorHAnsi" w:cstheme="majorBidi" w:hAnsiTheme="majorHAnsi" w:eastAsia="黑体"/>
       <w:color w:themeColor="text1" w:val="000000"/>
     </w:rPr>
     <w:tblPr>
@@ -9650,6 +10052,7 @@
     </w:tcPr>
     <w:tblStylePr w:type="firstRow">
       <w:rPr>
+        <w:rFonts w:eastAsia="黑体"/>
         <w:b/>
         <w:bCs/>
         <w:color w:themeColor="text1" w:val="000000"/>
@@ -9661,6 +10064,7 @@
     </w:tblStylePr>
     <w:tblStylePr w:type="lastRow">
       <w:rPr>
+        <w:rFonts w:eastAsia="黑体"/>
         <w:b/>
         <w:bCs/>
         <w:color w:themeColor="text1" w:val="000000"/>
@@ -9680,6 +10084,7 @@
     </w:tblStylePr>
     <w:tblStylePr w:type="firstCol">
       <w:rPr>
+        <w:rFonts w:eastAsia="黑体"/>
         <w:b/>
         <w:bCs/>
         <w:color w:themeColor="text1" w:val="000000"/>
@@ -9699,6 +10104,7 @@
     </w:tblStylePr>
     <w:tblStylePr w:type="lastCol">
       <w:rPr>
+        <w:rFonts w:eastAsia="黑体"/>
         <w:b w:val="0"/>
         <w:bCs w:val="0"/>
         <w:color w:themeColor="text1" w:val="000000"/>
@@ -9748,7 +10154,7 @@
       <w:spacing w:after="0" w:line="240" w:lineRule="auto"/>
     </w:pPr>
     <w:rPr>
-      <w:rFonts w:asciiTheme="majorHAnsi" w:cstheme="majorBidi" w:eastAsiaTheme="majorEastAsia" w:hAnsiTheme="majorHAnsi"/>
+      <w:rFonts w:asciiTheme="majorHAnsi" w:cstheme="majorBidi" w:hAnsiTheme="majorHAnsi" w:eastAsia="黑体"/>
       <w:color w:themeColor="text1" w:val="000000"/>
     </w:rPr>
     <w:tblPr>
@@ -9775,6 +10181,7 @@
     </w:tcPr>
     <w:tblStylePr w:type="firstRow">
       <w:rPr>
+        <w:rFonts w:eastAsia="黑体"/>
         <w:b/>
         <w:bCs/>
         <w:color w:themeColor="text1" w:val="000000"/>
@@ -9786,6 +10193,7 @@
     </w:tblStylePr>
     <w:tblStylePr w:type="lastRow">
       <w:rPr>
+        <w:rFonts w:eastAsia="黑体"/>
         <w:b/>
         <w:bCs/>
         <w:color w:themeColor="text1" w:val="000000"/>
@@ -9805,6 +10213,7 @@
     </w:tblStylePr>
     <w:tblStylePr w:type="firstCol">
       <w:rPr>
+        <w:rFonts w:eastAsia="黑体"/>
         <w:b/>
         <w:bCs/>
         <w:color w:themeColor="text1" w:val="000000"/>
@@ -9824,6 +10233,7 @@
     </w:tblStylePr>
     <w:tblStylePr w:type="lastCol">
       <w:rPr>
+        <w:rFonts w:eastAsia="黑体"/>
         <w:b w:val="0"/>
         <w:bCs w:val="0"/>
         <w:color w:themeColor="text1" w:val="000000"/>
@@ -9873,7 +10283,7 @@
       <w:spacing w:after="0" w:line="240" w:lineRule="auto"/>
     </w:pPr>
     <w:rPr>
-      <w:rFonts w:asciiTheme="majorHAnsi" w:cstheme="majorBidi" w:eastAsiaTheme="majorEastAsia" w:hAnsiTheme="majorHAnsi"/>
+      <w:rFonts w:asciiTheme="majorHAnsi" w:cstheme="majorBidi" w:hAnsiTheme="majorHAnsi" w:eastAsia="黑体"/>
       <w:color w:themeColor="text1" w:val="000000"/>
     </w:rPr>
     <w:tblPr>
@@ -9900,6 +10310,7 @@
     </w:tcPr>
     <w:tblStylePr w:type="firstRow">
       <w:rPr>
+        <w:rFonts w:eastAsia="黑体"/>
         <w:b/>
         <w:bCs/>
         <w:color w:themeColor="text1" w:val="000000"/>
@@ -9911,6 +10322,7 @@
     </w:tblStylePr>
     <w:tblStylePr w:type="lastRow">
       <w:rPr>
+        <w:rFonts w:eastAsia="黑体"/>
         <w:b/>
         <w:bCs/>
         <w:color w:themeColor="text1" w:val="000000"/>
@@ -9930,6 +10342,7 @@
     </w:tblStylePr>
     <w:tblStylePr w:type="firstCol">
       <w:rPr>
+        <w:rFonts w:eastAsia="黑体"/>
         <w:b/>
         <w:bCs/>
         <w:color w:themeColor="text1" w:val="000000"/>
@@ -9949,6 +10362,7 @@
     </w:tblStylePr>
     <w:tblStylePr w:type="lastCol">
       <w:rPr>
+        <w:rFonts w:eastAsia="黑体"/>
         <w:b w:val="0"/>
         <w:bCs w:val="0"/>
         <w:color w:themeColor="text1" w:val="000000"/>
@@ -9998,7 +10412,7 @@
       <w:spacing w:after="0" w:line="240" w:lineRule="auto"/>
     </w:pPr>
     <w:rPr>
-      <w:rFonts w:asciiTheme="majorHAnsi" w:cstheme="majorBidi" w:eastAsiaTheme="majorEastAsia" w:hAnsiTheme="majorHAnsi"/>
+      <w:rFonts w:asciiTheme="majorHAnsi" w:cstheme="majorBidi" w:hAnsiTheme="majorHAnsi" w:eastAsia="黑体"/>
       <w:color w:themeColor="text1" w:val="000000"/>
     </w:rPr>
     <w:tblPr>
@@ -10025,6 +10439,7 @@
     </w:tcPr>
     <w:tblStylePr w:type="firstRow">
       <w:rPr>
+        <w:rFonts w:eastAsia="黑体"/>
         <w:b/>
         <w:bCs/>
         <w:color w:themeColor="text1" w:val="000000"/>
@@ -10036,6 +10451,7 @@
     </w:tblStylePr>
     <w:tblStylePr w:type="lastRow">
       <w:rPr>
+        <w:rFonts w:eastAsia="黑体"/>
         <w:b/>
         <w:bCs/>
         <w:color w:themeColor="text1" w:val="000000"/>
@@ -10055,6 +10471,7 @@
     </w:tblStylePr>
     <w:tblStylePr w:type="firstCol">
       <w:rPr>
+        <w:rFonts w:eastAsia="黑体"/>
         <w:b/>
         <w:bCs/>
         <w:color w:themeColor="text1" w:val="000000"/>
@@ -10074,6 +10491,7 @@
     </w:tblStylePr>
     <w:tblStylePr w:type="lastCol">
       <w:rPr>
+        <w:rFonts w:eastAsia="黑体"/>
         <w:b w:val="0"/>
         <w:bCs w:val="0"/>
         <w:color w:themeColor="text1" w:val="000000"/>
@@ -10123,7 +10541,7 @@
       <w:spacing w:after="0" w:line="240" w:lineRule="auto"/>
     </w:pPr>
     <w:rPr>
-      <w:rFonts w:asciiTheme="majorHAnsi" w:cstheme="majorBidi" w:eastAsiaTheme="majorEastAsia" w:hAnsiTheme="majorHAnsi"/>
+      <w:rFonts w:asciiTheme="majorHAnsi" w:cstheme="majorBidi" w:hAnsiTheme="majorHAnsi" w:eastAsia="黑体"/>
       <w:color w:themeColor="text1" w:val="000000"/>
     </w:rPr>
     <w:tblPr>
@@ -10150,6 +10568,7 @@
     </w:tcPr>
     <w:tblStylePr w:type="firstRow">
       <w:rPr>
+        <w:rFonts w:eastAsia="黑体"/>
         <w:b/>
         <w:bCs/>
         <w:color w:themeColor="text1" w:val="000000"/>
@@ -10161,6 +10580,7 @@
     </w:tblStylePr>
     <w:tblStylePr w:type="lastRow">
       <w:rPr>
+        <w:rFonts w:eastAsia="黑体"/>
         <w:b/>
         <w:bCs/>
         <w:color w:themeColor="text1" w:val="000000"/>
@@ -10180,6 +10600,7 @@
     </w:tblStylePr>
     <w:tblStylePr w:type="firstCol">
       <w:rPr>
+        <w:rFonts w:eastAsia="黑体"/>
         <w:b/>
         <w:bCs/>
         <w:color w:themeColor="text1" w:val="000000"/>
@@ -10199,6 +10620,7 @@
     </w:tblStylePr>
     <w:tblStylePr w:type="lastCol">
       <w:rPr>
+        <w:rFonts w:eastAsia="黑体"/>
         <w:b w:val="0"/>
         <w:bCs w:val="0"/>
         <w:color w:themeColor="text1" w:val="000000"/>
@@ -10248,7 +10670,7 @@
       <w:spacing w:after="0" w:line="240" w:lineRule="auto"/>
     </w:pPr>
     <w:rPr>
-      <w:rFonts w:asciiTheme="majorHAnsi" w:cstheme="majorBidi" w:eastAsiaTheme="majorEastAsia" w:hAnsiTheme="majorHAnsi"/>
+      <w:rFonts w:asciiTheme="majorHAnsi" w:cstheme="majorBidi" w:hAnsiTheme="majorHAnsi" w:eastAsia="黑体"/>
       <w:color w:themeColor="text1" w:val="000000"/>
     </w:rPr>
     <w:tblPr>
@@ -10275,6 +10697,7 @@
     </w:tcPr>
     <w:tblStylePr w:type="firstRow">
       <w:rPr>
+        <w:rFonts w:eastAsia="黑体"/>
         <w:b/>
         <w:bCs/>
         <w:color w:themeColor="text1" w:val="000000"/>
@@ -10286,6 +10709,7 @@
     </w:tblStylePr>
     <w:tblStylePr w:type="lastRow">
       <w:rPr>
+        <w:rFonts w:eastAsia="黑体"/>
         <w:b/>
         <w:bCs/>
         <w:color w:themeColor="text1" w:val="000000"/>
@@ -10305,6 +10729,7 @@
     </w:tblStylePr>
     <w:tblStylePr w:type="firstCol">
       <w:rPr>
+        <w:rFonts w:eastAsia="黑体"/>
         <w:b/>
         <w:bCs/>
         <w:color w:themeColor="text1" w:val="000000"/>
@@ -10324,6 +10749,7 @@
     </w:tblStylePr>
     <w:tblStylePr w:type="lastCol">
       <w:rPr>
+        <w:rFonts w:eastAsia="黑体"/>
         <w:b w:val="0"/>
         <w:bCs w:val="0"/>
         <w:color w:themeColor="text1" w:val="000000"/>
@@ -10373,7 +10799,7 @@
       <w:spacing w:after="0" w:line="240" w:lineRule="auto"/>
     </w:pPr>
     <w:rPr>
-      <w:rFonts w:asciiTheme="majorHAnsi" w:cstheme="majorBidi" w:eastAsiaTheme="majorEastAsia" w:hAnsiTheme="majorHAnsi"/>
+      <w:rFonts w:asciiTheme="majorHAnsi" w:cstheme="majorBidi" w:hAnsiTheme="majorHAnsi" w:eastAsia="黑体"/>
       <w:color w:themeColor="text1" w:val="000000"/>
     </w:rPr>
     <w:tblPr>
@@ -10400,6 +10826,7 @@
     </w:tcPr>
     <w:tblStylePr w:type="firstRow">
       <w:rPr>
+        <w:rFonts w:eastAsia="黑体"/>
         <w:b/>
         <w:bCs/>
         <w:color w:themeColor="text1" w:val="000000"/>
@@ -10411,6 +10838,7 @@
     </w:tblStylePr>
     <w:tblStylePr w:type="lastRow">
       <w:rPr>
+        <w:rFonts w:eastAsia="黑体"/>
         <w:b/>
         <w:bCs/>
         <w:color w:themeColor="text1" w:val="000000"/>
@@ -10430,6 +10858,7 @@
     </w:tblStylePr>
     <w:tblStylePr w:type="firstCol">
       <w:rPr>
+        <w:rFonts w:eastAsia="黑体"/>
         <w:b/>
         <w:bCs/>
         <w:color w:themeColor="text1" w:val="000000"/>
@@ -10449,6 +10878,7 @@
     </w:tblStylePr>
     <w:tblStylePr w:type="lastCol">
       <w:rPr>
+        <w:rFonts w:eastAsia="黑体"/>
         <w:b w:val="0"/>
         <w:bCs w:val="0"/>
         <w:color w:themeColor="text1" w:val="000000"/>
@@ -10521,6 +10951,7 @@
     </w:tcPr>
     <w:tblStylePr w:type="firstRow">
       <w:rPr>
+        <w:rFonts w:eastAsia="黑体"/>
         <w:b/>
         <w:bCs/>
         <w:i w:val="0"/>
@@ -10542,6 +10973,7 @@
     </w:tblStylePr>
     <w:tblStylePr w:type="lastRow">
       <w:rPr>
+        <w:rFonts w:eastAsia="黑体"/>
         <w:b/>
         <w:bCs/>
         <w:i w:val="0"/>
@@ -10563,6 +10995,7 @@
     </w:tblStylePr>
     <w:tblStylePr w:type="firstCol">
       <w:rPr>
+        <w:rFonts w:eastAsia="黑体"/>
         <w:b/>
         <w:bCs/>
         <w:i w:val="0"/>
@@ -10582,6 +11015,7 @@
     </w:tblStylePr>
     <w:tblStylePr w:type="lastCol">
       <w:rPr>
+        <w:rFonts w:eastAsia="黑体"/>
         <w:b/>
         <w:bCs/>
         <w:i w:val="0"/>
@@ -10662,6 +11096,7 @@
     </w:tcPr>
     <w:tblStylePr w:type="firstRow">
       <w:rPr>
+        <w:rFonts w:eastAsia="黑体"/>
         <w:b/>
         <w:bCs/>
         <w:i w:val="0"/>
@@ -10683,6 +11118,7 @@
     </w:tblStylePr>
     <w:tblStylePr w:type="lastRow">
       <w:rPr>
+        <w:rFonts w:eastAsia="黑体"/>
         <w:b/>
         <w:bCs/>
         <w:i w:val="0"/>
@@ -10704,6 +11140,7 @@
     </w:tblStylePr>
     <w:tblStylePr w:type="firstCol">
       <w:rPr>
+        <w:rFonts w:eastAsia="黑体"/>
         <w:b/>
         <w:bCs/>
         <w:i w:val="0"/>
@@ -10723,6 +11160,7 @@
     </w:tblStylePr>
     <w:tblStylePr w:type="lastCol">
       <w:rPr>
+        <w:rFonts w:eastAsia="黑体"/>
         <w:b/>
         <w:bCs/>
         <w:i w:val="0"/>
@@ -10803,6 +11241,7 @@
     </w:tcPr>
     <w:tblStylePr w:type="firstRow">
       <w:rPr>
+        <w:rFonts w:eastAsia="黑体"/>
         <w:b/>
         <w:bCs/>
         <w:i w:val="0"/>
@@ -10824,6 +11263,7 @@
     </w:tblStylePr>
     <w:tblStylePr w:type="lastRow">
       <w:rPr>
+        <w:rFonts w:eastAsia="黑体"/>
         <w:b/>
         <w:bCs/>
         <w:i w:val="0"/>
@@ -10845,6 +11285,7 @@
     </w:tblStylePr>
     <w:tblStylePr w:type="firstCol">
       <w:rPr>
+        <w:rFonts w:eastAsia="黑体"/>
         <w:b/>
         <w:bCs/>
         <w:i w:val="0"/>
@@ -10864,6 +11305,7 @@
     </w:tblStylePr>
     <w:tblStylePr w:type="lastCol">
       <w:rPr>
+        <w:rFonts w:eastAsia="黑体"/>
         <w:b/>
         <w:bCs/>
         <w:i w:val="0"/>
@@ -10944,6 +11386,7 @@
     </w:tcPr>
     <w:tblStylePr w:type="firstRow">
       <w:rPr>
+        <w:rFonts w:eastAsia="黑体"/>
         <w:b/>
         <w:bCs/>
         <w:i w:val="0"/>
@@ -10965,6 +11408,7 @@
     </w:tblStylePr>
     <w:tblStylePr w:type="lastRow">
       <w:rPr>
+        <w:rFonts w:eastAsia="黑体"/>
         <w:b/>
         <w:bCs/>
         <w:i w:val="0"/>
@@ -10986,6 +11430,7 @@
     </w:tblStylePr>
     <w:tblStylePr w:type="firstCol">
       <w:rPr>
+        <w:rFonts w:eastAsia="黑体"/>
         <w:b/>
         <w:bCs/>
         <w:i w:val="0"/>
@@ -11005,6 +11450,7 @@
     </w:tblStylePr>
     <w:tblStylePr w:type="lastCol">
       <w:rPr>
+        <w:rFonts w:eastAsia="黑体"/>
         <w:b/>
         <w:bCs/>
         <w:i w:val="0"/>
@@ -11085,6 +11531,7 @@
     </w:tcPr>
     <w:tblStylePr w:type="firstRow">
       <w:rPr>
+        <w:rFonts w:eastAsia="黑体"/>
         <w:b/>
         <w:bCs/>
         <w:i w:val="0"/>
@@ -11106,6 +11553,7 @@
     </w:tblStylePr>
     <w:tblStylePr w:type="lastRow">
       <w:rPr>
+        <w:rFonts w:eastAsia="黑体"/>
         <w:b/>
         <w:bCs/>
         <w:i w:val="0"/>
@@ -11127,6 +11575,7 @@
     </w:tblStylePr>
     <w:tblStylePr w:type="firstCol">
       <w:rPr>
+        <w:rFonts w:eastAsia="黑体"/>
         <w:b/>
         <w:bCs/>
         <w:i w:val="0"/>
@@ -11146,6 +11595,7 @@
     </w:tblStylePr>
     <w:tblStylePr w:type="lastCol">
       <w:rPr>
+        <w:rFonts w:eastAsia="黑体"/>
         <w:b/>
         <w:bCs/>
         <w:i w:val="0"/>
@@ -11226,6 +11676,7 @@
     </w:tcPr>
     <w:tblStylePr w:type="firstRow">
       <w:rPr>
+        <w:rFonts w:eastAsia="黑体"/>
         <w:b/>
         <w:bCs/>
         <w:i w:val="0"/>
@@ -11247,6 +11698,7 @@
     </w:tblStylePr>
     <w:tblStylePr w:type="lastRow">
       <w:rPr>
+        <w:rFonts w:eastAsia="黑体"/>
         <w:b/>
         <w:bCs/>
         <w:i w:val="0"/>
@@ -11268,6 +11720,7 @@
     </w:tblStylePr>
     <w:tblStylePr w:type="firstCol">
       <w:rPr>
+        <w:rFonts w:eastAsia="黑体"/>
         <w:b/>
         <w:bCs/>
         <w:i w:val="0"/>
@@ -11287,6 +11740,7 @@
     </w:tblStylePr>
     <w:tblStylePr w:type="lastCol">
       <w:rPr>
+        <w:rFonts w:eastAsia="黑体"/>
         <w:b/>
         <w:bCs/>
         <w:i w:val="0"/>
@@ -11367,6 +11821,7 @@
     </w:tcPr>
     <w:tblStylePr w:type="firstRow">
       <w:rPr>
+        <w:rFonts w:eastAsia="黑体"/>
         <w:b/>
         <w:bCs/>
         <w:i w:val="0"/>
@@ -11388,6 +11843,7 @@
     </w:tblStylePr>
     <w:tblStylePr w:type="lastRow">
       <w:rPr>
+        <w:rFonts w:eastAsia="黑体"/>
         <w:b/>
         <w:bCs/>
         <w:i w:val="0"/>
@@ -11409,6 +11865,7 @@
     </w:tblStylePr>
     <w:tblStylePr w:type="firstCol">
       <w:rPr>
+        <w:rFonts w:eastAsia="黑体"/>
         <w:b/>
         <w:bCs/>
         <w:i w:val="0"/>
@@ -11428,6 +11885,7 @@
     </w:tblStylePr>
     <w:tblStylePr w:type="lastCol">
       <w:rPr>
+        <w:rFonts w:eastAsia="黑体"/>
         <w:b/>
         <w:bCs/>
         <w:i w:val="0"/>
@@ -11485,6 +11943,7 @@
       <w:spacing w:after="0" w:line="240" w:lineRule="auto"/>
     </w:pPr>
     <w:rPr>
+      <w:rFonts w:eastAsia="黑体"/>
       <w:color w:themeColor="background1" w:val="FFFFFF"/>
     </w:rPr>
     <w:tblPr>
@@ -11503,6 +11962,7 @@
     </w:tcPr>
     <w:tblStylePr w:type="firstRow">
       <w:rPr>
+        <w:rFonts w:eastAsia="黑体"/>
         <w:b/>
         <w:bCs/>
       </w:rPr>
@@ -11599,6 +12059,7 @@
       <w:spacing w:after="0" w:line="240" w:lineRule="auto"/>
     </w:pPr>
     <w:rPr>
+      <w:rFonts w:eastAsia="黑体"/>
       <w:color w:themeColor="background1" w:val="FFFFFF"/>
     </w:rPr>
     <w:tblPr>
@@ -11617,6 +12078,7 @@
     </w:tcPr>
     <w:tblStylePr w:type="firstRow">
       <w:rPr>
+        <w:rFonts w:eastAsia="黑体"/>
         <w:b/>
         <w:bCs/>
       </w:rPr>
@@ -11713,6 +12175,7 @@
       <w:spacing w:after="0" w:line="240" w:lineRule="auto"/>
     </w:pPr>
     <w:rPr>
+      <w:rFonts w:eastAsia="黑体"/>
       <w:color w:themeColor="background1" w:val="FFFFFF"/>
     </w:rPr>
     <w:tblPr>
@@ -11731,6 +12194,7 @@
     </w:tcPr>
     <w:tblStylePr w:type="firstRow">
       <w:rPr>
+        <w:rFonts w:eastAsia="黑体"/>
         <w:b/>
         <w:bCs/>
       </w:rPr>
@@ -11827,6 +12291,7 @@
       <w:spacing w:after="0" w:line="240" w:lineRule="auto"/>
     </w:pPr>
     <w:rPr>
+      <w:rFonts w:eastAsia="黑体"/>
       <w:color w:themeColor="background1" w:val="FFFFFF"/>
     </w:rPr>
     <w:tblPr>
@@ -11845,6 +12310,7 @@
     </w:tcPr>
     <w:tblStylePr w:type="firstRow">
       <w:rPr>
+        <w:rFonts w:eastAsia="黑体"/>
         <w:b/>
         <w:bCs/>
       </w:rPr>
@@ -11941,6 +12407,7 @@
       <w:spacing w:after="0" w:line="240" w:lineRule="auto"/>
     </w:pPr>
     <w:rPr>
+      <w:rFonts w:eastAsia="黑体"/>
       <w:color w:themeColor="background1" w:val="FFFFFF"/>
     </w:rPr>
     <w:tblPr>
@@ -11959,6 +12426,7 @@
     </w:tcPr>
     <w:tblStylePr w:type="firstRow">
       <w:rPr>
+        <w:rFonts w:eastAsia="黑体"/>
         <w:b/>
         <w:bCs/>
       </w:rPr>
@@ -12055,6 +12523,7 @@
       <w:spacing w:after="0" w:line="240" w:lineRule="auto"/>
     </w:pPr>
     <w:rPr>
+      <w:rFonts w:eastAsia="黑体"/>
       <w:color w:themeColor="background1" w:val="FFFFFF"/>
     </w:rPr>
     <w:tblPr>
@@ -12073,6 +12542,7 @@
     </w:tcPr>
     <w:tblStylePr w:type="firstRow">
       <w:rPr>
+        <w:rFonts w:eastAsia="黑体"/>
         <w:b/>
         <w:bCs/>
       </w:rPr>
@@ -12169,6 +12639,7 @@
       <w:spacing w:after="0" w:line="240" w:lineRule="auto"/>
     </w:pPr>
     <w:rPr>
+      <w:rFonts w:eastAsia="黑体"/>
       <w:color w:themeColor="background1" w:val="FFFFFF"/>
     </w:rPr>
     <w:tblPr>
@@ -12187,6 +12658,7 @@
     </w:tcPr>
     <w:tblStylePr w:type="firstRow">
       <w:rPr>
+        <w:rFonts w:eastAsia="黑体"/>
         <w:b/>
         <w:bCs/>
       </w:rPr>
@@ -12283,6 +12755,7 @@
       <w:spacing w:after="0" w:line="240" w:lineRule="auto"/>
     </w:pPr>
     <w:rPr>
+      <w:rFonts w:eastAsia="黑体"/>
       <w:color w:themeColor="text1" w:val="000000"/>
     </w:rPr>
     <w:tblPr>
@@ -12309,6 +12782,7 @@
     </w:tcPr>
     <w:tblStylePr w:type="firstRow">
       <w:rPr>
+        <w:rFonts w:eastAsia="黑体"/>
         <w:b/>
         <w:bCs/>
       </w:rPr>
@@ -12327,6 +12801,7 @@
     </w:tblStylePr>
     <w:tblStylePr w:type="lastRow">
       <w:rPr>
+        <w:rFonts w:eastAsia="黑体"/>
         <w:b/>
         <w:bCs/>
         <w:color w:themeColor="background1" w:val="FFFFFF"/>
@@ -12341,6 +12816,7 @@
     </w:tblStylePr>
     <w:tblStylePr w:type="firstCol">
       <w:rPr>
+        <w:rFonts w:eastAsia="黑体"/>
         <w:color w:themeColor="background1" w:val="FFFFFF"/>
       </w:rPr>
       <w:tblPr/>
@@ -12358,6 +12834,7 @@
     </w:tblStylePr>
     <w:tblStylePr w:type="lastCol">
       <w:rPr>
+        <w:rFonts w:eastAsia="黑体"/>
         <w:color w:themeColor="background1" w:val="FFFFFF"/>
       </w:rPr>
       <w:tblPr/>
@@ -12387,11 +12864,13 @@
     </w:tblStylePr>
     <w:tblStylePr w:type="neCell">
       <w:rPr>
+        <w:rFonts w:eastAsia="黑体"/>
         <w:color w:themeColor="text1" w:val="000000"/>
       </w:rPr>
     </w:tblStylePr>
     <w:tblStylePr w:type="nwCell">
       <w:rPr>
+        <w:rFonts w:eastAsia="黑体"/>
         <w:color w:themeColor="text1" w:val="000000"/>
       </w:rPr>
     </w:tblStylePr>
@@ -12405,6 +12884,7 @@
       <w:spacing w:after="0" w:line="240" w:lineRule="auto"/>
     </w:pPr>
     <w:rPr>
+      <w:rFonts w:eastAsia="黑体"/>
       <w:color w:themeColor="text1" w:val="000000"/>
     </w:rPr>
     <w:tblPr>
@@ -12431,6 +12911,7 @@
     </w:tcPr>
     <w:tblStylePr w:type="firstRow">
       <w:rPr>
+        <w:rFonts w:eastAsia="黑体"/>
         <w:b/>
         <w:bCs/>
       </w:rPr>
@@ -12449,6 +12930,7 @@
     </w:tblStylePr>
     <w:tblStylePr w:type="lastRow">
       <w:rPr>
+        <w:rFonts w:eastAsia="黑体"/>
         <w:b/>
         <w:bCs/>
         <w:color w:themeColor="background1" w:val="FFFFFF"/>
@@ -12463,6 +12945,7 @@
     </w:tblStylePr>
     <w:tblStylePr w:type="firstCol">
       <w:rPr>
+        <w:rFonts w:eastAsia="黑体"/>
         <w:color w:themeColor="background1" w:val="FFFFFF"/>
       </w:rPr>
       <w:tblPr/>
@@ -12480,6 +12963,7 @@
     </w:tblStylePr>
     <w:tblStylePr w:type="lastCol">
       <w:rPr>
+        <w:rFonts w:eastAsia="黑体"/>
         <w:color w:themeColor="background1" w:val="FFFFFF"/>
       </w:rPr>
       <w:tblPr/>
@@ -12509,11 +12993,13 @@
     </w:tblStylePr>
     <w:tblStylePr w:type="neCell">
       <w:rPr>
+        <w:rFonts w:eastAsia="黑体"/>
         <w:color w:themeColor="text1" w:val="000000"/>
       </w:rPr>
     </w:tblStylePr>
     <w:tblStylePr w:type="nwCell">
       <w:rPr>
+        <w:rFonts w:eastAsia="黑体"/>
         <w:color w:themeColor="text1" w:val="000000"/>
       </w:rPr>
     </w:tblStylePr>
@@ -12527,6 +13013,7 @@
       <w:spacing w:after="0" w:line="240" w:lineRule="auto"/>
     </w:pPr>
     <w:rPr>
+      <w:rFonts w:eastAsia="黑体"/>
       <w:color w:themeColor="text1" w:val="000000"/>
     </w:rPr>
     <w:tblPr>
@@ -12553,6 +13040,7 @@
     </w:tcPr>
     <w:tblStylePr w:type="firstRow">
       <w:rPr>
+        <w:rFonts w:eastAsia="黑体"/>
         <w:b/>
         <w:bCs/>
       </w:rPr>
@@ -12571,6 +13059,7 @@
     </w:tblStylePr>
     <w:tblStylePr w:type="lastRow">
       <w:rPr>
+        <w:rFonts w:eastAsia="黑体"/>
         <w:b/>
         <w:bCs/>
         <w:color w:themeColor="background1" w:val="FFFFFF"/>
@@ -12585,6 +13074,7 @@
     </w:tblStylePr>
     <w:tblStylePr w:type="firstCol">
       <w:rPr>
+        <w:rFonts w:eastAsia="黑体"/>
         <w:color w:themeColor="background1" w:val="FFFFFF"/>
       </w:rPr>
       <w:tblPr/>
@@ -12602,6 +13092,7 @@
     </w:tblStylePr>
     <w:tblStylePr w:type="lastCol">
       <w:rPr>
+        <w:rFonts w:eastAsia="黑体"/>
         <w:color w:themeColor="background1" w:val="FFFFFF"/>
       </w:rPr>
       <w:tblPr/>
@@ -12631,11 +13122,13 @@
     </w:tblStylePr>
     <w:tblStylePr w:type="neCell">
       <w:rPr>
+        <w:rFonts w:eastAsia="黑体"/>
         <w:color w:themeColor="text1" w:val="000000"/>
       </w:rPr>
     </w:tblStylePr>
     <w:tblStylePr w:type="nwCell">
       <w:rPr>
+        <w:rFonts w:eastAsia="黑体"/>
         <w:color w:themeColor="text1" w:val="000000"/>
       </w:rPr>
     </w:tblStylePr>
@@ -12649,6 +13142,7 @@
       <w:spacing w:after="0" w:line="240" w:lineRule="auto"/>
     </w:pPr>
     <w:rPr>
+      <w:rFonts w:eastAsia="黑体"/>
       <w:color w:themeColor="text1" w:val="000000"/>
     </w:rPr>
     <w:tblPr>
@@ -12675,6 +13169,7 @@
     </w:tcPr>
     <w:tblStylePr w:type="firstRow">
       <w:rPr>
+        <w:rFonts w:eastAsia="黑体"/>
         <w:b/>
         <w:bCs/>
       </w:rPr>
@@ -12693,6 +13188,7 @@
     </w:tblStylePr>
     <w:tblStylePr w:type="lastRow">
       <w:rPr>
+        <w:rFonts w:eastAsia="黑体"/>
         <w:b/>
         <w:bCs/>
         <w:color w:themeColor="background1" w:val="FFFFFF"/>
@@ -12707,6 +13203,7 @@
     </w:tblStylePr>
     <w:tblStylePr w:type="firstCol">
       <w:rPr>
+        <w:rFonts w:eastAsia="黑体"/>
         <w:color w:themeColor="background1" w:val="FFFFFF"/>
       </w:rPr>
       <w:tblPr/>
@@ -12724,6 +13221,7 @@
     </w:tblStylePr>
     <w:tblStylePr w:type="lastCol">
       <w:rPr>
+        <w:rFonts w:eastAsia="黑体"/>
         <w:color w:themeColor="background1" w:val="FFFFFF"/>
       </w:rPr>
       <w:tblPr/>
@@ -12761,6 +13259,7 @@
       <w:spacing w:after="0" w:line="240" w:lineRule="auto"/>
     </w:pPr>
     <w:rPr>
+      <w:rFonts w:eastAsia="黑体"/>
       <w:color w:themeColor="text1" w:val="000000"/>
     </w:rPr>
     <w:tblPr>
@@ -12787,6 +13286,7 @@
     </w:tcPr>
     <w:tblStylePr w:type="firstRow">
       <w:rPr>
+        <w:rFonts w:eastAsia="黑体"/>
         <w:b/>
         <w:bCs/>
       </w:rPr>
@@ -12805,6 +13305,7 @@
     </w:tblStylePr>
     <w:tblStylePr w:type="lastRow">
       <w:rPr>
+        <w:rFonts w:eastAsia="黑体"/>
         <w:b/>
         <w:bCs/>
         <w:color w:themeColor="background1" w:val="FFFFFF"/>
@@ -12819,6 +13320,7 @@
     </w:tblStylePr>
     <w:tblStylePr w:type="firstCol">
       <w:rPr>
+        <w:rFonts w:eastAsia="黑体"/>
         <w:color w:themeColor="background1" w:val="FFFFFF"/>
       </w:rPr>
       <w:tblPr/>
@@ -12836,6 +13338,7 @@
     </w:tblStylePr>
     <w:tblStylePr w:type="lastCol">
       <w:rPr>
+        <w:rFonts w:eastAsia="黑体"/>
         <w:color w:themeColor="background1" w:val="FFFFFF"/>
       </w:rPr>
       <w:tblPr/>
@@ -12865,11 +13368,13 @@
     </w:tblStylePr>
     <w:tblStylePr w:type="neCell">
       <w:rPr>
+        <w:rFonts w:eastAsia="黑体"/>
         <w:color w:themeColor="text1" w:val="000000"/>
       </w:rPr>
     </w:tblStylePr>
     <w:tblStylePr w:type="nwCell">
       <w:rPr>
+        <w:rFonts w:eastAsia="黑体"/>
         <w:color w:themeColor="text1" w:val="000000"/>
       </w:rPr>
     </w:tblStylePr>
@@ -12883,6 +13388,7 @@
       <w:spacing w:after="0" w:line="240" w:lineRule="auto"/>
     </w:pPr>
     <w:rPr>
+      <w:rFonts w:eastAsia="黑体"/>
       <w:color w:themeColor="text1" w:val="000000"/>
     </w:rPr>
     <w:tblPr>
@@ -12909,6 +13415,7 @@
     </w:tcPr>
     <w:tblStylePr w:type="firstRow">
       <w:rPr>
+        <w:rFonts w:eastAsia="黑体"/>
         <w:b/>
         <w:bCs/>
       </w:rPr>
@@ -12927,6 +13434,7 @@
     </w:tblStylePr>
     <w:tblStylePr w:type="lastRow">
       <w:rPr>
+        <w:rFonts w:eastAsia="黑体"/>
         <w:b/>
         <w:bCs/>
         <w:color w:themeColor="background1" w:val="FFFFFF"/>
@@ -12941,6 +13449,7 @@
     </w:tblStylePr>
     <w:tblStylePr w:type="firstCol">
       <w:rPr>
+        <w:rFonts w:eastAsia="黑体"/>
         <w:color w:themeColor="background1" w:val="FFFFFF"/>
       </w:rPr>
       <w:tblPr/>
@@ -12958,6 +13467,7 @@
     </w:tblStylePr>
     <w:tblStylePr w:type="lastCol">
       <w:rPr>
+        <w:rFonts w:eastAsia="黑体"/>
         <w:color w:themeColor="background1" w:val="FFFFFF"/>
       </w:rPr>
       <w:tblPr/>
@@ -12987,11 +13497,13 @@
     </w:tblStylePr>
     <w:tblStylePr w:type="neCell">
       <w:rPr>
+        <w:rFonts w:eastAsia="黑体"/>
         <w:color w:themeColor="text1" w:val="000000"/>
       </w:rPr>
     </w:tblStylePr>
     <w:tblStylePr w:type="nwCell">
       <w:rPr>
+        <w:rFonts w:eastAsia="黑体"/>
         <w:color w:themeColor="text1" w:val="000000"/>
       </w:rPr>
     </w:tblStylePr>
@@ -13005,6 +13517,7 @@
       <w:spacing w:after="0" w:line="240" w:lineRule="auto"/>
     </w:pPr>
     <w:rPr>
+      <w:rFonts w:eastAsia="黑体"/>
       <w:color w:themeColor="text1" w:val="000000"/>
     </w:rPr>
     <w:tblPr>
@@ -13031,6 +13544,7 @@
     </w:tcPr>
     <w:tblStylePr w:type="firstRow">
       <w:rPr>
+        <w:rFonts w:eastAsia="黑体"/>
         <w:b/>
         <w:bCs/>
       </w:rPr>
@@ -13049,6 +13563,7 @@
     </w:tblStylePr>
     <w:tblStylePr w:type="lastRow">
       <w:rPr>
+        <w:rFonts w:eastAsia="黑体"/>
         <w:b/>
         <w:bCs/>
         <w:color w:themeColor="background1" w:val="FFFFFF"/>
@@ -13063,6 +13578,7 @@
     </w:tblStylePr>
     <w:tblStylePr w:type="firstCol">
       <w:rPr>
+        <w:rFonts w:eastAsia="黑体"/>
         <w:color w:themeColor="background1" w:val="FFFFFF"/>
       </w:rPr>
       <w:tblPr/>
@@ -13080,6 +13596,7 @@
     </w:tblStylePr>
     <w:tblStylePr w:type="lastCol">
       <w:rPr>
+        <w:rFonts w:eastAsia="黑体"/>
         <w:color w:themeColor="background1" w:val="FFFFFF"/>
       </w:rPr>
       <w:tblPr/>
@@ -13109,11 +13626,13 @@
     </w:tblStylePr>
     <w:tblStylePr w:type="neCell">
       <w:rPr>
+        <w:rFonts w:eastAsia="黑体"/>
         <w:color w:themeColor="text1" w:val="000000"/>
       </w:rPr>
     </w:tblStylePr>
     <w:tblStylePr w:type="nwCell">
       <w:rPr>
+        <w:rFonts w:eastAsia="黑体"/>
         <w:color w:themeColor="text1" w:val="000000"/>
       </w:rPr>
     </w:tblStylePr>
@@ -13127,6 +13646,7 @@
       <w:spacing w:after="0" w:line="240" w:lineRule="auto"/>
     </w:pPr>
     <w:rPr>
+      <w:rFonts w:eastAsia="黑体"/>
       <w:color w:themeColor="text1" w:val="000000"/>
     </w:rPr>
     <w:tblPr>
@@ -13145,6 +13665,7 @@
     </w:tcPr>
     <w:tblStylePr w:type="firstRow">
       <w:rPr>
+        <w:rFonts w:eastAsia="黑体"/>
         <w:b/>
         <w:bCs/>
         <w:color w:themeColor="background1" w:val="FFFFFF"/>
@@ -13159,6 +13680,7 @@
     </w:tblStylePr>
     <w:tblStylePr w:type="lastRow">
       <w:rPr>
+        <w:rFonts w:eastAsia="黑体"/>
         <w:b/>
         <w:bCs/>
         <w:color w:themeColor="accent2" w:themeShade="CC" w:val="9E3A38"/>
@@ -13173,12 +13695,14 @@
     </w:tblStylePr>
     <w:tblStylePr w:type="firstCol">
       <w:rPr>
+        <w:rFonts w:eastAsia="黑体"/>
         <w:b/>
         <w:bCs/>
       </w:rPr>
     </w:tblStylePr>
     <w:tblStylePr w:type="lastCol">
       <w:rPr>
+        <w:rFonts w:eastAsia="黑体"/>
         <w:b/>
         <w:bCs/>
       </w:rPr>
@@ -13213,6 +13737,7 @@
       <w:spacing w:after="0" w:line="240" w:lineRule="auto"/>
     </w:pPr>
     <w:rPr>
+      <w:rFonts w:eastAsia="黑体"/>
       <w:color w:themeColor="text1" w:val="000000"/>
     </w:rPr>
     <w:tblPr>
@@ -13231,6 +13756,7 @@
     </w:tcPr>
     <w:tblStylePr w:type="firstRow">
       <w:rPr>
+        <w:rFonts w:eastAsia="黑体"/>
         <w:b/>
         <w:bCs/>
         <w:color w:themeColor="background1" w:val="FFFFFF"/>
@@ -13245,6 +13771,7 @@
     </w:tblStylePr>
     <w:tblStylePr w:type="lastRow">
       <w:rPr>
+        <w:rFonts w:eastAsia="黑体"/>
         <w:b/>
         <w:bCs/>
         <w:color w:themeColor="accent2" w:themeShade="CC" w:val="9E3A38"/>
@@ -13259,12 +13786,14 @@
     </w:tblStylePr>
     <w:tblStylePr w:type="firstCol">
       <w:rPr>
+        <w:rFonts w:eastAsia="黑体"/>
         <w:b/>
         <w:bCs/>
       </w:rPr>
     </w:tblStylePr>
     <w:tblStylePr w:type="lastCol">
       <w:rPr>
+        <w:rFonts w:eastAsia="黑体"/>
         <w:b/>
         <w:bCs/>
       </w:rPr>
@@ -13299,6 +13828,7 @@
       <w:spacing w:after="0" w:line="240" w:lineRule="auto"/>
     </w:pPr>
     <w:rPr>
+      <w:rFonts w:eastAsia="黑体"/>
       <w:color w:themeColor="text1" w:val="000000"/>
     </w:rPr>
     <w:tblPr>
@@ -13317,6 +13847,7 @@
     </w:tcPr>
     <w:tblStylePr w:type="firstRow">
       <w:rPr>
+        <w:rFonts w:eastAsia="黑体"/>
         <w:b/>
         <w:bCs/>
         <w:color w:themeColor="background1" w:val="FFFFFF"/>
@@ -13331,6 +13862,7 @@
     </w:tblStylePr>
     <w:tblStylePr w:type="lastRow">
       <w:rPr>
+        <w:rFonts w:eastAsia="黑体"/>
         <w:b/>
         <w:bCs/>
         <w:color w:themeColor="accent2" w:themeShade="CC" w:val="9E3A38"/>
@@ -13345,12 +13877,14 @@
     </w:tblStylePr>
     <w:tblStylePr w:type="firstCol">
       <w:rPr>
+        <w:rFonts w:eastAsia="黑体"/>
         <w:b/>
         <w:bCs/>
       </w:rPr>
     </w:tblStylePr>
     <w:tblStylePr w:type="lastCol">
       <w:rPr>
+        <w:rFonts w:eastAsia="黑体"/>
         <w:b/>
         <w:bCs/>
       </w:rPr>
@@ -13385,6 +13919,7 @@
       <w:spacing w:after="0" w:line="240" w:lineRule="auto"/>
     </w:pPr>
     <w:rPr>
+      <w:rFonts w:eastAsia="黑体"/>
       <w:color w:themeColor="text1" w:val="000000"/>
     </w:rPr>
     <w:tblPr>
@@ -13403,6 +13938,7 @@
     </w:tcPr>
     <w:tblStylePr w:type="firstRow">
       <w:rPr>
+        <w:rFonts w:eastAsia="黑体"/>
         <w:b/>
         <w:bCs/>
         <w:color w:themeColor="background1" w:val="FFFFFF"/>
@@ -13417,6 +13953,7 @@
     </w:tblStylePr>
     <w:tblStylePr w:type="lastRow">
       <w:rPr>
+        <w:rFonts w:eastAsia="黑体"/>
         <w:b/>
         <w:bCs/>
         <w:color w:themeColor="accent4" w:themeShade="CC" w:val="664E82"/>
@@ -13431,12 +13968,14 @@
     </w:tblStylePr>
     <w:tblStylePr w:type="firstCol">
       <w:rPr>
+        <w:rFonts w:eastAsia="黑体"/>
         <w:b/>
         <w:bCs/>
       </w:rPr>
     </w:tblStylePr>
     <w:tblStylePr w:type="lastCol">
       <w:rPr>
+        <w:rFonts w:eastAsia="黑体"/>
         <w:b/>
         <w:bCs/>
       </w:rPr>
@@ -13471,6 +14010,7 @@
       <w:spacing w:after="0" w:line="240" w:lineRule="auto"/>
     </w:pPr>
     <w:rPr>
+      <w:rFonts w:eastAsia="黑体"/>
       <w:color w:themeColor="text1" w:val="000000"/>
     </w:rPr>
     <w:tblPr>
@@ -13489,6 +14029,7 @@
     </w:tcPr>
     <w:tblStylePr w:type="firstRow">
       <w:rPr>
+        <w:rFonts w:eastAsia="黑体"/>
         <w:b/>
         <w:bCs/>
         <w:color w:themeColor="background1" w:val="FFFFFF"/>
@@ -13503,6 +14044,7 @@
     </w:tblStylePr>
     <w:tblStylePr w:type="lastRow">
       <w:rPr>
+        <w:rFonts w:eastAsia="黑体"/>
         <w:b/>
         <w:bCs/>
         <w:color w:themeColor="accent3" w:themeShade="CC" w:val="7E9C40"/>
@@ -13517,12 +14059,14 @@
     </w:tblStylePr>
     <w:tblStylePr w:type="firstCol">
       <w:rPr>
+        <w:rFonts w:eastAsia="黑体"/>
         <w:b/>
         <w:bCs/>
       </w:rPr>
     </w:tblStylePr>
     <w:tblStylePr w:type="lastCol">
       <w:rPr>
+        <w:rFonts w:eastAsia="黑体"/>
         <w:b/>
         <w:bCs/>
       </w:rPr>
@@ -13557,6 +14101,7 @@
       <w:spacing w:after="0" w:line="240" w:lineRule="auto"/>
     </w:pPr>
     <w:rPr>
+      <w:rFonts w:eastAsia="黑体"/>
       <w:color w:themeColor="text1" w:val="000000"/>
     </w:rPr>
     <w:tblPr>
@@ -13575,6 +14120,7 @@
     </w:tcPr>
     <w:tblStylePr w:type="firstRow">
       <w:rPr>
+        <w:rFonts w:eastAsia="黑体"/>
         <w:b/>
         <w:bCs/>
         <w:color w:themeColor="background1" w:val="FFFFFF"/>
@@ -13589,6 +14135,7 @@
     </w:tblStylePr>
     <w:tblStylePr w:type="lastRow">
       <w:rPr>
+        <w:rFonts w:eastAsia="黑体"/>
         <w:b/>
         <w:bCs/>
         <w:color w:themeColor="accent6" w:themeShade="CC" w:val="F2730A"/>
@@ -13603,12 +14150,14 @@
     </w:tblStylePr>
     <w:tblStylePr w:type="firstCol">
       <w:rPr>
+        <w:rFonts w:eastAsia="黑体"/>
         <w:b/>
         <w:bCs/>
       </w:rPr>
     </w:tblStylePr>
     <w:tblStylePr w:type="lastCol">
       <w:rPr>
+        <w:rFonts w:eastAsia="黑体"/>
         <w:b/>
         <w:bCs/>
       </w:rPr>
@@ -13643,6 +14192,7 @@
       <w:spacing w:after="0" w:line="240" w:lineRule="auto"/>
     </w:pPr>
     <w:rPr>
+      <w:rFonts w:eastAsia="黑体"/>
       <w:color w:themeColor="text1" w:val="000000"/>
     </w:rPr>
     <w:tblPr>
@@ -13661,6 +14211,7 @@
     </w:tcPr>
     <w:tblStylePr w:type="firstRow">
       <w:rPr>
+        <w:rFonts w:eastAsia="黑体"/>
         <w:b/>
         <w:bCs/>
         <w:color w:themeColor="background1" w:val="FFFFFF"/>
@@ -13675,6 +14226,7 @@
     </w:tblStylePr>
     <w:tblStylePr w:type="lastRow">
       <w:rPr>
+        <w:rFonts w:eastAsia="黑体"/>
         <w:b/>
         <w:bCs/>
         <w:color w:themeColor="accent5" w:themeShade="CC" w:val="348DA5"/>
@@ -13689,12 +14241,14 @@
     </w:tblStylePr>
     <w:tblStylePr w:type="firstCol">
       <w:rPr>
+        <w:rFonts w:eastAsia="黑体"/>
         <w:b/>
         <w:bCs/>
       </w:rPr>
     </w:tblStylePr>
     <w:tblStylePr w:type="lastCol">
       <w:rPr>
+        <w:rFonts w:eastAsia="黑体"/>
         <w:b/>
         <w:bCs/>
       </w:rPr>
@@ -13729,6 +14283,7 @@
       <w:spacing w:after="0" w:line="240" w:lineRule="auto"/>
     </w:pPr>
     <w:rPr>
+      <w:rFonts w:eastAsia="黑体"/>
       <w:color w:themeColor="text1" w:val="000000"/>
     </w:rPr>
     <w:tblPr>
@@ -13750,6 +14305,7 @@
     </w:tcPr>
     <w:tblStylePr w:type="firstRow">
       <w:rPr>
+        <w:rFonts w:eastAsia="黑体"/>
         <w:b/>
         <w:bCs/>
       </w:rPr>
@@ -13760,6 +14316,7 @@
     </w:tblStylePr>
     <w:tblStylePr w:type="lastRow">
       <w:rPr>
+        <w:rFonts w:eastAsia="黑体"/>
         <w:b/>
         <w:bCs/>
         <w:color w:themeColor="text1" w:val="000000"/>
@@ -13771,6 +14328,7 @@
     </w:tblStylePr>
     <w:tblStylePr w:type="firstCol">
       <w:rPr>
+        <w:rFonts w:eastAsia="黑体"/>
         <w:color w:themeColor="background1" w:val="FFFFFF"/>
       </w:rPr>
       <w:tblPr/>
@@ -13780,6 +14338,7 @@
     </w:tblStylePr>
     <w:tblStylePr w:type="lastCol">
       <w:rPr>
+        <w:rFonts w:eastAsia="黑体"/>
         <w:color w:themeColor="background1" w:val="FFFFFF"/>
       </w:rPr>
       <w:tblPr/>
@@ -13809,6 +14368,7 @@
       <w:spacing w:after="0" w:line="240" w:lineRule="auto"/>
     </w:pPr>
     <w:rPr>
+      <w:rFonts w:eastAsia="黑体"/>
       <w:color w:themeColor="text1" w:val="000000"/>
     </w:rPr>
     <w:tblPr>
@@ -13830,6 +14390,7 @@
     </w:tcPr>
     <w:tblStylePr w:type="firstRow">
       <w:rPr>
+        <w:rFonts w:eastAsia="黑体"/>
         <w:b/>
         <w:bCs/>
       </w:rPr>
@@ -13840,6 +14401,7 @@
     </w:tblStylePr>
     <w:tblStylePr w:type="lastRow">
       <w:rPr>
+        <w:rFonts w:eastAsia="黑体"/>
         <w:b/>
         <w:bCs/>
         <w:color w:themeColor="text1" w:val="000000"/>
@@ -13851,6 +14413,7 @@
     </w:tblStylePr>
     <w:tblStylePr w:type="firstCol">
       <w:rPr>
+        <w:rFonts w:eastAsia="黑体"/>
         <w:color w:themeColor="background1" w:val="FFFFFF"/>
       </w:rPr>
       <w:tblPr/>
@@ -13860,6 +14423,7 @@
     </w:tblStylePr>
     <w:tblStylePr w:type="lastCol">
       <w:rPr>
+        <w:rFonts w:eastAsia="黑体"/>
         <w:color w:themeColor="background1" w:val="FFFFFF"/>
       </w:rPr>
       <w:tblPr/>
@@ -13889,6 +14453,7 @@
       <w:spacing w:after="0" w:line="240" w:lineRule="auto"/>
     </w:pPr>
     <w:rPr>
+      <w:rFonts w:eastAsia="黑体"/>
       <w:color w:themeColor="text1" w:val="000000"/>
     </w:rPr>
     <w:tblPr>
@@ -13910,6 +14475,7 @@
     </w:tcPr>
     <w:tblStylePr w:type="firstRow">
       <w:rPr>
+        <w:rFonts w:eastAsia="黑体"/>
         <w:b/>
         <w:bCs/>
       </w:rPr>
@@ -13920,6 +14486,7 @@
     </w:tblStylePr>
     <w:tblStylePr w:type="lastRow">
       <w:rPr>
+        <w:rFonts w:eastAsia="黑体"/>
         <w:b/>
         <w:bCs/>
         <w:color w:themeColor="text1" w:val="000000"/>
@@ -13931,6 +14498,7 @@
     </w:tblStylePr>
     <w:tblStylePr w:type="firstCol">
       <w:rPr>
+        <w:rFonts w:eastAsia="黑体"/>
         <w:color w:themeColor="background1" w:val="FFFFFF"/>
       </w:rPr>
       <w:tblPr/>
@@ -13940,6 +14508,7 @@
     </w:tblStylePr>
     <w:tblStylePr w:type="lastCol">
       <w:rPr>
+        <w:rFonts w:eastAsia="黑体"/>
         <w:color w:themeColor="background1" w:val="FFFFFF"/>
       </w:rPr>
       <w:tblPr/>
@@ -13969,6 +14538,7 @@
       <w:spacing w:after="0" w:line="240" w:lineRule="auto"/>
     </w:pPr>
     <w:rPr>
+      <w:rFonts w:eastAsia="黑体"/>
       <w:color w:themeColor="text1" w:val="000000"/>
     </w:rPr>
     <w:tblPr>
@@ -13990,6 +14560,7 @@
     </w:tcPr>
     <w:tblStylePr w:type="firstRow">
       <w:rPr>
+        <w:rFonts w:eastAsia="黑体"/>
         <w:b/>
         <w:bCs/>
       </w:rPr>
@@ -14000,6 +14571,7 @@
     </w:tblStylePr>
     <w:tblStylePr w:type="lastRow">
       <w:rPr>
+        <w:rFonts w:eastAsia="黑体"/>
         <w:b/>
         <w:bCs/>
         <w:color w:themeColor="text1" w:val="000000"/>
@@ -14011,6 +14583,7 @@
     </w:tblStylePr>
     <w:tblStylePr w:type="firstCol">
       <w:rPr>
+        <w:rFonts w:eastAsia="黑体"/>
         <w:color w:themeColor="background1" w:val="FFFFFF"/>
       </w:rPr>
       <w:tblPr/>
@@ -14020,6 +14593,7 @@
     </w:tblStylePr>
     <w:tblStylePr w:type="lastCol">
       <w:rPr>
+        <w:rFonts w:eastAsia="黑体"/>
         <w:color w:themeColor="background1" w:val="FFFFFF"/>
       </w:rPr>
       <w:tblPr/>
@@ -14049,6 +14623,7 @@
       <w:spacing w:after="0" w:line="240" w:lineRule="auto"/>
     </w:pPr>
     <w:rPr>
+      <w:rFonts w:eastAsia="黑体"/>
       <w:color w:themeColor="text1" w:val="000000"/>
     </w:rPr>
     <w:tblPr>
@@ -14070,6 +14645,7 @@
     </w:tcPr>
     <w:tblStylePr w:type="firstRow">
       <w:rPr>
+        <w:rFonts w:eastAsia="黑体"/>
         <w:b/>
         <w:bCs/>
       </w:rPr>
@@ -14080,6 +14656,7 @@
     </w:tblStylePr>
     <w:tblStylePr w:type="lastRow">
       <w:rPr>
+        <w:rFonts w:eastAsia="黑体"/>
         <w:b/>
         <w:bCs/>
         <w:color w:themeColor="text1" w:val="000000"/>
@@ -14091,6 +14668,7 @@
     </w:tblStylePr>
     <w:tblStylePr w:type="firstCol">
       <w:rPr>
+        <w:rFonts w:eastAsia="黑体"/>
         <w:color w:themeColor="background1" w:val="FFFFFF"/>
       </w:rPr>
       <w:tblPr/>
@@ -14100,6 +14678,7 @@
     </w:tblStylePr>
     <w:tblStylePr w:type="lastCol">
       <w:rPr>
+        <w:rFonts w:eastAsia="黑体"/>
         <w:color w:themeColor="background1" w:val="FFFFFF"/>
       </w:rPr>
       <w:tblPr/>
@@ -14129,6 +14708,7 @@
       <w:spacing w:after="0" w:line="240" w:lineRule="auto"/>
     </w:pPr>
     <w:rPr>
+      <w:rFonts w:eastAsia="黑体"/>
       <w:color w:themeColor="text1" w:val="000000"/>
     </w:rPr>
     <w:tblPr>
@@ -14150,6 +14730,7 @@
     </w:tcPr>
     <w:tblStylePr w:type="firstRow">
       <w:rPr>
+        <w:rFonts w:eastAsia="黑体"/>
         <w:b/>
         <w:bCs/>
       </w:rPr>
@@ -14160,6 +14741,7 @@
     </w:tblStylePr>
     <w:tblStylePr w:type="lastRow">
       <w:rPr>
+        <w:rFonts w:eastAsia="黑体"/>
         <w:b/>
         <w:bCs/>
         <w:color w:themeColor="text1" w:val="000000"/>
@@ -14171,6 +14753,7 @@
     </w:tblStylePr>
     <w:tblStylePr w:type="firstCol">
       <w:rPr>
+        <w:rFonts w:eastAsia="黑体"/>
         <w:color w:themeColor="background1" w:val="FFFFFF"/>
       </w:rPr>
       <w:tblPr/>
@@ -14180,6 +14763,7 @@
     </w:tblStylePr>
     <w:tblStylePr w:type="lastCol">
       <w:rPr>
+        <w:rFonts w:eastAsia="黑体"/>
         <w:color w:themeColor="background1" w:val="FFFFFF"/>
       </w:rPr>
       <w:tblPr/>
@@ -14209,6 +14793,7 @@
       <w:spacing w:after="0" w:line="240" w:lineRule="auto"/>
     </w:pPr>
     <w:rPr>
+      <w:rFonts w:eastAsia="黑体"/>
       <w:color w:themeColor="text1" w:val="000000"/>
     </w:rPr>
     <w:tblPr>
@@ -14230,6 +14815,7 @@
     </w:tcPr>
     <w:tblStylePr w:type="firstRow">
       <w:rPr>
+        <w:rFonts w:eastAsia="黑体"/>
         <w:b/>
         <w:bCs/>
       </w:rPr>
@@ -14240,6 +14826,7 @@
     </w:tblStylePr>
     <w:tblStylePr w:type="lastRow">
       <w:rPr>
+        <w:rFonts w:eastAsia="黑体"/>
         <w:b/>
         <w:bCs/>
         <w:color w:themeColor="text1" w:val="000000"/>
@@ -14251,6 +14838,7 @@
     </w:tblStylePr>
     <w:tblStylePr w:type="firstCol">
       <w:rPr>
+        <w:rFonts w:eastAsia="黑体"/>
         <w:color w:themeColor="background1" w:val="FFFFFF"/>
       </w:rPr>
       <w:tblPr/>
@@ -14260,6 +14848,7 @@
     </w:tblStylePr>
     <w:tblStylePr w:type="lastCol">
       <w:rPr>
+        <w:rFonts w:eastAsia="黑体"/>
         <w:color w:themeColor="background1" w:val="FFFFFF"/>
       </w:rPr>
       <w:tblPr/>
@@ -14292,6 +14881,7 @@
     <w:name w:val="KeywordTok"/>
     <w:basedOn w:val="VerbatimChar"/>
     <w:rPr>
+      <w:rFonts w:eastAsia="黑体"/>
       <w:b/>
       <w:color w:val="007020"/>
     </w:rPr>
@@ -14300,6 +14890,7 @@
     <w:name w:val="DataTypeTok"/>
     <w:basedOn w:val="VerbatimChar"/>
     <w:rPr>
+      <w:rFonts w:eastAsia="黑体"/>
       <w:color w:val="902000"/>
     </w:rPr>
   </w:style>
@@ -14307,6 +14898,7 @@
     <w:name w:val="DecValTok"/>
     <w:basedOn w:val="VerbatimChar"/>
     <w:rPr>
+      <w:rFonts w:eastAsia="黑体"/>
       <w:color w:val="40a070"/>
     </w:rPr>
   </w:style>
@@ -14314,6 +14906,7 @@
     <w:name w:val="BaseNTok"/>
     <w:basedOn w:val="VerbatimChar"/>
     <w:rPr>
+      <w:rFonts w:eastAsia="黑体"/>
       <w:color w:val="40a070"/>
     </w:rPr>
   </w:style>
@@ -14321,6 +14914,7 @@
     <w:name w:val="FloatTok"/>
     <w:basedOn w:val="VerbatimChar"/>
     <w:rPr>
+      <w:rFonts w:eastAsia="黑体"/>
       <w:color w:val="40a070"/>
     </w:rPr>
   </w:style>
@@ -14328,6 +14922,7 @@
     <w:name w:val="ConstantTok"/>
     <w:basedOn w:val="VerbatimChar"/>
     <w:rPr>
+      <w:rFonts w:eastAsia="黑体"/>
       <w:color w:val="880000"/>
     </w:rPr>
   </w:style>
@@ -14335,6 +14930,7 @@
     <w:name w:val="CharTok"/>
     <w:basedOn w:val="VerbatimChar"/>
     <w:rPr>
+      <w:rFonts w:eastAsia="黑体"/>
       <w:color w:val="4070a0"/>
     </w:rPr>
   </w:style>
@@ -14342,6 +14938,7 @@
     <w:name w:val="SpecialCharTok"/>
     <w:basedOn w:val="VerbatimChar"/>
     <w:rPr>
+      <w:rFonts w:eastAsia="黑体"/>
       <w:color w:val="4070a0"/>
     </w:rPr>
   </w:style>
@@ -14349,6 +14946,7 @@
     <w:name w:val="StringTok"/>
     <w:basedOn w:val="VerbatimChar"/>
     <w:rPr>
+      <w:rFonts w:eastAsia="黑体"/>
       <w:color w:val="4070a0"/>
     </w:rPr>
   </w:style>
@@ -14356,6 +14954,7 @@
     <w:name w:val="VerbatimStringTok"/>
     <w:basedOn w:val="VerbatimChar"/>
     <w:rPr>
+      <w:rFonts w:eastAsia="黑体"/>
       <w:color w:val="4070a0"/>
     </w:rPr>
   </w:style>
@@ -14363,6 +14962,7 @@
     <w:name w:val="SpecialStringTok"/>
     <w:basedOn w:val="VerbatimChar"/>
     <w:rPr>
+      <w:rFonts w:eastAsia="黑体"/>
       <w:color w:val="bb6688"/>
     </w:rPr>
   </w:style>
@@ -14370,6 +14970,7 @@
     <w:name w:val="ImportTok"/>
     <w:basedOn w:val="VerbatimChar"/>
     <w:rPr>
+      <w:rFonts w:eastAsia="黑体"/>
       <w:b/>
       <w:color w:val="008000"/>
     </w:rPr>
@@ -14378,6 +14979,7 @@
     <w:name w:val="CommentTok"/>
     <w:basedOn w:val="VerbatimChar"/>
     <w:rPr>
+      <w:rFonts w:eastAsia="黑体"/>
       <w:i/>
       <w:color w:val="60a0b0"/>
     </w:rPr>
@@ -14386,6 +14988,7 @@
     <w:name w:val="DocumentationTok"/>
     <w:basedOn w:val="VerbatimChar"/>
     <w:rPr>
+      <w:rFonts w:eastAsia="黑体"/>
       <w:i/>
       <w:color w:val="ba2121"/>
     </w:rPr>
@@ -14394,6 +14997,7 @@
     <w:name w:val="AnnotationTok"/>
     <w:basedOn w:val="VerbatimChar"/>
     <w:rPr>
+      <w:rFonts w:eastAsia="黑体"/>
       <w:b/>
       <w:i/>
       <w:color w:val="60a0b0"/>
@@ -14403,6 +15007,7 @@
     <w:name w:val="CommentVarTok"/>
     <w:basedOn w:val="VerbatimChar"/>
     <w:rPr>
+      <w:rFonts w:eastAsia="黑体"/>
       <w:b/>
       <w:i/>
       <w:color w:val="60a0b0"/>
@@ -14412,6 +15017,7 @@
     <w:name w:val="OtherTok"/>
     <w:basedOn w:val="VerbatimChar"/>
     <w:rPr>
+      <w:rFonts w:eastAsia="黑体"/>
       <w:color w:val="007020"/>
     </w:rPr>
   </w:style>
@@ -14419,6 +15025,7 @@
     <w:name w:val="FunctionTok"/>
     <w:basedOn w:val="VerbatimChar"/>
     <w:rPr>
+      <w:rFonts w:eastAsia="黑体"/>
       <w:color w:val="06287e"/>
     </w:rPr>
   </w:style>
@@ -14426,6 +15033,7 @@
     <w:name w:val="VariableTok"/>
     <w:basedOn w:val="VerbatimChar"/>
     <w:rPr>
+      <w:rFonts w:eastAsia="黑体"/>
       <w:color w:val="19177c"/>
     </w:rPr>
   </w:style>
@@ -14433,6 +15041,7 @@
     <w:name w:val="ControlFlowTok"/>
     <w:basedOn w:val="VerbatimChar"/>
     <w:rPr>
+      <w:rFonts w:eastAsia="黑体"/>
       <w:b/>
       <w:color w:val="007020"/>
     </w:rPr>
@@ -14441,6 +15050,7 @@
     <w:name w:val="OperatorTok"/>
     <w:basedOn w:val="VerbatimChar"/>
     <w:rPr>
+      <w:rFonts w:eastAsia="黑体"/>
       <w:color w:val="666666"/>
     </w:rPr>
   </w:style>
@@ -14448,18 +15058,22 @@
     <w:name w:val="BuiltInTok"/>
     <w:basedOn w:val="VerbatimChar"/>
     <w:rPr>
+      <w:rFonts w:eastAsia="黑体"/>
       <w:color w:val="008000"/>
     </w:rPr>
   </w:style>
   <w:style w:type="character" w:customStyle="1" w:styleId="ExtensionTok">
     <w:name w:val="ExtensionTok"/>
     <w:basedOn w:val="VerbatimChar"/>
-    <w:rPr/>
+    <w:rPr>
+      <w:rFonts w:eastAsia="黑体"/>
+    </w:rPr>
   </w:style>
   <w:style w:type="character" w:customStyle="1" w:styleId="PreprocessorTok">
     <w:name w:val="PreprocessorTok"/>
     <w:basedOn w:val="VerbatimChar"/>
     <w:rPr>
+      <w:rFonts w:eastAsia="黑体"/>
       <w:color w:val="bc7a00"/>
     </w:rPr>
   </w:style>
@@ -14467,18 +15081,22 @@
     <w:name w:val="AttributeTok"/>
     <w:basedOn w:val="VerbatimChar"/>
     <w:rPr>
+      <w:rFonts w:eastAsia="黑体"/>
       <w:color w:val="7d9029"/>
     </w:rPr>
   </w:style>
   <w:style w:type="character" w:customStyle="1" w:styleId="RegionMarkerTok">
     <w:name w:val="RegionMarkerTok"/>
     <w:basedOn w:val="VerbatimChar"/>
-    <w:rPr/>
+    <w:rPr>
+      <w:rFonts w:eastAsia="黑体"/>
+    </w:rPr>
   </w:style>
   <w:style w:type="character" w:customStyle="1" w:styleId="InformationTok">
     <w:name w:val="InformationTok"/>
     <w:basedOn w:val="VerbatimChar"/>
     <w:rPr>
+      <w:rFonts w:eastAsia="黑体"/>
       <w:b/>
       <w:i/>
       <w:color w:val="60a0b0"/>
@@ -14488,6 +15106,7 @@
     <w:name w:val="WarningTok"/>
     <w:basedOn w:val="VerbatimChar"/>
     <w:rPr>
+      <w:rFonts w:eastAsia="黑体"/>
       <w:b/>
       <w:i/>
       <w:color w:val="60a0b0"/>
@@ -14497,6 +15116,7 @@
     <w:name w:val="AlertTok"/>
     <w:basedOn w:val="VerbatimChar"/>
     <w:rPr>
+      <w:rFonts w:eastAsia="黑体"/>
       <w:b/>
       <w:color w:val="ff0000"/>
     </w:rPr>
@@ -14505,6 +15125,7 @@
     <w:name w:val="ErrorTok"/>
     <w:basedOn w:val="VerbatimChar"/>
     <w:rPr>
+      <w:rFonts w:eastAsia="黑体"/>
       <w:b/>
       <w:color w:val="ff0000"/>
     </w:rPr>
@@ -14512,7 +15133,9 @@
   <w:style w:type="character" w:customStyle="1" w:styleId="NormalTok">
     <w:name w:val="NormalTok"/>
     <w:basedOn w:val="VerbatimChar"/>
-    <w:rPr/>
+    <w:rPr>
+      <w:rFonts w:eastAsia="黑体"/>
+    </w:rPr>
   </w:style>
 </w:styles>
 </file>
@@ -14561,12 +15184,12 @@
     <a:fontScheme name="Office">
       <a:majorFont>
         <a:latin typeface="Calibri"/>
-        <a:ea typeface=""/>
+        <a:ea typeface="黑体"/>
         <a:cs typeface=""/>
         <a:font script="Jpan" typeface="ＭＳ ゴシック"/>
         <a:font script="Hang" typeface="맑은 고딕"/>
-        <a:font script="Hans" typeface="宋体"/>
-        <a:font script="Hant" typeface="新細明體"/>
+        <a:font script="Hans" typeface="黑体"/>
+        <a:font script="Hant" typeface="黑体"/>
         <a:font script="Arab" typeface="Times New Roman"/>
         <a:font script="Hebr" typeface="Times New Roman"/>
         <a:font script="Thai" typeface="Angsana New"/>
@@ -14596,12 +15219,12 @@
       </a:majorFont>
       <a:minorFont>
         <a:latin typeface="Cambria"/>
-        <a:ea typeface=""/>
+        <a:ea typeface="黑体"/>
         <a:cs typeface=""/>
         <a:font script="Jpan" typeface="ＭＳ 明朝"/>
         <a:font script="Hang" typeface="맑은 고딕"/>
-        <a:font script="Hans" typeface="宋体"/>
-        <a:font script="Hant" typeface="新細明體"/>
+        <a:font script="Hans" typeface="黑体"/>
+        <a:font script="Hant" typeface="黑体"/>
         <a:font script="Arab" typeface="Arial"/>
         <a:font script="Hebr" typeface="Arial"/>
         <a:font script="Thai" typeface="Cordia New"/>

--- a/12-通用拓扑结构/07-其他拓扑/环形结构/环形结构.docx
+++ b/12-通用拓扑结构/07-其他拓扑/环形结构/环形结构.docx
@@ -2116,7 +2116,7 @@
           <w:color w:val="555555"/>
           <w:sz w:val="21"/>
         </w:rPr>
-        <w:t>材料收集者：杜文杰，WX手机：19519196569，QQ:3478827729</w:t>
+        <w:t>材料收集者：杜文杰，微信/手机：19519196569，QQ:3478827729</w:t>
       </w:r>
     </w:p>
     <w:sectPr>
